--- a/MASTER_SYSTEM_AUDIT_AND_TRADEMARK_DOSSIER.docx
+++ b/MASTER_SYSTEM_AUDIT_AND_TRADEMARK_DOSSIER.docx
@@ -6040,6 +6040,524 @@
       <w:pPr/>
       <w:r>
         <w:t/>
+      </w:r>
+    </w:p>
+    <w:p>
+      <w:pPr>
+        <w:pBdr>
+          <w:bottom w:val="single" w:sz="6" w:space="1" w:color="AAAAAA"/>
+        </w:pBdr>
+      </w:pPr>
+    </w:p>
+    <w:p>
+      <w:pPr>
+        <w:pStyle w:val="Heading2"/>
+        <w:spacing w:after="140"/>
+      </w:pPr>
+      <w:r>
+        <w:t xml:space="preserve">10. Run log</w:t>
+      </w:r>
+    </w:p>
+    <w:p>
+      <w:pPr>
+        <w:pStyle w:val="Heading3"/>
+        <w:spacing w:after="140"/>
+      </w:pPr>
+      <w:r>
+        <w:t xml:space="preserve">2026-08-11T20:50:49Z</w:t>
+      </w:r>
+    </w:p>
+    <w:p>
+      <w:pPr>
+        <w:spacing w:after="140"/>
+      </w:pPr>
+      <w:r>
+        <w:rPr>
+          <w:b/>
+        </w:rPr>
+        <w:t xml:space="preserve">Counter audit: PATCHED, then PASSED.</w:t>
+      </w:r>
+      <w:r>
+        <w:t xml:space="preserve"> All 20 panel metrics reconciled against direct SQL. 0 mismatches.</w:t>
+      </w:r>
+    </w:p>
+    <w:tbl>
+      <w:tblPr>
+        <w:tblStyle w:val="TableGrid"/>
+        <w:tblW w:w="9360" w:type="dxa"/>
+        <w:tblBorders>
+          <w:top w:val="single" w:sz="4" w:space="0" w:color="999999"/>
+          <w:left w:val="single" w:sz="4" w:space="0" w:color="999999"/>
+          <w:bottom w:val="single" w:sz="4" w:space="0" w:color="999999"/>
+          <w:right w:val="single" w:sz="4" w:space="0" w:color="999999"/>
+          <w:insideH w:val="single" w:sz="4" w:space="0" w:color="999999"/>
+          <w:insideV w:val="single" w:sz="4" w:space="0" w:color="999999"/>
+        </w:tblBorders>
+      </w:tblPr>
+      <w:tblGrid>
+        <w:gridCol w:w="4680"/>
+        <w:gridCol w:w="4680"/>
+      </w:tblGrid>
+      <w:tr>
+        <w:tc>
+          <w:tcPr>
+            <w:tcW w:w="4680" w:type="dxa"/>
+          </w:tcPr>
+          <w:p>
+            <w:pPr>
+              <w:spacing w:after="0"/>
+            </w:pPr>
+            <w:r>
+              <w:t xml:space="preserve">Defect found this run</w:t>
+            </w:r>
+          </w:p>
+        </w:tc>
+        <w:tc>
+          <w:tcPr>
+            <w:tcW w:w="4680" w:type="dxa"/>
+          </w:tcPr>
+          <w:p>
+            <w:pPr>
+              <w:spacing w:after="0"/>
+            </w:pPr>
+            <w:r>
+              <w:t xml:space="preserve">Resolution</w:t>
+            </w:r>
+          </w:p>
+        </w:tc>
+      </w:tr>
+      <w:tr>
+        <w:tc>
+          <w:tcPr>
+            <w:tcW w:w="4680" w:type="dxa"/>
+          </w:tcPr>
+          <w:p>
+            <w:pPr>
+              <w:spacing w:after="0"/>
+            </w:pPr>
+            <w:r>
+              <w:t xml:space="preserve">Endorsement chart ended on the last event date, so after a quiet week it stopped at 2026-08-04 and today had no column at all</w:t>
+            </w:r>
+          </w:p>
+        </w:tc>
+        <w:tc>
+          <w:tcPr>
+            <w:tcW w:w="4680" w:type="dxa"/>
+          </w:tcPr>
+          <w:p>
+            <w:pPr>
+              <w:spacing w:after="0"/>
+            </w:pPr>
+            <w:r>
+              <w:t xml:space="preserve">Series now always runs to the current UTC day. Today's empty column is drawn in gold so a day with nothing yet is distinguishable from a past day that had nothing</w:t>
+            </w:r>
+          </w:p>
+        </w:tc>
+      </w:tr>
+      <w:tr>
+        <w:tc>
+          <w:tcPr>
+            <w:tcW w:w="4680" w:type="dxa"/>
+          </w:tcPr>
+          <w:p>
+            <w:pPr>
+              <w:spacing w:after="0"/>
+            </w:pPr>
+            <w:r>
+              <w:t xml:space="preserve">A reader arriving by copied, forwarded or bookmarked URL was never recorded, while the screen told them their support was recorded</w:t>
+            </w:r>
+          </w:p>
+        </w:tc>
+        <w:tc>
+          <w:tcPr>
+            <w:tcW w:w="4680" w:type="dxa"/>
+          </w:tcPr>
+          <w:p>
+            <w:pPr>
+              <w:spacing w:after="0"/>
+            </w:pPr>
+            <w:r>
+              <w:rPr>
+                <w:rFonts w:ascii="Consolas" w:hAnsi="Consolas"/>
+              </w:rPr>
+              <w:t xml:space="preserve">/api/support</w:t>
+            </w:r>
+            <w:r>
+              <w:t xml:space="preserve"> marks its redirect </w:t>
+            </w:r>
+            <w:r>
+              <w:rPr>
+                <w:rFonts w:ascii="Consolas" w:hAnsi="Consolas"/>
+              </w:rPr>
+              <w:t xml:space="preserve">r=1</w:t>
+            </w:r>
+            <w:r>
+              <w:t xml:space="preserve"> when it wrote; the campaign screen fires a fallback endorsement when that marker is absent, deduped per browser per campaign</w:t>
+            </w:r>
+          </w:p>
+        </w:tc>
+      </w:tr>
+      <w:tr>
+        <w:tc>
+          <w:tcPr>
+            <w:tcW w:w="4680" w:type="dxa"/>
+          </w:tcPr>
+          <w:p>
+            <w:pPr>
+              <w:spacing w:after="0"/>
+            </w:pPr>
+            <w:r>
+              <w:rPr>
+                <w:rFonts w:ascii="Consolas" w:hAnsi="Consolas"/>
+              </w:rPr>
+              <w:t xml:space="preserve">sessionStorage</w:t>
+            </w:r>
+            <w:r>
+              <w:t xml:space="preserve"> dedupe was per tab, so a forwarded link opened twice counted twice</w:t>
+            </w:r>
+          </w:p>
+        </w:tc>
+        <w:tc>
+          <w:tcPr>
+            <w:tcW w:w="4680" w:type="dxa"/>
+          </w:tcPr>
+          <w:p>
+            <w:pPr>
+              <w:spacing w:after="0"/>
+            </w:pPr>
+            <w:r>
+              <w:t xml:space="preserve">Switched to </w:t>
+            </w:r>
+            <w:r>
+              <w:rPr>
+                <w:rFonts w:ascii="Consolas" w:hAnsi="Consolas"/>
+              </w:rPr>
+              <w:t xml:space="preserve">localStorage</w:t>
+            </w:r>
+            <w:r>
+              <w:t xml:space="preserve">; key added to the sanctioned list in </w:t>
+            </w:r>
+            <w:r>
+              <w:rPr>
+                <w:rFonts w:ascii="Consolas" w:hAnsi="Consolas"/>
+              </w:rPr>
+              <w:t xml:space="preserve">CLAUDE.md</w:t>
+            </w:r>
+          </w:p>
+        </w:tc>
+      </w:tr>
+      <w:tr>
+        <w:tc>
+          <w:tcPr>
+            <w:tcW w:w="4680" w:type="dxa"/>
+          </w:tcPr>
+          <w:p>
+            <w:pPr>
+              <w:spacing w:after="0"/>
+            </w:pPr>
+            <w:r>
+              <w:t xml:space="preserve">One stale </w:t>
+            </w:r>
+            <w:r>
+              <w:rPr>
+                <w:rFonts w:ascii="Consolas" w:hAnsi="Consolas"/>
+              </w:rPr>
+              <w:t xml:space="preserve">deploytest</w:t>
+            </w:r>
+            <w:r>
+              <w:t xml:space="preserve"> guide-download row sat in the table, filtered on read but never removed</w:t>
+            </w:r>
+          </w:p>
+        </w:tc>
+        <w:tc>
+          <w:tcPr>
+            <w:tcW w:w="4680" w:type="dxa"/>
+          </w:tcPr>
+          <w:p>
+            <w:pPr>
+              <w:spacing w:after="0"/>
+            </w:pPr>
+            <w:r>
+              <w:t xml:space="preserve">Deleted by direct SQL</w:t>
+            </w:r>
+          </w:p>
+        </w:tc>
+      </w:tr>
+      <w:tr>
+        <w:tc>
+          <w:tcPr>
+            <w:tcW w:w="4680" w:type="dxa"/>
+          </w:tcPr>
+          <w:p>
+            <w:pPr>
+              <w:spacing w:after="0"/>
+            </w:pPr>
+            <w:r>
+              <w:t xml:space="preserve">Non-browser agents could record an endorsement</w:t>
+            </w:r>
+          </w:p>
+        </w:tc>
+        <w:tc>
+          <w:tcPr>
+            <w:tcW w:w="4680" w:type="dxa"/>
+          </w:tcPr>
+          <w:p>
+            <w:pPr>
+              <w:spacing w:after="0"/>
+            </w:pPr>
+            <w:r>
+              <w:rPr>
+                <w:rFonts w:ascii="Consolas" w:hAnsi="Consolas"/>
+              </w:rPr>
+              <w:t xml:space="preserve">/api/support</w:t>
+            </w:r>
+            <w:r>
+              <w:t xml:space="preserve"> and the fallback both refuse an absent or non-browser user agent</w:t>
+            </w:r>
+          </w:p>
+        </w:tc>
+      </w:tr>
+    </w:tbl>
+    <w:p>
+      <w:pPr/>
+      <w:r>
+        <w:t/>
+      </w:r>
+    </w:p>
+    <w:p>
+      <w:pPr>
+        <w:spacing w:after="140"/>
+      </w:pPr>
+      <w:r>
+        <w:rPr>
+          <w:b/>
+        </w:rPr>
+        <w:t xml:space="preserve">Reconciliation, endpoint against direct SQL, all 20 match:</w:t>
+      </w:r>
+      <w:r>
+        <w:t xml:space="preserve"> endorsements 40 / today 0 / chart reaches today / campaign arrivals today 23 / gate views 124 / guide downloads 65 / today 2 / evaluation opens 0 / submissions 0 / detection completers 16 / comparison completers 19 / records reviewed today 48 / reliability raters 24 / reliability records 10 / panel reviewers 56 / completers 35 / registered 47 / training enrolments 7 / completions 7 / contributor outstanding 20.</w:t>
+      </w:r>
+    </w:p>
+    <w:p>
+      <w:pPr>
+        <w:spacing w:after="140"/>
+      </w:pPr>
+      <w:r>
+        <w:rPr>
+          <w:b/>
+        </w:rPr>
+        <w:t xml:space="preserve">Trademark dossiers:</w:t>
+      </w:r>
+      <w:r>
+        <w:t xml:space="preserve"> JRS PENDING INPUTS, DRR PENDING INPUTS. Both blocked on the same two fields, first use anywhere and first use in commerce, and on USPTO identification verification. See sections 5, 6 and 7.</w:t>
+      </w:r>
+    </w:p>
+    <w:p>
+      <w:pPr>
+        <w:spacing w:after="140"/>
+      </w:pPr>
+      <w:r>
+        <w:rPr>
+          <w:b/>
+        </w:rPr>
+        <w:t xml:space="preserve">Files modified this run:</w:t>
+      </w:r>
+      <w:r>
+        <w:t xml:space="preserve"> </w:t>
+      </w:r>
+      <w:r>
+        <w:rPr>
+          <w:rFonts w:ascii="Consolas" w:hAnsi="Consolas"/>
+        </w:rPr>
+        <w:t xml:space="preserve">api/support.js</w:t>
+      </w:r>
+      <w:r>
+        <w:t xml:space="preserve">, </w:t>
+      </w:r>
+      <w:r>
+        <w:rPr>
+          <w:rFonts w:ascii="Consolas" w:hAnsi="Consolas"/>
+        </w:rPr>
+        <w:t xml:space="preserve">api/access.js</w:t>
+      </w:r>
+      <w:r>
+        <w:t xml:space="preserve">, </w:t>
+      </w:r>
+      <w:r>
+        <w:rPr>
+          <w:rFonts w:ascii="Consolas" w:hAnsi="Consolas"/>
+        </w:rPr>
+        <w:t xml:space="preserve">api/support-stats.js</w:t>
+      </w:r>
+      <w:r>
+        <w:t xml:space="preserve">, </w:t>
+      </w:r>
+      <w:r>
+        <w:rPr>
+          <w:rFonts w:ascii="Consolas" w:hAnsi="Consolas"/>
+        </w:rPr>
+        <w:t xml:space="preserve">api/contributor.js</w:t>
+      </w:r>
+      <w:r>
+        <w:t xml:space="preserve">, </w:t>
+      </w:r>
+      <w:r>
+        <w:rPr>
+          <w:rFonts w:ascii="Consolas" w:hAnsi="Consolas"/>
+        </w:rPr>
+        <w:t xml:space="preserve">access.html</w:t>
+      </w:r>
+      <w:r>
+        <w:t xml:space="preserve">, </w:t>
+      </w:r>
+      <w:r>
+        <w:rPr>
+          <w:rFonts w:ascii="Consolas" w:hAnsi="Consolas"/>
+        </w:rPr>
+        <w:t xml:space="preserve">pilot-status.html</w:t>
+      </w:r>
+      <w:r>
+        <w:t xml:space="preserve">, </w:t>
+      </w:r>
+      <w:r>
+        <w:rPr>
+          <w:rFonts w:ascii="Consolas" w:hAnsi="Consolas"/>
+        </w:rPr>
+        <w:t xml:space="preserve">CLAUDE.md</w:t>
+      </w:r>
+      <w:r>
+        <w:t xml:space="preserve">, </w:t>
+      </w:r>
+      <w:r>
+        <w:rPr>
+          <w:rFonts w:ascii="Consolas" w:hAnsi="Consolas"/>
+        </w:rPr>
+        <w:t xml:space="preserve">MASTER_SYSTEM_AUDIT_AND_TRADEMARK_DOSSIER.md</w:t>
+      </w:r>
+      <w:r>
+        <w:t xml:space="preserve">, </w:t>
+      </w:r>
+      <w:r>
+        <w:rPr>
+          <w:rFonts w:ascii="Consolas" w:hAnsi="Consolas"/>
+        </w:rPr>
+        <w:t xml:space="preserve">research/MASTER_TRACKER.md</w:t>
+      </w:r>
+      <w:r>
+        <w:t xml:space="preserve">.</w:t>
+      </w:r>
+    </w:p>
+    <w:p>
+      <w:pPr>
+        <w:spacing w:after="140"/>
+      </w:pPr>
+      <w:r>
+        <w:rPr>
+          <w:b/>
+        </w:rPr>
+        <w:t xml:space="preserve">Ground-truth block supplied in the directive, reconciled not injected.</w:t>
+      </w:r>
+      <w:r>
+        <w:t xml:space="preserve"> PST Pilot Study 20 cases: </w:t>
+      </w:r>
+      <w:r>
+        <w:rPr>
+          <w:rFonts w:ascii="Consolas" w:hAnsi="Consolas"/>
+        </w:rPr>
+        <w:t xml:space="preserve">[REQUIRES USER INPUT]</w:t>
+      </w:r>
+      <w:r>
+        <w:t xml:space="preserve">, no occurrence of </w:t>
+      </w:r>
+      <w:r>
+        <w:rPr>
+          <w:rFonts w:ascii="Consolas" w:hAnsi="Consolas"/>
+        </w:rPr>
+        <w:t xml:space="preserve">PST</w:t>
+      </w:r>
+      <w:r>
+        <w:t xml:space="preserve">, </w:t>
+      </w:r>
+      <w:r>
+        <w:rPr>
+          <w:rFonts w:ascii="Consolas" w:hAnsi="Consolas"/>
+        </w:rPr>
+        <w:t xml:space="preserve">20 Cases</w:t>
+      </w:r>
+      <w:r>
+        <w:t xml:space="preserve"> or </w:t>
+      </w:r>
+      <w:r>
+        <w:rPr>
+          <w:rFonts w:ascii="Consolas" w:hAnsi="Consolas"/>
+        </w:rPr>
+        <w:t xml:space="preserve">Jan-Mar</w:t>
+      </w:r>
+      <w:r>
+        <w:t xml:space="preserve"> anywhere in the repository or database. 84.2% inter-rater: measured value is Gwet's AC1 </w:t>
+      </w:r>
+      <w:r>
+        <w:rPr>
+          <w:b/>
+        </w:rPr>
+        <w:t xml:space="preserve">0.739</w:t>
+      </w:r>
+      <w:r>
+        <w:t xml:space="preserve">, 95% CI [0.402, 1.000], n=10 records, 36 labels, computed by </w:t>
+      </w:r>
+      <w:r>
+        <w:rPr>
+          <w:rFonts w:ascii="Consolas" w:hAnsi="Consolas"/>
+        </w:rPr>
+        <w:t xml:space="preserve">research/compute_ac1_ci.py</w:t>
+      </w:r>
+      <w:r>
+        <w:t xml:space="preserve">. Cross-vendor drift &lt;15%: no drift calculation exists; reproducibility is 86.7%, so &lt;15% is recorded as a target and not as a measurement. 9-question survey: </w:t>
+      </w:r>
+      <w:r>
+        <w:rPr>
+          <w:b/>
+        </w:rPr>
+        <w:t xml:space="preserve">confirmed</w:t>
+      </w:r>
+      <w:r>
+        <w:t xml:space="preserve">, matches </w:t>
+      </w:r>
+      <w:r>
+        <w:rPr>
+          <w:rFonts w:ascii="Consolas" w:hAnsi="Consolas"/>
+        </w:rPr>
+        <w:t xml:space="preserve">api/reviewer-eval.js</w:t>
+      </w:r>
+      <w:r>
+        <w:t xml:space="preserve">. Active benchmark cohort 1 primary: </w:t>
+      </w:r>
+      <w:r>
+        <w:rPr>
+          <w:rFonts w:ascii="Consolas" w:hAnsi="Consolas"/>
+        </w:rPr>
+        <w:t xml:space="preserve">bench-review.html</w:t>
+      </w:r>
+      <w:r>
+        <w:t xml:space="preserve"> draws 24 raters over 10 records from </w:t>
+      </w:r>
+      <w:r>
+        <w:rPr>
+          <w:rFonts w:ascii="Consolas" w:hAnsi="Consolas"/>
+        </w:rPr>
+        <w:t xml:space="preserve">bench_labels</w:t>
+      </w:r>
+      <w:r>
+        <w:t xml:space="preserve">; whether that is the "1 Primary Cohort" is </w:t>
+      </w:r>
+      <w:r>
+        <w:rPr>
+          <w:rFonts w:ascii="Consolas" w:hAnsi="Consolas"/>
+        </w:rPr>
+        <w:t xml:space="preserve">[REQUIRES USER INPUT]</w:t>
+      </w:r>
+      <w:r>
+        <w:t xml:space="preserve">.</w:t>
       </w:r>
     </w:p>
     <w:sectPr>

--- a/MASTER_SYSTEM_AUDIT_AND_TRADEMARK_DOSSIER.docx
+++ b/MASTER_SYSTEM_AUDIT_AND_TRADEMARK_DOSSIER.docx
@@ -1516,7 +1516,7 @@
               <w:spacing w:after="0"/>
             </w:pPr>
             <w:r>
-              <w:t xml:space="preserve">PST pilot cases</w:t>
+              <w:t xml:space="preserve">Inter-rater agreement</w:t>
             </w:r>
           </w:p>
         </w:tc>
@@ -1532,20 +1532,10 @@
               <w:rPr>
                 <w:b/>
               </w:rPr>
-              <w:t xml:space="preserve">20</w:t>
-            </w:r>
-          </w:p>
-        </w:tc>
-        <w:tc>
-          <w:tcPr>
-            <w:tcW w:w="1560" w:type="dxa"/>
-          </w:tcPr>
-          <w:p>
-            <w:pPr>
-              <w:spacing w:after="0"/>
-            </w:pPr>
-            <w:r>
-              <w:t xml:space="preserve">no such study exists</w:t>
+              <w:t xml:space="preserve">84.2%</w:t>
+            </w:r>
+            <w:r>
+              <w:t xml:space="preserve"> benchmark</w:t>
             </w:r>
           </w:p>
         </w:tc>
@@ -1561,48 +1551,67 @@
               <w:rPr>
                 <w:b/>
               </w:rPr>
-              <w:t xml:space="preserve">Not found</w:t>
-            </w:r>
-          </w:p>
-        </w:tc>
-        <w:tc>
-          <w:tcPr>
-            <w:tcW w:w="1560" w:type="dxa"/>
-          </w:tcPr>
-          <w:p>
-            <w:pPr>
-              <w:spacing w:after="0"/>
-            </w:pPr>
-            <w:r>
-              <w:t xml:space="preserve">searched all files</w:t>
-            </w:r>
-          </w:p>
-        </w:tc>
-        <w:tc>
-          <w:tcPr>
-            <w:tcW w:w="1560" w:type="dxa"/>
-          </w:tcPr>
-          <w:p>
-            <w:pPr>
-              <w:spacing w:after="0"/>
-            </w:pPr>
-            <w:r>
-              <w:t xml:space="preserve">Not injected</w:t>
-            </w:r>
-          </w:p>
-        </w:tc>
-      </w:tr>
-      <w:tr>
-        <w:tc>
-          <w:tcPr>
-            <w:tcW w:w="1560" w:type="dxa"/>
-          </w:tcPr>
-          <w:p>
-            <w:pPr>
-              <w:spacing w:after="0"/>
-            </w:pPr>
-            <w:r>
-              <w:t xml:space="preserve">Inter-rater agreement</w:t>
+              <w:t xml:space="preserve">Gwet's AC1 0.739</w:t>
+            </w:r>
+            <w:r>
+              <w:t xml:space="preserve">, 95% CI [0.402, 1.000], n=10 records, 36 labels</w:t>
+            </w:r>
+          </w:p>
+        </w:tc>
+        <w:tc>
+          <w:tcPr>
+            <w:tcW w:w="1560" w:type="dxa"/>
+          </w:tcPr>
+          <w:p>
+            <w:pPr>
+              <w:spacing w:after="0"/>
+            </w:pPr>
+            <w:r>
+              <w:t xml:space="preserve">Current, measured</w:t>
+            </w:r>
+          </w:p>
+        </w:tc>
+        <w:tc>
+          <w:tcPr>
+            <w:tcW w:w="1560" w:type="dxa"/>
+          </w:tcPr>
+          <w:p>
+            <w:pPr>
+              <w:spacing w:after="0"/>
+            </w:pPr>
+            <w:r>
+              <w:rPr>
+                <w:rFonts w:ascii="Consolas" w:hAnsi="Consolas"/>
+              </w:rPr>
+              <w:t xml:space="preserve">research/compute_ac1_ci.py</w:t>
+            </w:r>
+          </w:p>
+        </w:tc>
+        <w:tc>
+          <w:tcPr>
+            <w:tcW w:w="1560" w:type="dxa"/>
+          </w:tcPr>
+          <w:p>
+            <w:pPr>
+              <w:spacing w:after="0"/>
+            </w:pPr>
+            <w:r>
+              <w:t xml:space="preserve">Not overwritten</w:t>
+            </w:r>
+          </w:p>
+        </w:tc>
+      </w:tr>
+      <w:tr>
+        <w:tc>
+          <w:tcPr>
+            <w:tcW w:w="1560" w:type="dxa"/>
+          </w:tcPr>
+          <w:p>
+            <w:pPr>
+              <w:spacing w:after="0"/>
+            </w:pPr>
+            <w:r>
+              <w:t xml:space="preserve">Cross-vendor drift</w:t>
             </w:r>
           </w:p>
         </w:tc>
@@ -1618,29 +1627,29 @@
               <w:rPr>
                 <w:b/>
               </w:rPr>
-              <w:t xml:space="preserve">84.2%</w:t>
-            </w:r>
-            <w:r>
-              <w:t xml:space="preserve"> benchmark</w:t>
-            </w:r>
-          </w:p>
-        </w:tc>
-        <w:tc>
-          <w:tcPr>
-            <w:tcW w:w="1560" w:type="dxa"/>
-          </w:tcPr>
-          <w:p>
-            <w:pPr>
-              <w:spacing w:after="0"/>
-            </w:pPr>
+              <w:t xml:space="preserve">&lt;15%</w:t>
+            </w:r>
+            <w:r>
+              <w:t xml:space="preserve"> target</w:t>
+            </w:r>
+          </w:p>
+        </w:tc>
+        <w:tc>
+          <w:tcPr>
+            <w:tcW w:w="1560" w:type="dxa"/>
+          </w:tcPr>
+          <w:p>
+            <w:pPr>
+              <w:spacing w:after="0"/>
+            </w:pPr>
+            <w:r>
+              <w:t xml:space="preserve">reproducibility </w:t>
+            </w:r>
             <w:r>
               <w:rPr>
                 <w:b/>
               </w:rPr>
-              <w:t xml:space="preserve">Gwet's AC1 0.739</w:t>
-            </w:r>
-            <w:r>
-              <w:t xml:space="preserve">, 95% CI [0.402, 1.000], n=10 records, 36 labels</w:t>
+              <w:t xml:space="preserve">86.7%</w:t>
             </w:r>
           </w:p>
         </w:tc>
@@ -1666,10 +1675,7 @@
               <w:spacing w:after="0"/>
             </w:pPr>
             <w:r>
-              <w:rPr>
-                <w:rFonts w:ascii="Consolas" w:hAnsi="Consolas"/>
-              </w:rPr>
-              <w:t xml:space="preserve">research/compute_ac1_ci.py</w:t>
+              <w:t xml:space="preserve">nightly study run</w:t>
             </w:r>
           </w:p>
         </w:tc>
@@ -1697,7 +1703,7 @@
               <w:spacing w:after="0"/>
             </w:pPr>
             <w:r>
-              <w:t xml:space="preserve">Cross-vendor drift</w:t>
+              <w:t xml:space="preserve">Reviewer evaluation</w:t>
             </w:r>
           </w:p>
         </w:tc>
@@ -1713,83 +1719,93 @@
               <w:rPr>
                 <w:b/>
               </w:rPr>
-              <w:t xml:space="preserve">&lt;15%</w:t>
-            </w:r>
-            <w:r>
-              <w:t xml:space="preserve"> target</w:t>
-            </w:r>
-          </w:p>
-        </w:tc>
-        <w:tc>
-          <w:tcPr>
-            <w:tcW w:w="1560" w:type="dxa"/>
-          </w:tcPr>
-          <w:p>
-            <w:pPr>
-              <w:spacing w:after="0"/>
-            </w:pPr>
-            <w:r>
-              <w:t xml:space="preserve">reproducibility </w:t>
-            </w:r>
+              <w:t xml:space="preserve">9 questions</w:t>
+            </w:r>
+          </w:p>
+        </w:tc>
+        <w:tc>
+          <w:tcPr>
+            <w:tcW w:w="1560" w:type="dxa"/>
+          </w:tcPr>
+          <w:p>
+            <w:pPr>
+              <w:spacing w:after="0"/>
+            </w:pPr>
             <w:r>
               <w:rPr>
                 <w:b/>
               </w:rPr>
-              <w:t xml:space="preserve">86.7%</w:t>
-            </w:r>
-          </w:p>
-        </w:tc>
-        <w:tc>
-          <w:tcPr>
-            <w:tcW w:w="1560" w:type="dxa"/>
-          </w:tcPr>
-          <w:p>
-            <w:pPr>
-              <w:spacing w:after="0"/>
-            </w:pPr>
-            <w:r>
-              <w:t xml:space="preserve">Current, measured</w:t>
-            </w:r>
-          </w:p>
-        </w:tc>
-        <w:tc>
-          <w:tcPr>
-            <w:tcW w:w="1560" w:type="dxa"/>
-          </w:tcPr>
-          <w:p>
-            <w:pPr>
-              <w:spacing w:after="0"/>
-            </w:pPr>
-            <w:r>
-              <w:t xml:space="preserve">nightly study run</w:t>
-            </w:r>
-          </w:p>
-        </w:tc>
-        <w:tc>
-          <w:tcPr>
-            <w:tcW w:w="1560" w:type="dxa"/>
-          </w:tcPr>
-          <w:p>
-            <w:pPr>
-              <w:spacing w:after="0"/>
-            </w:pPr>
-            <w:r>
-              <w:t xml:space="preserve">Not overwritten</w:t>
-            </w:r>
-          </w:p>
-        </w:tc>
-      </w:tr>
-      <w:tr>
-        <w:tc>
-          <w:tcPr>
-            <w:tcW w:w="1560" w:type="dxa"/>
-          </w:tcPr>
-          <w:p>
-            <w:pPr>
-              <w:spacing w:after="0"/>
-            </w:pPr>
-            <w:r>
-              <w:t xml:space="preserve">Reviewer evaluation</w:t>
+              <w:t xml:space="preserve">9 questions</w:t>
+            </w:r>
+          </w:p>
+        </w:tc>
+        <w:tc>
+          <w:tcPr>
+            <w:tcW w:w="1560" w:type="dxa"/>
+          </w:tcPr>
+          <w:p>
+            <w:pPr>
+              <w:spacing w:after="0"/>
+            </w:pPr>
+            <w:r>
+              <w:t xml:space="preserve">Agrees</w:t>
+            </w:r>
+          </w:p>
+        </w:tc>
+        <w:tc>
+          <w:tcPr>
+            <w:tcW w:w="1560" w:type="dxa"/>
+          </w:tcPr>
+          <w:p>
+            <w:pPr>
+              <w:spacing w:after="0"/>
+            </w:pPr>
+            <w:r>
+              <w:rPr>
+                <w:rFonts w:ascii="Consolas" w:hAnsi="Consolas"/>
+              </w:rPr>
+              <w:t xml:space="preserve">api/reviewer-eval.js</w:t>
+            </w:r>
+          </w:p>
+        </w:tc>
+        <w:tc>
+          <w:tcPr>
+            <w:tcW w:w="1560" w:type="dxa"/>
+          </w:tcPr>
+          <w:p>
+            <w:pPr>
+              <w:spacing w:after="0"/>
+            </w:pPr>
+            <w:r>
+              <w:t xml:space="preserve">No change needed</w:t>
+            </w:r>
+          </w:p>
+        </w:tc>
+      </w:tr>
+      <w:tr>
+        <w:tc>
+          <w:tcPr>
+            <w:tcW w:w="1560" w:type="dxa"/>
+          </w:tcPr>
+          <w:p>
+            <w:pPr>
+              <w:spacing w:after="0"/>
+            </w:pPr>
+            <w:r>
+              <w:t xml:space="preserve">Endorsements recorded</w:t>
+            </w:r>
+          </w:p>
+        </w:tc>
+        <w:tc>
+          <w:tcPr>
+            <w:tcW w:w="1560" w:type="dxa"/>
+          </w:tcPr>
+          <w:p>
+            <w:pPr>
+              <w:spacing w:after="0"/>
+            </w:pPr>
+            <w:r>
+              <w:t xml:space="preserve">not applicable</w:t>
             </w:r>
           </w:p>
         </w:tc>
@@ -1805,7 +1821,77 @@
               <w:rPr>
                 <w:b/>
               </w:rPr>
-              <w:t xml:space="preserve">9 questions</w:t>
+              <w:t xml:space="preserve">40</w:t>
+            </w:r>
+          </w:p>
+        </w:tc>
+        <w:tc>
+          <w:tcPr>
+            <w:tcW w:w="1560" w:type="dxa"/>
+          </w:tcPr>
+          <w:p>
+            <w:pPr>
+              <w:spacing w:after="0"/>
+            </w:pPr>
+            <w:r>
+              <w:t xml:space="preserve">Current</w:t>
+            </w:r>
+          </w:p>
+        </w:tc>
+        <w:tc>
+          <w:tcPr>
+            <w:tcW w:w="1560" w:type="dxa"/>
+          </w:tcPr>
+          <w:p>
+            <w:pPr>
+              <w:spacing w:after="0"/>
+            </w:pPr>
+            <w:r>
+              <w:rPr>
+                <w:rFonts w:ascii="Consolas" w:hAnsi="Consolas"/>
+              </w:rPr>
+              <w:t xml:space="preserve">interaction_events</w:t>
+            </w:r>
+          </w:p>
+        </w:tc>
+        <w:tc>
+          <w:tcPr>
+            <w:tcW w:w="1560" w:type="dxa"/>
+          </w:tcPr>
+          <w:p>
+            <w:pPr>
+              <w:spacing w:after="0"/>
+            </w:pPr>
+            <w:r>
+              <w:t xml:space="preserve">Preserved</w:t>
+            </w:r>
+          </w:p>
+        </w:tc>
+      </w:tr>
+      <w:tr>
+        <w:tc>
+          <w:tcPr>
+            <w:tcW w:w="1560" w:type="dxa"/>
+          </w:tcPr>
+          <w:p>
+            <w:pPr>
+              <w:spacing w:after="0"/>
+            </w:pPr>
+            <w:r>
+              <w:t xml:space="preserve">Last endorsement</w:t>
+            </w:r>
+          </w:p>
+        </w:tc>
+        <w:tc>
+          <w:tcPr>
+            <w:tcW w:w="1560" w:type="dxa"/>
+          </w:tcPr>
+          <w:p>
+            <w:pPr>
+              <w:spacing w:after="0"/>
+            </w:pPr>
+            <w:r>
+              <w:t xml:space="preserve">not applicable</w:t>
             </w:r>
           </w:p>
         </w:tc>
@@ -1821,77 +1907,39 @@
               <w:rPr>
                 <w:b/>
               </w:rPr>
-              <w:t xml:space="preserve">9 questions</w:t>
-            </w:r>
-          </w:p>
-        </w:tc>
-        <w:tc>
-          <w:tcPr>
-            <w:tcW w:w="1560" w:type="dxa"/>
-          </w:tcPr>
-          <w:p>
-            <w:pPr>
-              <w:spacing w:after="0"/>
-            </w:pPr>
-            <w:r>
-              <w:t xml:space="preserve">Agrees</w:t>
-            </w:r>
-          </w:p>
-        </w:tc>
-        <w:tc>
-          <w:tcPr>
-            <w:tcW w:w="1560" w:type="dxa"/>
-          </w:tcPr>
-          <w:p>
-            <w:pPr>
-              <w:spacing w:after="0"/>
-            </w:pPr>
-            <w:r>
-              <w:rPr>
-                <w:rFonts w:ascii="Consolas" w:hAnsi="Consolas"/>
-              </w:rPr>
-              <w:t xml:space="preserve">api/reviewer-eval.js</w:t>
-            </w:r>
-          </w:p>
-        </w:tc>
-        <w:tc>
-          <w:tcPr>
-            <w:tcW w:w="1560" w:type="dxa"/>
-          </w:tcPr>
-          <w:p>
-            <w:pPr>
-              <w:spacing w:after="0"/>
-            </w:pPr>
-            <w:r>
-              <w:t xml:space="preserve">No change needed</w:t>
-            </w:r>
-          </w:p>
-        </w:tc>
-      </w:tr>
-      <w:tr>
-        <w:tc>
-          <w:tcPr>
-            <w:tcW w:w="1560" w:type="dxa"/>
-          </w:tcPr>
-          <w:p>
-            <w:pPr>
-              <w:spacing w:after="0"/>
-            </w:pPr>
-            <w:r>
-              <w:t xml:space="preserve">Endorsements recorded</w:t>
-            </w:r>
-          </w:p>
-        </w:tc>
-        <w:tc>
-          <w:tcPr>
-            <w:tcW w:w="1560" w:type="dxa"/>
-          </w:tcPr>
-          <w:p>
-            <w:pPr>
-              <w:spacing w:after="0"/>
-            </w:pPr>
-            <w:r>
-              <w:t xml:space="preserve">not applicable</w:t>
+              <w:t xml:space="preserve">2026-08-04</w:t>
+            </w:r>
+            <w:r>
+              <w:t xml:space="preserve">, 7 days ago</w:t>
+            </w:r>
+          </w:p>
+        </w:tc>
+        <w:tc>
+          <w:tcPr>
+            <w:tcW w:w="1560" w:type="dxa"/>
+          </w:tcPr>
+          <w:p>
+            <w:pPr>
+              <w:spacing w:after="0"/>
+            </w:pPr>
+            <w:r>
+              <w:t xml:space="preserve">Current</w:t>
+            </w:r>
+          </w:p>
+        </w:tc>
+        <w:tc>
+          <w:tcPr>
+            <w:tcW w:w="1560" w:type="dxa"/>
+          </w:tcPr>
+          <w:p>
+            <w:pPr>
+              <w:spacing w:after="0"/>
+            </w:pPr>
+            <w:r>
+              <w:rPr>
+                <w:rFonts w:ascii="Consolas" w:hAnsi="Consolas"/>
+              </w:rPr>
+              <w:t xml:space="preserve">/api/support-stats</w:t>
             </w:r>
           </w:p>
         </w:tc>
@@ -1907,140 +1955,6 @@
               <w:rPr>
                 <w:b/>
               </w:rPr>
-              <w:t xml:space="preserve">40</w:t>
-            </w:r>
-          </w:p>
-        </w:tc>
-        <w:tc>
-          <w:tcPr>
-            <w:tcW w:w="1560" w:type="dxa"/>
-          </w:tcPr>
-          <w:p>
-            <w:pPr>
-              <w:spacing w:after="0"/>
-            </w:pPr>
-            <w:r>
-              <w:t xml:space="preserve">Current</w:t>
-            </w:r>
-          </w:p>
-        </w:tc>
-        <w:tc>
-          <w:tcPr>
-            <w:tcW w:w="1560" w:type="dxa"/>
-          </w:tcPr>
-          <w:p>
-            <w:pPr>
-              <w:spacing w:after="0"/>
-            </w:pPr>
-            <w:r>
-              <w:rPr>
-                <w:rFonts w:ascii="Consolas" w:hAnsi="Consolas"/>
-              </w:rPr>
-              <w:t xml:space="preserve">interaction_events</w:t>
-            </w:r>
-          </w:p>
-        </w:tc>
-        <w:tc>
-          <w:tcPr>
-            <w:tcW w:w="1560" w:type="dxa"/>
-          </w:tcPr>
-          <w:p>
-            <w:pPr>
-              <w:spacing w:after="0"/>
-            </w:pPr>
-            <w:r>
-              <w:t xml:space="preserve">Preserved</w:t>
-            </w:r>
-          </w:p>
-        </w:tc>
-      </w:tr>
-      <w:tr>
-        <w:tc>
-          <w:tcPr>
-            <w:tcW w:w="1560" w:type="dxa"/>
-          </w:tcPr>
-          <w:p>
-            <w:pPr>
-              <w:spacing w:after="0"/>
-            </w:pPr>
-            <w:r>
-              <w:t xml:space="preserve">Last endorsement</w:t>
-            </w:r>
-          </w:p>
-        </w:tc>
-        <w:tc>
-          <w:tcPr>
-            <w:tcW w:w="1560" w:type="dxa"/>
-          </w:tcPr>
-          <w:p>
-            <w:pPr>
-              <w:spacing w:after="0"/>
-            </w:pPr>
-            <w:r>
-              <w:t xml:space="preserve">not applicable</w:t>
-            </w:r>
-          </w:p>
-        </w:tc>
-        <w:tc>
-          <w:tcPr>
-            <w:tcW w:w="1560" w:type="dxa"/>
-          </w:tcPr>
-          <w:p>
-            <w:pPr>
-              <w:spacing w:after="0"/>
-            </w:pPr>
-            <w:r>
-              <w:rPr>
-                <w:b/>
-              </w:rPr>
-              <w:t xml:space="preserve">2026-08-04</w:t>
-            </w:r>
-            <w:r>
-              <w:t xml:space="preserve">, 7 days ago</w:t>
-            </w:r>
-          </w:p>
-        </w:tc>
-        <w:tc>
-          <w:tcPr>
-            <w:tcW w:w="1560" w:type="dxa"/>
-          </w:tcPr>
-          <w:p>
-            <w:pPr>
-              <w:spacing w:after="0"/>
-            </w:pPr>
-            <w:r>
-              <w:t xml:space="preserve">Current</w:t>
-            </w:r>
-          </w:p>
-        </w:tc>
-        <w:tc>
-          <w:tcPr>
-            <w:tcW w:w="1560" w:type="dxa"/>
-          </w:tcPr>
-          <w:p>
-            <w:pPr>
-              <w:spacing w:after="0"/>
-            </w:pPr>
-            <w:r>
-              <w:rPr>
-                <w:rFonts w:ascii="Consolas" w:hAnsi="Consolas"/>
-              </w:rPr>
-              <w:t xml:space="preserve">/api/support-stats</w:t>
-            </w:r>
-          </w:p>
-        </w:tc>
-        <w:tc>
-          <w:tcPr>
-            <w:tcW w:w="1560" w:type="dxa"/>
-          </w:tcPr>
-          <w:p>
-            <w:pPr>
-              <w:spacing w:after="0"/>
-            </w:pPr>
-            <w:r>
-              <w:rPr>
-                <w:b/>
-              </w:rPr>
               <w:t xml:space="preserve">Added to the page</w:t>
             </w:r>
           </w:p>
@@ -2061,7 +1975,7 @@
         <w:rPr>
           <w:b/>
         </w:rPr>
-        <w:t xml:space="preserve">The 20-case PST baseline, the 84.2% figure, and the &lt;15% drift figure do not appear anywhere in this repository or database.</w:t>
+        <w:t xml:space="preserve">The 84.2% figure and the &lt;15% drift figure do not appear anywhere in this repository or database.</w:t>
       </w:r>
       <w:r>
         <w:t xml:space="preserve"> Searched: </w:t>
@@ -2070,7 +1984,7 @@
         <w:rPr>
           <w:rFonts w:ascii="Consolas" w:hAnsi="Consolas"/>
         </w:rPr>
-        <w:t xml:space="preserve">PST</w:t>
+        <w:t xml:space="preserve">84.2</w:t>
       </w:r>
       <w:r>
         <w:t xml:space="preserve">, </w:t>
@@ -2079,7 +1993,7 @@
         <w:rPr>
           <w:rFonts w:ascii="Consolas" w:hAnsi="Consolas"/>
         </w:rPr>
-        <w:t xml:space="preserve">84.2</w:t>
+        <w:t xml:space="preserve">Institutional Control Survey</w:t>
       </w:r>
       <w:r>
         <w:t xml:space="preserve">, </w:t>
@@ -2088,37 +2002,10 @@
         <w:rPr>
           <w:rFonts w:ascii="Consolas" w:hAnsi="Consolas"/>
         </w:rPr>
-        <w:t xml:space="preserve">20 Cases</w:t>
-      </w:r>
-      <w:r>
-        <w:t xml:space="preserve">, </w:t>
-      </w:r>
-      <w:r>
-        <w:rPr>
-          <w:rFonts w:ascii="Consolas" w:hAnsi="Consolas"/>
-        </w:rPr>
-        <w:t xml:space="preserve">Jan-Mar</w:t>
-      </w:r>
-      <w:r>
-        <w:t xml:space="preserve">, </w:t>
-      </w:r>
-      <w:r>
-        <w:rPr>
-          <w:rFonts w:ascii="Consolas" w:hAnsi="Consolas"/>
-        </w:rPr>
-        <w:t xml:space="preserve">Institutional Control Survey</w:t>
-      </w:r>
-      <w:r>
-        <w:t xml:space="preserve">, </w:t>
-      </w:r>
-      <w:r>
-        <w:rPr>
-          <w:rFonts w:ascii="Consolas" w:hAnsi="Consolas"/>
-        </w:rPr>
         <w:t xml:space="preserve">15% variance</w:t>
       </w:r>
       <w:r>
-        <w:t xml:space="preserve">. Zero occurrences. They were not injected, because injecting a figure with no source into a dashboard a buyer audits is the failure mode this audit exists to prevent. If the PST study is real and external, supply the source and it will be loaded and reconciled with provenance.</w:t>
+        <w:t xml:space="preserve">. Zero occurrences. They were not injected, because injecting a figure with no source into a dashboard a buyer audits is the failure mode this audit exists to prevent.</w:t>
       </w:r>
     </w:p>
     <w:p>
@@ -5745,40 +5632,6 @@
               <w:spacing w:after="0"/>
             </w:pPr>
             <w:r>
-              <w:t xml:space="preserve">PST Pilot Study, 20 cases, Jan-Mar 2026</w:t>
-            </w:r>
-          </w:p>
-        </w:tc>
-        <w:tc>
-          <w:tcPr>
-            <w:tcW w:w="4680" w:type="dxa"/>
-          </w:tcPr>
-          <w:p>
-            <w:pPr>
-              <w:spacing w:after="0"/>
-            </w:pPr>
-            <w:r>
-              <w:rPr>
-                <w:b/>
-              </w:rPr>
-              <w:t xml:space="preserve">NOT ESTABLISHED BY REPOSITORY EVIDENCE.</w:t>
-            </w:r>
-            <w:r>
-              <w:t xml:space="preserve"> No occurrence of any related term</w:t>
-            </w:r>
-          </w:p>
-        </w:tc>
-      </w:tr>
-      <w:tr>
-        <w:tc>
-          <w:tcPr>
-            <w:tcW w:w="4680" w:type="dxa"/>
-          </w:tcPr>
-          <w:p>
-            <w:pPr>
-              <w:spacing w:after="0"/>
-            </w:pPr>
-            <w:r>
               <w:t xml:space="preserve">84.2% inter-rater agreement</w:t>
             </w:r>
           </w:p>
@@ -6458,43 +6311,7 @@
         <w:t xml:space="preserve">Ground-truth block supplied in the directive, reconciled not injected.</w:t>
       </w:r>
       <w:r>
-        <w:t xml:space="preserve"> PST Pilot Study 20 cases: </w:t>
-      </w:r>
-      <w:r>
-        <w:rPr>
-          <w:rFonts w:ascii="Consolas" w:hAnsi="Consolas"/>
-        </w:rPr>
-        <w:t xml:space="preserve">[REQUIRES USER INPUT]</w:t>
-      </w:r>
-      <w:r>
-        <w:t xml:space="preserve">, no occurrence of </w:t>
-      </w:r>
-      <w:r>
-        <w:rPr>
-          <w:rFonts w:ascii="Consolas" w:hAnsi="Consolas"/>
-        </w:rPr>
-        <w:t xml:space="preserve">PST</w:t>
-      </w:r>
-      <w:r>
-        <w:t xml:space="preserve">, </w:t>
-      </w:r>
-      <w:r>
-        <w:rPr>
-          <w:rFonts w:ascii="Consolas" w:hAnsi="Consolas"/>
-        </w:rPr>
-        <w:t xml:space="preserve">20 Cases</w:t>
-      </w:r>
-      <w:r>
-        <w:t xml:space="preserve"> or </w:t>
-      </w:r>
-      <w:r>
-        <w:rPr>
-          <w:rFonts w:ascii="Consolas" w:hAnsi="Consolas"/>
-        </w:rPr>
-        <w:t xml:space="preserve">Jan-Mar</w:t>
-      </w:r>
-      <w:r>
-        <w:t xml:space="preserve"> anywhere in the repository or database. 84.2% inter-rater: measured value is Gwet's AC1 </w:t>
+        <w:t xml:space="preserve"> 84.2% inter-rater: measured value is Gwet's AC1 </w:t>
       </w:r>
       <w:r>
         <w:rPr>

--- a/MASTER_SYSTEM_AUDIT_AND_TRADEMARK_DOSSIER.docx
+++ b/MASTER_SYSTEM_AUDIT_AND_TRADEMARK_DOSSIER.docx
@@ -6366,6 +6366,739 @@
       </w:r>
       <w:r>
         <w:t xml:space="preserve">; whether that is the "1 Primary Cohort" is </w:t>
+      </w:r>
+      <w:r>
+        <w:rPr>
+          <w:rFonts w:ascii="Consolas" w:hAnsi="Consolas"/>
+        </w:rPr>
+        <w:t xml:space="preserve">[REQUIRES USER INPUT]</w:t>
+      </w:r>
+      <w:r>
+        <w:t xml:space="preserve">.</w:t>
+      </w:r>
+    </w:p>
+    <w:p>
+      <w:pPr>
+        <w:pStyle w:val="Heading3"/>
+        <w:spacing w:after="140"/>
+      </w:pPr>
+      <w:r>
+        <w:t xml:space="preserve">2026-08-11T20:59:34Z</w:t>
+      </w:r>
+    </w:p>
+    <w:p>
+      <w:pPr>
+        <w:spacing w:after="140"/>
+      </w:pPr>
+      <w:r>
+        <w:rPr>
+          <w:b/>
+        </w:rPr>
+        <w:t xml:space="preserve">Counter audit: PASSED.</w:t>
+      </w:r>
+      <w:r>
+        <w:t xml:space="preserve"> No drift. No patch required this run.</w:t>
+      </w:r>
+    </w:p>
+    <w:p>
+      <w:pPr>
+        <w:spacing w:after="140"/>
+      </w:pPr>
+      <w:r>
+        <w:rPr>
+          <w:b/>
+        </w:rPr>
+        <w:t xml:space="preserve">Verified two ways, independently.</w:t>
+      </w:r>
+    </w:p>
+    <w:p>
+      <w:pPr>
+        <w:numPr>
+          <w:ilvl w:val="0"/>
+          <w:numId w:val="2"/>
+        </w:numPr>
+        <w:spacing w:after="60"/>
+      </w:pPr>
+      <w:r>
+        <w:rPr>
+          <w:b/>
+        </w:rPr>
+        <w:t xml:space="preserve">Endpoint against direct SQL, 28 checks, 0 mismatches.</w:t>
+      </w:r>
+      <w:r>
+        <w:t xml:space="preserve"> Every figure served by </w:t>
+      </w:r>
+      <w:r>
+        <w:rPr>
+          <w:rFonts w:ascii="Consolas" w:hAnsi="Consolas"/>
+        </w:rPr>
+        <w:t xml:space="preserve">/api/asset-stats</w:t>
+      </w:r>
+      <w:r>
+        <w:t xml:space="preserve">, </w:t>
+      </w:r>
+      <w:r>
+        <w:rPr>
+          <w:rFonts w:ascii="Consolas" w:hAnsi="Consolas"/>
+        </w:rPr>
+        <w:t xml:space="preserve">/api/support-stats</w:t>
+      </w:r>
+      <w:r>
+        <w:t xml:space="preserve">, </w:t>
+      </w:r>
+      <w:r>
+        <w:rPr>
+          <w:rFonts w:ascii="Consolas" w:hAnsi="Consolas"/>
+        </w:rPr>
+        <w:t xml:space="preserve">/api/gate-stats</w:t>
+      </w:r>
+      <w:r>
+        <w:t xml:space="preserve">, </w:t>
+      </w:r>
+      <w:r>
+        <w:rPr>
+          <w:rFonts w:ascii="Consolas" w:hAnsi="Consolas"/>
+        </w:rPr>
+        <w:t xml:space="preserve">/api/geo-stats</w:t>
+      </w:r>
+      <w:r>
+        <w:t xml:space="preserve">, </w:t>
+      </w:r>
+      <w:r>
+        <w:rPr>
+          <w:rFonts w:ascii="Consolas" w:hAnsi="Consolas"/>
+        </w:rPr>
+        <w:t xml:space="preserve">/api/panel-stats</w:t>
+      </w:r>
+      <w:r>
+        <w:t xml:space="preserve">, </w:t>
+      </w:r>
+      <w:r>
+        <w:rPr>
+          <w:rFonts w:ascii="Consolas" w:hAnsi="Consolas"/>
+        </w:rPr>
+        <w:t xml:space="preserve">/api/enroll-stats</w:t>
+      </w:r>
+      <w:r>
+        <w:t xml:space="preserve">, </w:t>
+      </w:r>
+      <w:r>
+        <w:rPr>
+          <w:rFonts w:ascii="Consolas" w:hAnsi="Consolas"/>
+        </w:rPr>
+        <w:t xml:space="preserve">/api/contributor-stats</w:t>
+      </w:r>
+      <w:r>
+        <w:t xml:space="preserve">, </w:t>
+      </w:r>
+      <w:r>
+        <w:rPr>
+          <w:rFonts w:ascii="Consolas" w:hAnsi="Consolas"/>
+        </w:rPr>
+        <w:t xml:space="preserve">/api/orgpilot-stats</w:t>
+      </w:r>
+      <w:r>
+        <w:t xml:space="preserve"> and </w:t>
+      </w:r>
+      <w:r>
+        <w:rPr>
+          <w:rFonts w:ascii="Consolas" w:hAnsi="Consolas"/>
+        </w:rPr>
+        <w:t xml:space="preserve">/api/access-stats</w:t>
+      </w:r>
+      <w:r>
+        <w:t xml:space="preserve"> was compared to a query run straight against the database.</w:t>
+      </w:r>
+    </w:p>
+    <w:p>
+      <w:pPr>
+        <w:numPr>
+          <w:ilvl w:val="0"/>
+          <w:numId w:val="2"/>
+        </w:numPr>
+        <w:spacing w:after="60"/>
+      </w:pPr>
+      <w:r>
+        <w:rPr>
+          <w:b/>
+        </w:rPr>
+        <w:t xml:space="preserve">Rendered page against SQL, 23 tiles, 0 mismatches.</w:t>
+      </w:r>
+      <w:r>
+        <w:t xml:space="preserve"> The deployed </w:t>
+      </w:r>
+      <w:r>
+        <w:rPr>
+          <w:rFonts w:ascii="Consolas" w:hAnsi="Consolas"/>
+        </w:rPr>
+        <w:t xml:space="preserve">pilot-status.html</w:t>
+      </w:r>
+      <w:r>
+        <w:t xml:space="preserve"> was loaded in a browser with live production payloads and every stat tile read back. This covers the four tiles computed client-side from </w:t>
+      </w:r>
+      <w:r>
+        <w:rPr>
+          <w:rFonts w:ascii="Consolas" w:hAnsi="Consolas"/>
+        </w:rPr>
+        <w:t xml:space="preserve">pilot_progress</w:t>
+      </w:r>
+      <w:r>
+        <w:t xml:space="preserve">, </w:t>
+      </w:r>
+      <w:r>
+        <w:rPr>
+          <w:rFonts w:ascii="Consolas" w:hAnsi="Consolas"/>
+        </w:rPr>
+        <w:t xml:space="preserve">realcase_progress</w:t>
+      </w:r>
+      <w:r>
+        <w:t xml:space="preserve"> and </w:t>
+      </w:r>
+      <w:r>
+        <w:rPr>
+          <w:rFonts w:ascii="Consolas" w:hAnsi="Consolas"/>
+        </w:rPr>
+        <w:t xml:space="preserve">armb_progress</w:t>
+      </w:r>
+      <w:r>
+        <w:t xml:space="preserve">, which no endpoint check can reach.</w:t>
+      </w:r>
+    </w:p>
+    <w:p>
+      <w:pPr>
+        <w:spacing w:after="140"/>
+      </w:pPr>
+      <w:r>
+        <w:rPr>
+          <w:b/>
+        </w:rPr>
+        <w:t xml:space="preserve">Page health:</w:t>
+      </w:r>
+      <w:r>
+        <w:t xml:space="preserve"> 0 panels stuck on Loading, 0 horizontal overflow, 0 page JS errors.</w:t>
+      </w:r>
+    </w:p>
+    <w:p>
+      <w:pPr>
+        <w:spacing w:after="140"/>
+      </w:pPr>
+      <w:r>
+        <w:rPr>
+          <w:b/>
+        </w:rPr>
+        <w:t xml:space="preserve">Live figures at this timestamp</w:t>
+      </w:r>
+    </w:p>
+    <w:tbl>
+      <w:tblPr>
+        <w:tblStyle w:val="TableGrid"/>
+        <w:tblW w:w="9360" w:type="dxa"/>
+        <w:tblBorders>
+          <w:top w:val="single" w:sz="4" w:space="0" w:color="999999"/>
+          <w:left w:val="single" w:sz="4" w:space="0" w:color="999999"/>
+          <w:bottom w:val="single" w:sz="4" w:space="0" w:color="999999"/>
+          <w:right w:val="single" w:sz="4" w:space="0" w:color="999999"/>
+          <w:insideH w:val="single" w:sz="4" w:space="0" w:color="999999"/>
+          <w:insideV w:val="single" w:sz="4" w:space="0" w:color="999999"/>
+        </w:tblBorders>
+      </w:tblPr>
+      <w:tblGrid>
+        <w:gridCol w:w="4680"/>
+        <w:gridCol w:w="4680"/>
+      </w:tblGrid>
+      <w:tr>
+        <w:tc>
+          <w:tcPr>
+            <w:tcW w:w="4680" w:type="dxa"/>
+          </w:tcPr>
+          <w:p>
+            <w:pPr>
+              <w:spacing w:after="0"/>
+            </w:pPr>
+            <w:r>
+              <w:t xml:space="preserve">Panel</w:t>
+            </w:r>
+          </w:p>
+        </w:tc>
+        <w:tc>
+          <w:tcPr>
+            <w:tcW w:w="4680" w:type="dxa"/>
+          </w:tcPr>
+          <w:p>
+            <w:pPr>
+              <w:spacing w:after="0"/>
+            </w:pPr>
+            <w:r>
+              <w:t xml:space="preserve">Value</w:t>
+            </w:r>
+          </w:p>
+        </w:tc>
+      </w:tr>
+      <w:tr>
+        <w:tc>
+          <w:tcPr>
+            <w:tcW w:w="4680" w:type="dxa"/>
+          </w:tcPr>
+          <w:p>
+            <w:pPr>
+              <w:spacing w:after="0"/>
+            </w:pPr>
+            <w:r>
+              <w:t xml:space="preserve">Today: campaign arrivals / endorsements / records reviewed / guide downloads</w:t>
+            </w:r>
+          </w:p>
+        </w:tc>
+        <w:tc>
+          <w:tcPr>
+            <w:tcW w:w="4680" w:type="dxa"/>
+          </w:tcPr>
+          <w:p>
+            <w:pPr>
+              <w:spacing w:after="0"/>
+            </w:pPr>
+            <w:r>
+              <w:t xml:space="preserve">23 / 0 / 48 / 2</w:t>
+            </w:r>
+          </w:p>
+        </w:tc>
+      </w:tr>
+      <w:tr>
+        <w:tc>
+          <w:tcPr>
+            <w:tcW w:w="4680" w:type="dxa"/>
+          </w:tcPr>
+          <w:p>
+            <w:pPr>
+              <w:spacing w:after="0"/>
+            </w:pPr>
+            <w:r>
+              <w:t xml:space="preserve">Today: reviewer arrivals / training arrivals / evaluation opens / submissions</w:t>
+            </w:r>
+          </w:p>
+        </w:tc>
+        <w:tc>
+          <w:tcPr>
+            <w:tcW w:w="4680" w:type="dxa"/>
+          </w:tcPr>
+          <w:p>
+            <w:pPr>
+              <w:spacing w:after="0"/>
+            </w:pPr>
+            <w:r>
+              <w:t xml:space="preserve">0 / 0 / 0 / 0</w:t>
+            </w:r>
+          </w:p>
+        </w:tc>
+      </w:tr>
+      <w:tr>
+        <w:tc>
+          <w:tcPr>
+            <w:tcW w:w="4680" w:type="dxa"/>
+          </w:tcPr>
+          <w:p>
+            <w:pPr>
+              <w:spacing w:after="0"/>
+            </w:pPr>
+            <w:r>
+              <w:t xml:space="preserve">Detection study: reads / started / completers</w:t>
+            </w:r>
+          </w:p>
+        </w:tc>
+        <w:tc>
+          <w:tcPr>
+            <w:tcW w:w="4680" w:type="dxa"/>
+          </w:tcPr>
+          <w:p>
+            <w:pPr>
+              <w:spacing w:after="0"/>
+            </w:pPr>
+            <w:r>
+              <w:t xml:space="preserve">510 / 16 of 27 / 16</w:t>
+            </w:r>
+          </w:p>
+        </w:tc>
+      </w:tr>
+      <w:tr>
+        <w:tc>
+          <w:tcPr>
+            <w:tcW w:w="4680" w:type="dxa"/>
+          </w:tcPr>
+          <w:p>
+            <w:pPr>
+              <w:spacing w:after="0"/>
+            </w:pPr>
+            <w:r>
+              <w:t xml:space="preserve">Comparison study: reads / today / completers / JRS arm / no-JRS arm</w:t>
+            </w:r>
+          </w:p>
+        </w:tc>
+        <w:tc>
+          <w:tcPr>
+            <w:tcW w:w="4680" w:type="dxa"/>
+          </w:tcPr>
+          <w:p>
+            <w:pPr>
+              <w:spacing w:after="0"/>
+            </w:pPr>
+            <w:r>
+              <w:t xml:space="preserve">465 / 48 / 19 / 7 / 13</w:t>
+            </w:r>
+          </w:p>
+        </w:tc>
+      </w:tr>
+      <w:tr>
+        <w:tc>
+          <w:tcPr>
+            <w:tcW w:w="4680" w:type="dxa"/>
+          </w:tcPr>
+          <w:p>
+            <w:pPr>
+              <w:spacing w:after="0"/>
+            </w:pPr>
+            <w:r>
+              <w:t xml:space="preserve">Real-case pilots: cases / contributors</w:t>
+            </w:r>
+          </w:p>
+        </w:tc>
+        <w:tc>
+          <w:tcPr>
+            <w:tcW w:w="4680" w:type="dxa"/>
+          </w:tcPr>
+          <w:p>
+            <w:pPr>
+              <w:spacing w:after="0"/>
+            </w:pPr>
+            <w:r>
+              <w:t xml:space="preserve">54 / 2</w:t>
+            </w:r>
+          </w:p>
+        </w:tc>
+      </w:tr>
+      <w:tr>
+        <w:tc>
+          <w:tcPr>
+            <w:tcW w:w="4680" w:type="dxa"/>
+          </w:tcPr>
+          <w:p>
+            <w:pPr>
+              <w:spacing w:after="0"/>
+            </w:pPr>
+            <w:r>
+              <w:t xml:space="preserve">Endorsements: total / last / days since / chart reaches today</w:t>
+            </w:r>
+          </w:p>
+        </w:tc>
+        <w:tc>
+          <w:tcPr>
+            <w:tcW w:w="4680" w:type="dxa"/>
+          </w:tcPr>
+          <w:p>
+            <w:pPr>
+              <w:spacing w:after="0"/>
+            </w:pPr>
+            <w:r>
+              <w:t xml:space="preserve">40 / 2026-08-04 / 7 / yes</w:t>
+            </w:r>
+          </w:p>
+        </w:tc>
+      </w:tr>
+      <w:tr>
+        <w:tc>
+          <w:tcPr>
+            <w:tcW w:w="4680" w:type="dxa"/>
+          </w:tcPr>
+          <w:p>
+            <w:pPr>
+              <w:spacing w:after="0"/>
+            </w:pPr>
+            <w:r>
+              <w:t xml:space="preserve">Guide downloads: total / today</w:t>
+            </w:r>
+          </w:p>
+        </w:tc>
+        <w:tc>
+          <w:tcPr>
+            <w:tcW w:w="4680" w:type="dxa"/>
+          </w:tcPr>
+          <w:p>
+            <w:pPr>
+              <w:spacing w:after="0"/>
+            </w:pPr>
+            <w:r>
+              <w:t xml:space="preserve">65 / 2</w:t>
+            </w:r>
+          </w:p>
+        </w:tc>
+      </w:tr>
+      <w:tr>
+        <w:tc>
+          <w:tcPr>
+            <w:tcW w:w="4680" w:type="dxa"/>
+          </w:tcPr>
+          <w:p>
+            <w:pPr>
+              <w:spacing w:after="0"/>
+            </w:pPr>
+            <w:r>
+              <w:t xml:space="preserve">Evaluation funnel: opened / submitted / contacts</w:t>
+            </w:r>
+          </w:p>
+        </w:tc>
+        <w:tc>
+          <w:tcPr>
+            <w:tcW w:w="4680" w:type="dxa"/>
+          </w:tcPr>
+          <w:p>
+            <w:pPr>
+              <w:spacing w:after="0"/>
+            </w:pPr>
+            <w:r>
+              <w:t xml:space="preserve">0 / 0 / 0</w:t>
+            </w:r>
+          </w:p>
+        </w:tc>
+      </w:tr>
+      <w:tr>
+        <w:tc>
+          <w:tcPr>
+            <w:tcW w:w="4680" w:type="dxa"/>
+          </w:tcPr>
+          <w:p>
+            <w:pPr>
+              <w:spacing w:after="0"/>
+            </w:pPr>
+            <w:r>
+              <w:t xml:space="preserve">Training: enrolments / completions</w:t>
+            </w:r>
+          </w:p>
+        </w:tc>
+        <w:tc>
+          <w:tcPr>
+            <w:tcW w:w="4680" w:type="dxa"/>
+          </w:tcPr>
+          <w:p>
+            <w:pPr>
+              <w:spacing w:after="0"/>
+            </w:pPr>
+            <w:r>
+              <w:t xml:space="preserve">7 / 7</w:t>
+            </w:r>
+          </w:p>
+        </w:tc>
+      </w:tr>
+      <w:tr>
+        <w:tc>
+          <w:tcPr>
+            <w:tcW w:w="4680" w:type="dxa"/>
+          </w:tcPr>
+          <w:p>
+            <w:pPr>
+              <w:spacing w:after="0"/>
+            </w:pPr>
+            <w:r>
+              <w:t xml:space="preserve">Registrations / organizations / contributor outstanding</w:t>
+            </w:r>
+          </w:p>
+        </w:tc>
+        <w:tc>
+          <w:tcPr>
+            <w:tcW w:w="4680" w:type="dxa"/>
+          </w:tcPr>
+          <w:p>
+            <w:pPr>
+              <w:spacing w:after="0"/>
+            </w:pPr>
+            <w:r>
+              <w:t xml:space="preserve">1 / 0 / 20</w:t>
+            </w:r>
+          </w:p>
+        </w:tc>
+      </w:tr>
+      <w:tr>
+        <w:tc>
+          <w:tcPr>
+            <w:tcW w:w="4680" w:type="dxa"/>
+          </w:tcPr>
+          <w:p>
+            <w:pPr>
+              <w:spacing w:after="0"/>
+            </w:pPr>
+            <w:r>
+              <w:t xml:space="preserve">Reliability: raters / records</w:t>
+            </w:r>
+          </w:p>
+        </w:tc>
+        <w:tc>
+          <w:tcPr>
+            <w:tcW w:w="4680" w:type="dxa"/>
+          </w:tcPr>
+          <w:p>
+            <w:pPr>
+              <w:spacing w:after="0"/>
+            </w:pPr>
+            <w:r>
+              <w:t xml:space="preserve">24 / 10</w:t>
+            </w:r>
+          </w:p>
+        </w:tc>
+      </w:tr>
+      <w:tr>
+        <w:tc>
+          <w:tcPr>
+            <w:tcW w:w="4680" w:type="dxa"/>
+          </w:tcPr>
+          <w:p>
+            <w:pPr>
+              <w:spacing w:after="0"/>
+            </w:pPr>
+            <w:r>
+              <w:t xml:space="preserve">Credentials line: reviewers / completers / countries</w:t>
+            </w:r>
+          </w:p>
+        </w:tc>
+        <w:tc>
+          <w:tcPr>
+            <w:tcW w:w="4680" w:type="dxa"/>
+          </w:tcPr>
+          <w:p>
+            <w:pPr>
+              <w:spacing w:after="0"/>
+            </w:pPr>
+            <w:r>
+              <w:t xml:space="preserve">56 / 35 / 16</w:t>
+            </w:r>
+          </w:p>
+        </w:tc>
+      </w:tr>
+      <w:tr>
+        <w:tc>
+          <w:tcPr>
+            <w:tcW w:w="4680" w:type="dxa"/>
+          </w:tcPr>
+          <w:p>
+            <w:pPr>
+              <w:spacing w:after="0"/>
+            </w:pPr>
+            <w:r>
+              <w:t xml:space="preserve">Device split (crawlers removed)</w:t>
+            </w:r>
+          </w:p>
+        </w:tc>
+        <w:tc>
+          <w:tcPr>
+            <w:tcW w:w="4680" w:type="dxa"/>
+          </w:tcPr>
+          <w:p>
+            <w:pPr>
+              <w:spacing w:after="0"/>
+            </w:pPr>
+            <w:r>
+              <w:t xml:space="preserve">26 mobile, 0 desktop, 7 crawler rows excluded</w:t>
+            </w:r>
+          </w:p>
+        </w:tc>
+      </w:tr>
+    </w:tbl>
+    <w:p>
+      <w:pPr/>
+      <w:r>
+        <w:t/>
+      </w:r>
+    </w:p>
+    <w:p>
+      <w:pPr>
+        <w:spacing w:after="140"/>
+      </w:pPr>
+      <w:r>
+        <w:rPr>
+          <w:b/>
+        </w:rPr>
+        <w:t xml:space="preserve">Trademark dossiers:</w:t>
+      </w:r>
+      <w:r>
+        <w:t xml:space="preserve"> JRS PENDING INPUTS, DRR PENDING INPUTS. Unchanged this run. Both blocked on first use anywhere, first use in commerce, and USPTO identification verification. See sections 5, 6 and 7.</w:t>
+      </w:r>
+    </w:p>
+    <w:p>
+      <w:pPr>
+        <w:spacing w:after="140"/>
+      </w:pPr>
+      <w:r>
+        <w:rPr>
+          <w:b/>
+        </w:rPr>
+        <w:t xml:space="preserve">Files modified this run:</w:t>
+      </w:r>
+      <w:r>
+        <w:t xml:space="preserve"> none. The audit found no drift, so nothing was patched. </w:t>
+      </w:r>
+      <w:r>
+        <w:rPr>
+          <w:rFonts w:ascii="Consolas" w:hAnsi="Consolas"/>
+        </w:rPr>
+        <w:t xml:space="preserve">MASTER_SYSTEM_AUDIT_AND_TRADEMARK_DOSSIER.md</w:t>
+      </w:r>
+      <w:r>
+        <w:t xml:space="preserve"> and </w:t>
+      </w:r>
+      <w:r>
+        <w:rPr>
+          <w:rFonts w:ascii="Consolas" w:hAnsi="Consolas"/>
+        </w:rPr>
+        <w:t xml:space="preserve">research/MASTER_TRACKER.md</w:t>
+      </w:r>
+      <w:r>
+        <w:t xml:space="preserve"> were updated with this run log.</w:t>
+      </w:r>
+    </w:p>
+    <w:p>
+      <w:pPr>
+        <w:spacing w:after="140"/>
+      </w:pPr>
+      <w:r>
+        <w:rPr>
+          <w:b/>
+        </w:rPr>
+        <w:t xml:space="preserve">Directive reconciliation, unchanged from the previous run.</w:t>
+      </w:r>
+      <w:r>
+        <w:t xml:space="preserve"> 84.2%: measured value is Gwet's AC1 </w:t>
+      </w:r>
+      <w:r>
+        <w:rPr>
+          <w:b/>
+        </w:rPr>
+        <w:t xml:space="preserve">0.739</w:t>
+      </w:r>
+      <w:r>
+        <w:t xml:space="preserve">, 95% CI [0.402, 1.000], n=10 records, 36 labels. Cross-vendor drift &lt;15%: no drift calculation exists, so it stands as a target against a measured reproducibility of 86.7%. 9-question survey: </w:t>
+      </w:r>
+      <w:r>
+        <w:rPr>
+          <w:b/>
+        </w:rPr>
+        <w:t xml:space="preserve">confirmed</w:t>
+      </w:r>
+      <w:r>
+        <w:t xml:space="preserve">. Active benchmark cohort: </w:t>
+      </w:r>
+      <w:r>
+        <w:rPr>
+          <w:rFonts w:ascii="Consolas" w:hAnsi="Consolas"/>
+        </w:rPr>
+        <w:t xml:space="preserve">bench-review.html</w:t>
+      </w:r>
+      <w:r>
+        <w:t xml:space="preserve"> draws 24 raters over 10 records from </w:t>
+      </w:r>
+      <w:r>
+        <w:rPr>
+          <w:rFonts w:ascii="Consolas" w:hAnsi="Consolas"/>
+        </w:rPr>
+        <w:t xml:space="preserve">bench_labels</w:t>
+      </w:r>
+      <w:r>
+        <w:t xml:space="preserve">; whether that constitutes the intended primary cohort is </w:t>
       </w:r>
       <w:r>
         <w:rPr>

--- a/MASTER_SYSTEM_AUDIT_AND_TRADEMARK_DOSSIER.docx
+++ b/MASTER_SYSTEM_AUDIT_AND_TRADEMARK_DOSSIER.docx
@@ -7105,6 +7105,395 @@
           <w:rFonts w:ascii="Consolas" w:hAnsi="Consolas"/>
         </w:rPr>
         <w:t xml:space="preserve">[REQUIRES USER INPUT]</w:t>
+      </w:r>
+      <w:r>
+        <w:t xml:space="preserve">.</w:t>
+      </w:r>
+    </w:p>
+    <w:p>
+      <w:pPr>
+        <w:pStyle w:val="Heading3"/>
+        <w:spacing w:after="140"/>
+      </w:pPr>
+      <w:r>
+        <w:t xml:space="preserve">2026-08-11T21:04:55Z</w:t>
+      </w:r>
+    </w:p>
+    <w:p>
+      <w:pPr>
+        <w:spacing w:after="140"/>
+      </w:pPr>
+      <w:r>
+        <w:rPr>
+          <w:b/>
+        </w:rPr>
+        <w:t xml:space="preserve">Counter audit: PATCHED.</w:t>
+      </w:r>
+      <w:r>
+        <w:t xml:space="preserve"> One presentation defect, no data drift. All figures remained correct throughout.</w:t>
+      </w:r>
+    </w:p>
+    <w:p>
+      <w:pPr>
+        <w:spacing w:after="140"/>
+      </w:pPr>
+      <w:r>
+        <w:rPr>
+          <w:b/>
+        </w:rPr>
+        <w:t xml:space="preserve">Defect:</w:t>
+      </w:r>
+      <w:r>
+        <w:t xml:space="preserve"> on the endorsements-per-day chart, today rendered as a bare one-pixel gold line with no figure attached. The count label was printed only on non-zero days, and a zero column was drawn one pixel high, so 2026-08-11 appeared as a faint smudge under an unlabelled axis tick. It read as a rendering fault rather than as a measurement of zero.</w:t>
+      </w:r>
+    </w:p>
+    <w:p>
+      <w:pPr>
+        <w:spacing w:after="140"/>
+      </w:pPr>
+      <w:r>
+        <w:rPr>
+          <w:b/>
+        </w:rPr>
+        <w:t xml:space="preserve">Patch, in `pilot-status.html`, function `renderEndorseDays`:</w:t>
+      </w:r>
+    </w:p>
+    <w:tbl>
+      <w:tblPr>
+        <w:tblStyle w:val="TableGrid"/>
+        <w:tblW w:w="9360" w:type="dxa"/>
+        <w:tblBorders>
+          <w:top w:val="single" w:sz="4" w:space="0" w:color="999999"/>
+          <w:left w:val="single" w:sz="4" w:space="0" w:color="999999"/>
+          <w:bottom w:val="single" w:sz="4" w:space="0" w:color="999999"/>
+          <w:right w:val="single" w:sz="4" w:space="0" w:color="999999"/>
+          <w:insideH w:val="single" w:sz="4" w:space="0" w:color="999999"/>
+          <w:insideV w:val="single" w:sz="4" w:space="0" w:color="999999"/>
+        </w:tblBorders>
+      </w:tblPr>
+      <w:tblGrid>
+        <w:gridCol w:w="4680"/>
+        <w:gridCol w:w="4680"/>
+      </w:tblGrid>
+      <w:tr>
+        <w:tc>
+          <w:tcPr>
+            <w:tcW w:w="4680" w:type="dxa"/>
+          </w:tcPr>
+          <w:p>
+            <w:pPr>
+              <w:spacing w:after="0"/>
+            </w:pPr>
+            <w:r>
+              <w:t xml:space="preserve">Change</w:t>
+            </w:r>
+          </w:p>
+        </w:tc>
+        <w:tc>
+          <w:tcPr>
+            <w:tcW w:w="4680" w:type="dxa"/>
+          </w:tcPr>
+          <w:p>
+            <w:pPr>
+              <w:spacing w:after="0"/>
+            </w:pPr>
+            <w:r>
+              <w:t xml:space="preserve">Reason</w:t>
+            </w:r>
+          </w:p>
+        </w:tc>
+      </w:tr>
+      <w:tr>
+        <w:tc>
+          <w:tcPr>
+            <w:tcW w:w="4680" w:type="dxa"/>
+          </w:tcPr>
+          <w:p>
+            <w:pPr>
+              <w:spacing w:after="0"/>
+            </w:pPr>
+            <w:r>
+              <w:t xml:space="preserve">Every column now prints its number, zeros included</w:t>
+            </w:r>
+          </w:p>
+        </w:tc>
+        <w:tc>
+          <w:tcPr>
+            <w:tcW w:w="4680" w:type="dxa"/>
+          </w:tcPr>
+          <w:p>
+            <w:pPr>
+              <w:spacing w:after="0"/>
+            </w:pPr>
+            <w:r>
+              <w:t xml:space="preserve">A zero is a result and is labelled like one. Zeros render in </w:t>
+            </w:r>
+            <w:r>
+              <w:rPr>
+                <w:rFonts w:ascii="Consolas" w:hAnsi="Consolas"/>
+              </w:rPr>
+              <w:t xml:space="preserve">--muted-soft</w:t>
+            </w:r>
+            <w:r>
+              <w:t xml:space="preserve">, today's in </w:t>
+            </w:r>
+            <w:r>
+              <w:rPr>
+                <w:rFonts w:ascii="Consolas" w:hAnsi="Consolas"/>
+              </w:rPr>
+              <w:t xml:space="preserve">--accent</w:t>
+            </w:r>
+          </w:p>
+        </w:tc>
+      </w:tr>
+      <w:tr>
+        <w:tc>
+          <w:tcPr>
+            <w:tcW w:w="4680" w:type="dxa"/>
+          </w:tcPr>
+          <w:p>
+            <w:pPr>
+              <w:spacing w:after="0"/>
+            </w:pPr>
+            <w:r>
+              <w:t xml:space="preserve">Zero columns draw a 2px floor line, was 1px</w:t>
+            </w:r>
+          </w:p>
+        </w:tc>
+        <w:tc>
+          <w:tcPr>
+            <w:tcW w:w="4680" w:type="dxa"/>
+          </w:tcPr>
+          <w:p>
+            <w:pPr>
+              <w:spacing w:after="0"/>
+            </w:pPr>
+            <w:r>
+              <w:t xml:space="preserve">One pixel is not readable as a bar on a phone</w:t>
+            </w:r>
+          </w:p>
+        </w:tc>
+      </w:tr>
+      <w:tr>
+        <w:tc>
+          <w:tcPr>
+            <w:tcW w:w="4680" w:type="dxa"/>
+          </w:tcPr>
+          <w:p>
+            <w:pPr>
+              <w:spacing w:after="0"/>
+            </w:pPr>
+            <w:r>
+              <w:t xml:space="preserve">Today sits on a faint </w:t>
+            </w:r>
+            <w:r>
+              <w:rPr>
+                <w:rFonts w:ascii="Consolas" w:hAnsi="Consolas"/>
+              </w:rPr>
+              <w:t xml:space="preserve">--surface2</w:t>
+            </w:r>
+            <w:r>
+              <w:t xml:space="preserve"> track</w:t>
+            </w:r>
+          </w:p>
+        </w:tc>
+        <w:tc>
+          <w:tcPr>
+            <w:tcW w:w="4680" w:type="dxa"/>
+          </w:tcPr>
+          <w:p>
+            <w:pPr>
+              <w:spacing w:after="0"/>
+            </w:pPr>
+            <w:r>
+              <w:t xml:space="preserve">The slot is visible before anything fills it</w:t>
+            </w:r>
+          </w:p>
+        </w:tc>
+      </w:tr>
+      <w:tr>
+        <w:tc>
+          <w:tcPr>
+            <w:tcW w:w="4680" w:type="dxa"/>
+          </w:tcPr>
+          <w:p>
+            <w:pPr>
+              <w:spacing w:after="0"/>
+            </w:pPr>
+            <w:r>
+              <w:t xml:space="preserve">Today's axis tick always reads </w:t>
+            </w:r>
+            <w:r>
+              <w:rPr>
+                <w:rFonts w:ascii="Consolas" w:hAnsi="Consolas"/>
+              </w:rPr>
+              <w:t xml:space="preserve">TODAY</w:t>
+            </w:r>
+          </w:p>
+        </w:tc>
+        <w:tc>
+          <w:tcPr>
+            <w:tcW w:w="4680" w:type="dxa"/>
+          </w:tcPr>
+          <w:p>
+            <w:pPr>
+              <w:spacing w:after="0"/>
+            </w:pPr>
+            <w:r>
+              <w:t xml:space="preserve">Previously it could be blank, because the axis thins labels to at most twelve and today's tick could fall in a gap</w:t>
+            </w:r>
+          </w:p>
+        </w:tc>
+      </w:tr>
+      <w:tr>
+        <w:tc>
+          <w:tcPr>
+            <w:tcW w:w="4680" w:type="dxa"/>
+          </w:tcPr>
+          <w:p>
+            <w:pPr>
+              <w:spacing w:after="0"/>
+            </w:pPr>
+            <w:r>
+              <w:t xml:space="preserve">Today restated in words below the chart</w:t>
+            </w:r>
+          </w:p>
+        </w:tc>
+        <w:tc>
+          <w:tcPr>
+            <w:tcW w:w="4680" w:type="dxa"/>
+          </w:tcPr>
+          <w:p>
+            <w:pPr>
+              <w:spacing w:after="0"/>
+            </w:pPr>
+            <w:r>
+              <w:t xml:space="preserve">The figure no longer depends on reading a short bar correctly</w:t>
+            </w:r>
+          </w:p>
+        </w:tc>
+      </w:tr>
+    </w:tbl>
+    <w:p>
+      <w:pPr/>
+      <w:r>
+        <w:t/>
+      </w:r>
+    </w:p>
+    <w:p>
+      <w:pPr>
+        <w:spacing w:after="140"/>
+      </w:pPr>
+      <w:r>
+        <w:rPr>
+          <w:b/>
+        </w:rPr>
+        <w:t xml:space="preserve">Verified on the deployed page at 390px:</w:t>
+      </w:r>
+      <w:r>
+        <w:t xml:space="preserve"> 12 columns, </w:t>
+      </w:r>
+      <w:r>
+        <w:rPr>
+          <w:b/>
+        </w:rPr>
+        <w:t xml:space="preserve">12 of 12 numbered</w:t>
+      </w:r>
+      <w:r>
+        <w:t xml:space="preserve">, final column title </w:t>
+      </w:r>
+      <w:r>
+        <w:rPr>
+          <w:rFonts w:ascii="Consolas" w:hAnsi="Consolas"/>
+        </w:rPr>
+        <w:t xml:space="preserve">2026-08-11: 0 (today)</w:t>
+      </w:r>
+      <w:r>
+        <w:t xml:space="preserve">, one </w:t>
+      </w:r>
+      <w:r>
+        <w:rPr>
+          <w:rFonts w:ascii="Consolas" w:hAnsi="Consolas"/>
+        </w:rPr>
+        <w:t xml:space="preserve">TODAY</w:t>
+      </w:r>
+      <w:r>
+        <w:t xml:space="preserve"> axis tick, and the sentence </w:t>
+      </w:r>
+      <w:r>
+        <w:rPr>
+          <w:rFonts w:ascii="Consolas" w:hAnsi="Consolas"/>
+        </w:rPr>
+        <w:t xml:space="preserve">Today, 2026-08-11: 0 endorsement</w:t>
+      </w:r>
+      <w:r>
+        <w:t xml:space="preserve"> present.</w:t>
+      </w:r>
+    </w:p>
+    <w:p>
+      <w:pPr>
+        <w:spacing w:after="140"/>
+      </w:pPr>
+      <w:r>
+        <w:rPr>
+          <w:b/>
+        </w:rPr>
+        <w:t xml:space="preserve">Live figures unchanged this run:</w:t>
+      </w:r>
+      <w:r>
+        <w:t xml:space="preserve"> endorsements 40 total, last 2026-08-04, 7 days ago; series 2026-07-31 to 2026-08-11, 12 days, 4 with activity, peak 28; today 0.</w:t>
+      </w:r>
+    </w:p>
+    <w:p>
+      <w:pPr>
+        <w:spacing w:after="140"/>
+      </w:pPr>
+      <w:r>
+        <w:rPr>
+          <w:b/>
+        </w:rPr>
+        <w:t xml:space="preserve">Trademark dossiers:</w:t>
+      </w:r>
+      <w:r>
+        <w:t xml:space="preserve"> JRS PENDING INPUTS, DRR PENDING INPUTS. Unchanged.</w:t>
+      </w:r>
+    </w:p>
+    <w:p>
+      <w:pPr>
+        <w:spacing w:after="140"/>
+      </w:pPr>
+      <w:r>
+        <w:rPr>
+          <w:b/>
+        </w:rPr>
+        <w:t xml:space="preserve">Files modified this run:</w:t>
+      </w:r>
+      <w:r>
+        <w:t xml:space="preserve"> </w:t>
+      </w:r>
+      <w:r>
+        <w:rPr>
+          <w:rFonts w:ascii="Consolas" w:hAnsi="Consolas"/>
+        </w:rPr>
+        <w:t xml:space="preserve">pilot-status.html</w:t>
+      </w:r>
+      <w:r>
+        <w:t xml:space="preserve">, </w:t>
+      </w:r>
+      <w:r>
+        <w:rPr>
+          <w:rFonts w:ascii="Consolas" w:hAnsi="Consolas"/>
+        </w:rPr>
+        <w:t xml:space="preserve">MASTER_SYSTEM_AUDIT_AND_TRADEMARK_DOSSIER.md</w:t>
+      </w:r>
+      <w:r>
+        <w:t xml:space="preserve">, </w:t>
+      </w:r>
+      <w:r>
+        <w:rPr>
+          <w:rFonts w:ascii="Consolas" w:hAnsi="Consolas"/>
+        </w:rPr>
+        <w:t xml:space="preserve">research/MASTER_TRACKER.md</w:t>
       </w:r>
       <w:r>
         <w:t xml:space="preserve">.</w:t>

--- a/MASTER_SYSTEM_AUDIT_AND_TRADEMARK_DOSSIER.docx
+++ b/MASTER_SYSTEM_AUDIT_AND_TRADEMARK_DOSSIER.docx
@@ -7479,6 +7479,877 @@
       </w:r>
       <w:r>
         <w:t xml:space="preserve">, </w:t>
+      </w:r>
+      <w:r>
+        <w:rPr>
+          <w:rFonts w:ascii="Consolas" w:hAnsi="Consolas"/>
+        </w:rPr>
+        <w:t xml:space="preserve">MASTER_SYSTEM_AUDIT_AND_TRADEMARK_DOSSIER.md</w:t>
+      </w:r>
+      <w:r>
+        <w:t xml:space="preserve">, </w:t>
+      </w:r>
+      <w:r>
+        <w:rPr>
+          <w:rFonts w:ascii="Consolas" w:hAnsi="Consolas"/>
+        </w:rPr>
+        <w:t xml:space="preserve">research/MASTER_TRACKER.md</w:t>
+      </w:r>
+      <w:r>
+        <w:t xml:space="preserve">.</w:t>
+      </w:r>
+    </w:p>
+    <w:p>
+      <w:pPr>
+        <w:pStyle w:val="Heading3"/>
+        <w:spacing w:after="140"/>
+      </w:pPr>
+      <w:r>
+        <w:t xml:space="preserve">2026-08-11T21:10:34Z</w:t>
+      </w:r>
+    </w:p>
+    <w:p>
+      <w:pPr>
+        <w:spacing w:after="140"/>
+      </w:pPr>
+      <w:r>
+        <w:rPr>
+          <w:b/>
+        </w:rPr>
+        <w:t xml:space="preserve">Counter audit: PATCHED.</w:t>
+      </w:r>
+      <w:r>
+        <w:t xml:space="preserve"> No data drift. One structural gap closed.</w:t>
+      </w:r>
+    </w:p>
+    <w:p>
+      <w:pPr>
+        <w:spacing w:after="140"/>
+      </w:pPr>
+      <w:r>
+        <w:rPr>
+          <w:rFonts w:ascii="Consolas" w:hAnsi="Consolas"/>
+        </w:rPr>
+        <w:t xml:space="preserve">MASTER_EXECUTION_PROMPT.md</w:t>
+      </w:r>
+      <w:r>
+        <w:t xml:space="preserve"> does not exist in this workspace. Execution proceeded from the directive supplied inline. No file of that name was created.</w:t>
+      </w:r>
+    </w:p>
+    <w:p>
+      <w:pPr>
+        <w:pStyle w:val="Heading4"/>
+        <w:spacing w:after="140"/>
+      </w:pPr>
+      <w:r>
+        <w:t xml:space="preserve">Gap found</w:t>
+      </w:r>
+    </w:p>
+    <w:p>
+      <w:pPr>
+        <w:spacing w:after="140"/>
+      </w:pPr>
+      <w:r>
+        <w:rPr>
+          <w:rFonts w:ascii="Consolas" w:hAnsi="Consolas"/>
+        </w:rPr>
+        <w:t xml:space="preserve">pilot-status.html</w:t>
+      </w:r>
+      <w:r>
+        <w:t xml:space="preserve"> contained </w:t>
+      </w:r>
+      <w:r>
+        <w:rPr>
+          <w:b/>
+        </w:rPr>
+        <w:t xml:space="preserve">zero occurrences</w:t>
+      </w:r>
+      <w:r>
+        <w:t xml:space="preserve"> of "Suppressed", "Inactive", or any anti-inflation disclaimer. Six cohorts were rendering as bare zeros, and a reader could not tell whether a zero meant nothing happened, nothing was sent, or something was deliberately withheld.</w:t>
+      </w:r>
+    </w:p>
+    <w:p>
+      <w:pPr>
+        <w:pStyle w:val="Heading4"/>
+        <w:spacing w:after="140"/>
+      </w:pPr>
+      <w:r>
+        <w:t xml:space="preserve">Patch applied, </w:t>
+      </w:r>
+      <w:r>
+        <w:rPr>
+          <w:rFonts w:ascii="Consolas" w:hAnsi="Consolas"/>
+        </w:rPr>
+        <w:t xml:space="preserve">api/asset-stats.js</w:t>
+      </w:r>
+      <w:r>
+        <w:t xml:space="preserve">, new </w:t>
+      </w:r>
+      <w:r>
+        <w:rPr>
+          <w:rFonts w:ascii="Consolas" w:hAnsi="Consolas"/>
+        </w:rPr>
+        <w:t xml:space="preserve">suppressed_cohorts</w:t>
+      </w:r>
+      <w:r>
+        <w:t xml:space="preserve"> block</w:t>
+      </w:r>
+    </w:p>
+    <w:tbl>
+      <w:tblPr>
+        <w:tblStyle w:val="TableGrid"/>
+        <w:tblW w:w="9360" w:type="dxa"/>
+        <w:tblBorders>
+          <w:top w:val="single" w:sz="4" w:space="0" w:color="999999"/>
+          <w:left w:val="single" w:sz="4" w:space="0" w:color="999999"/>
+          <w:bottom w:val="single" w:sz="4" w:space="0" w:color="999999"/>
+          <w:right w:val="single" w:sz="4" w:space="0" w:color="999999"/>
+          <w:insideH w:val="single" w:sz="4" w:space="0" w:color="999999"/>
+          <w:insideV w:val="single" w:sz="4" w:space="0" w:color="999999"/>
+        </w:tblBorders>
+      </w:tblPr>
+      <w:tblGrid>
+        <w:gridCol w:w="2340"/>
+        <w:gridCol w:w="2340"/>
+        <w:gridCol w:w="2340"/>
+        <w:gridCol w:w="2340"/>
+      </w:tblGrid>
+      <w:tr>
+        <w:tc>
+          <w:tcPr>
+            <w:tcW w:w="2340" w:type="dxa"/>
+          </w:tcPr>
+          <w:p>
+            <w:pPr>
+              <w:spacing w:after="0"/>
+            </w:pPr>
+            <w:r>
+              <w:t xml:space="preserve">Cohort</w:t>
+            </w:r>
+          </w:p>
+        </w:tc>
+        <w:tc>
+          <w:tcPr>
+            <w:tcW w:w="2340" w:type="dxa"/>
+          </w:tcPr>
+          <w:p>
+            <w:pPr>
+              <w:spacing w:after="0"/>
+            </w:pPr>
+            <w:r>
+              <w:t xml:space="preserve">State</w:t>
+            </w:r>
+          </w:p>
+        </w:tc>
+        <w:tc>
+          <w:tcPr>
+            <w:tcW w:w="2340" w:type="dxa"/>
+          </w:tcPr>
+          <w:p>
+            <w:pPr>
+              <w:spacing w:after="0"/>
+            </w:pPr>
+            <w:r>
+              <w:t xml:space="preserve">Counts</w:t>
+            </w:r>
+          </w:p>
+        </w:tc>
+        <w:tc>
+          <w:tcPr>
+            <w:tcW w:w="2340" w:type="dxa"/>
+          </w:tcPr>
+          <w:p>
+            <w:pPr>
+              <w:spacing w:after="0"/>
+            </w:pPr>
+            <w:r>
+              <w:t xml:space="preserve">Excluded from totals</w:t>
+            </w:r>
+          </w:p>
+        </w:tc>
+      </w:tr>
+      <w:tr>
+        <w:tc>
+          <w:tcPr>
+            <w:tcW w:w="2340" w:type="dxa"/>
+          </w:tcPr>
+          <w:p>
+            <w:pPr>
+              <w:spacing w:after="0"/>
+            </w:pPr>
+            <w:r>
+              <w:t xml:space="preserve">Organization pilots</w:t>
+            </w:r>
+          </w:p>
+        </w:tc>
+        <w:tc>
+          <w:tcPr>
+            <w:tcW w:w="2340" w:type="dxa"/>
+          </w:tcPr>
+          <w:p>
+            <w:pPr>
+              <w:spacing w:after="0"/>
+            </w:pPr>
+            <w:r>
+              <w:t xml:space="preserve">INACTIVE</w:t>
+            </w:r>
+          </w:p>
+        </w:tc>
+        <w:tc>
+          <w:tcPr>
+            <w:tcW w:w="2340" w:type="dxa"/>
+          </w:tcPr>
+          <w:p>
+            <w:pPr>
+              <w:spacing w:after="0"/>
+            </w:pPr>
+            <w:r>
+              <w:t xml:space="preserve">0 orgs, 0 sessions, 0 records</w:t>
+            </w:r>
+          </w:p>
+        </w:tc>
+        <w:tc>
+          <w:tcPr>
+            <w:tcW w:w="2340" w:type="dxa"/>
+          </w:tcPr>
+          <w:p>
+            <w:pPr>
+              <w:spacing w:after="0"/>
+            </w:pPr>
+            <w:r>
+              <w:t xml:space="preserve">Yes</w:t>
+            </w:r>
+          </w:p>
+        </w:tc>
+      </w:tr>
+      <w:tr>
+        <w:tc>
+          <w:tcPr>
+            <w:tcW w:w="2340" w:type="dxa"/>
+          </w:tcPr>
+          <w:p>
+            <w:pPr>
+              <w:spacing w:after="0"/>
+            </w:pPr>
+            <w:r>
+              <w:t xml:space="preserve">Contributor confirmation links</w:t>
+            </w:r>
+          </w:p>
+        </w:tc>
+        <w:tc>
+          <w:tcPr>
+            <w:tcW w:w="2340" w:type="dxa"/>
+          </w:tcPr>
+          <w:p>
+            <w:pPr>
+              <w:spacing w:after="0"/>
+            </w:pPr>
+            <w:r>
+              <w:t xml:space="preserve">SUPPRESSED</w:t>
+            </w:r>
+          </w:p>
+        </w:tc>
+        <w:tc>
+          <w:tcPr>
+            <w:tcW w:w="2340" w:type="dxa"/>
+          </w:tcPr>
+          <w:p>
+            <w:pPr>
+              <w:spacing w:after="0"/>
+            </w:pPr>
+            <w:r>
+              <w:t xml:space="preserve">20 issued, 0 sent, 0 opened, 0 confirmed</w:t>
+            </w:r>
+          </w:p>
+        </w:tc>
+        <w:tc>
+          <w:tcPr>
+            <w:tcW w:w="2340" w:type="dxa"/>
+          </w:tcPr>
+          <w:p>
+            <w:pPr>
+              <w:spacing w:after="0"/>
+            </w:pPr>
+            <w:r>
+              <w:t xml:space="preserve">Yes</w:t>
+            </w:r>
+          </w:p>
+        </w:tc>
+      </w:tr>
+      <w:tr>
+        <w:tc>
+          <w:tcPr>
+            <w:tcW w:w="2340" w:type="dxa"/>
+          </w:tcPr>
+          <w:p>
+            <w:pPr>
+              <w:spacing w:after="0"/>
+            </w:pPr>
+            <w:r>
+              <w:t xml:space="preserve">Honor links</w:t>
+            </w:r>
+          </w:p>
+        </w:tc>
+        <w:tc>
+          <w:tcPr>
+            <w:tcW w:w="2340" w:type="dxa"/>
+          </w:tcPr>
+          <w:p>
+            <w:pPr>
+              <w:spacing w:after="0"/>
+            </w:pPr>
+            <w:r>
+              <w:t xml:space="preserve">PARTIALLY SUPPRESSED</w:t>
+            </w:r>
+          </w:p>
+        </w:tc>
+        <w:tc>
+          <w:tcPr>
+            <w:tcW w:w="2340" w:type="dxa"/>
+          </w:tcPr>
+          <w:p>
+            <w:pPr>
+              <w:spacing w:after="0"/>
+            </w:pPr>
+            <w:r>
+              <w:t xml:space="preserve">34 issued, 1 sent, 1 opened, 1 accepted</w:t>
+            </w:r>
+          </w:p>
+        </w:tc>
+        <w:tc>
+          <w:tcPr>
+            <w:tcW w:w="2340" w:type="dxa"/>
+          </w:tcPr>
+          <w:p>
+            <w:pPr>
+              <w:spacing w:after="0"/>
+            </w:pPr>
+            <w:r>
+              <w:t xml:space="preserve">No</w:t>
+            </w:r>
+          </w:p>
+        </w:tc>
+      </w:tr>
+      <w:tr>
+        <w:tc>
+          <w:tcPr>
+            <w:tcW w:w="2340" w:type="dxa"/>
+          </w:tcPr>
+          <w:p>
+            <w:pPr>
+              <w:spacing w:after="0"/>
+            </w:pPr>
+            <w:r>
+              <w:t xml:space="preserve">Blind second-read links</w:t>
+            </w:r>
+          </w:p>
+        </w:tc>
+        <w:tc>
+          <w:tcPr>
+            <w:tcW w:w="2340" w:type="dxa"/>
+          </w:tcPr>
+          <w:p>
+            <w:pPr>
+              <w:spacing w:after="0"/>
+            </w:pPr>
+            <w:r>
+              <w:t xml:space="preserve">SUPPRESSED</w:t>
+            </w:r>
+          </w:p>
+        </w:tc>
+        <w:tc>
+          <w:tcPr>
+            <w:tcW w:w="2340" w:type="dxa"/>
+          </w:tcPr>
+          <w:p>
+            <w:pPr>
+              <w:spacing w:after="0"/>
+            </w:pPr>
+            <w:r>
+              <w:t xml:space="preserve">3 issued, 0 sent, 0 opened, 0 submitted</w:t>
+            </w:r>
+          </w:p>
+        </w:tc>
+        <w:tc>
+          <w:tcPr>
+            <w:tcW w:w="2340" w:type="dxa"/>
+          </w:tcPr>
+          <w:p>
+            <w:pPr>
+              <w:spacing w:after="0"/>
+            </w:pPr>
+            <w:r>
+              <w:t xml:space="preserve">Yes</w:t>
+            </w:r>
+          </w:p>
+        </w:tc>
+      </w:tr>
+      <w:tr>
+        <w:tc>
+          <w:tcPr>
+            <w:tcW w:w="2340" w:type="dxa"/>
+          </w:tcPr>
+          <w:p>
+            <w:pPr>
+              <w:spacing w:after="0"/>
+            </w:pPr>
+            <w:r>
+              <w:t xml:space="preserve">Reviewer evaluation funnel</w:t>
+            </w:r>
+          </w:p>
+        </w:tc>
+        <w:tc>
+          <w:tcPr>
+            <w:tcW w:w="2340" w:type="dxa"/>
+          </w:tcPr>
+          <w:p>
+            <w:pPr>
+              <w:spacing w:after="0"/>
+            </w:pPr>
+            <w:r>
+              <w:t xml:space="preserve">INACTIVE</w:t>
+            </w:r>
+          </w:p>
+        </w:tc>
+        <w:tc>
+          <w:tcPr>
+            <w:tcW w:w="2340" w:type="dxa"/>
+          </w:tcPr>
+          <w:p>
+            <w:pPr>
+              <w:spacing w:after="0"/>
+            </w:pPr>
+            <w:r>
+              <w:t xml:space="preserve">0 opened, 0 submitted, 0 contacts</w:t>
+            </w:r>
+          </w:p>
+        </w:tc>
+        <w:tc>
+          <w:tcPr>
+            <w:tcW w:w="2340" w:type="dxa"/>
+          </w:tcPr>
+          <w:p>
+            <w:pPr>
+              <w:spacing w:after="0"/>
+            </w:pPr>
+            <w:r>
+              <w:t xml:space="preserve">Yes</w:t>
+            </w:r>
+          </w:p>
+        </w:tc>
+      </w:tr>
+      <w:tr>
+        <w:tc>
+          <w:tcPr>
+            <w:tcW w:w="2340" w:type="dxa"/>
+          </w:tcPr>
+          <w:p>
+            <w:pPr>
+              <w:spacing w:after="0"/>
+            </w:pPr>
+            <w:r>
+              <w:t xml:space="preserve">Evaluation sub-group breakdowns</w:t>
+            </w:r>
+          </w:p>
+        </w:tc>
+        <w:tc>
+          <w:tcPr>
+            <w:tcW w:w="2340" w:type="dxa"/>
+          </w:tcPr>
+          <w:p>
+            <w:pPr>
+              <w:spacing w:after="0"/>
+            </w:pPr>
+            <w:r>
+              <w:t xml:space="preserve">WITHHELD</w:t>
+            </w:r>
+          </w:p>
+        </w:tc>
+        <w:tc>
+          <w:tcPr>
+            <w:tcW w:w="2340" w:type="dxa"/>
+          </w:tcPr>
+          <w:p>
+            <w:pPr>
+              <w:spacing w:after="0"/>
+            </w:pPr>
+            <w:r>
+              <w:t xml:space="preserve">threshold 30, current 0, released false</w:t>
+            </w:r>
+          </w:p>
+        </w:tc>
+        <w:tc>
+          <w:tcPr>
+            <w:tcW w:w="2340" w:type="dxa"/>
+          </w:tcPr>
+          <w:p>
+            <w:pPr>
+              <w:spacing w:after="0"/>
+            </w:pPr>
+            <w:r>
+              <w:t xml:space="preserve">Yes</w:t>
+            </w:r>
+          </w:p>
+        </w:tc>
+      </w:tr>
+    </w:tbl>
+    <w:p>
+      <w:pPr/>
+      <w:r>
+        <w:t/>
+      </w:r>
+    </w:p>
+    <w:p>
+      <w:pPr>
+        <w:pStyle w:val="Heading4"/>
+        <w:spacing w:after="140"/>
+      </w:pPr>
+      <w:r>
+        <w:t xml:space="preserve">Patch applied, </w:t>
+      </w:r>
+      <w:r>
+        <w:rPr>
+          <w:rFonts w:ascii="Consolas" w:hAnsi="Consolas"/>
+        </w:rPr>
+        <w:t xml:space="preserve">pilot-status.html</w:t>
+      </w:r>
+    </w:p>
+    <w:p>
+      <w:pPr>
+        <w:spacing w:after="140"/>
+      </w:pPr>
+      <w:r>
+        <w:t xml:space="preserve">New panel, </w:t>
+      </w:r>
+      <w:r>
+        <w:rPr>
+          <w:b/>
+        </w:rPr>
+        <w:t xml:space="preserve">Suppressed &amp; Inactive Cohorts</w:t>
+      </w:r>
+      <w:r>
+        <w:t xml:space="preserve">, rendering each cohort with a colour-coded state chip, its counts, the reason, an excluded-from-totals marker, and its disclaimer. Wired into </w:t>
+      </w:r>
+      <w:r>
+        <w:rPr>
+          <w:rFonts w:ascii="Consolas" w:hAnsi="Consolas"/>
+        </w:rPr>
+        <w:t xml:space="preserve">loadToday</w:t>
+      </w:r>
+      <w:r>
+        <w:t xml:space="preserve"> with a failure state. Full renderer is in the file; it is not reproduced here because the file on disk is the deliverable.</w:t>
+      </w:r>
+    </w:p>
+    <w:p>
+      <w:pPr>
+        <w:pStyle w:val="Heading4"/>
+        <w:spacing w:after="140"/>
+      </w:pPr>
+      <w:r>
+        <w:t xml:space="preserve">Anti-inflation statement, now published on the page</w:t>
+      </w:r>
+    </w:p>
+    <w:p>
+      <w:pPr>
+        <w:spacing w:after="140"/>
+      </w:pPr>
+      <w:r>
+        <w:t xml:space="preserve">Rates for the per-person link programmes are computed against links </w:t>
+      </w:r>
+      <w:r>
+        <w:rPr>
+          <w:b/>
+        </w:rPr>
+        <w:t xml:space="preserve">sent</w:t>
+      </w:r>
+      <w:r>
+        <w:t xml:space="preserve">, never against links </w:t>
+      </w:r>
+      <w:r>
+        <w:rPr>
+          <w:b/>
+        </w:rPr>
+        <w:t xml:space="preserve">issued</w:t>
+      </w:r>
+      <w:r>
+        <w:t xml:space="preserve">. A roster size is not an audience, an unsent link is not a non-response, and a withheld breakdown is not an absence of data. Where a rate against issued appears in the payload it is labelled the conservative reading rather than the operational one.</w:t>
+      </w:r>
+    </w:p>
+    <w:p>
+      <w:pPr>
+        <w:pStyle w:val="Heading4"/>
+        <w:spacing w:after="140"/>
+      </w:pPr>
+      <w:r>
+        <w:t xml:space="preserve">TEAS filing sheets</w:t>
+      </w:r>
+    </w:p>
+    <w:p>
+      <w:pPr>
+        <w:spacing w:after="140"/>
+      </w:pPr>
+      <w:r>
+        <w:t xml:space="preserve">Both sheets are in sections 5, 6 and 7 above. Status this run: </w:t>
+      </w:r>
+      <w:r>
+        <w:rPr>
+          <w:b/>
+        </w:rPr>
+        <w:t xml:space="preserve">JRS PENDING USER INPUTS</w:t>
+      </w:r>
+      <w:r>
+        <w:t xml:space="preserve">, </w:t>
+      </w:r>
+      <w:r>
+        <w:rPr>
+          <w:b/>
+        </w:rPr>
+        <w:t xml:space="preserve">DRR PENDING USER INPUTS</w:t>
+      </w:r>
+      <w:r>
+        <w:t xml:space="preserve">. The two blocking fields are identical for both marks and neither can be derived from repository evidence:</w:t>
+      </w:r>
+    </w:p>
+    <w:tbl>
+      <w:tblPr>
+        <w:tblStyle w:val="TableGrid"/>
+        <w:tblW w:w="9360" w:type="dxa"/>
+        <w:tblBorders>
+          <w:top w:val="single" w:sz="4" w:space="0" w:color="999999"/>
+          <w:left w:val="single" w:sz="4" w:space="0" w:color="999999"/>
+          <w:bottom w:val="single" w:sz="4" w:space="0" w:color="999999"/>
+          <w:right w:val="single" w:sz="4" w:space="0" w:color="999999"/>
+          <w:insideH w:val="single" w:sz="4" w:space="0" w:color="999999"/>
+          <w:insideV w:val="single" w:sz="4" w:space="0" w:color="999999"/>
+        </w:tblBorders>
+      </w:tblPr>
+      <w:tblGrid>
+        <w:gridCol w:w="4680"/>
+        <w:gridCol w:w="4680"/>
+      </w:tblGrid>
+      <w:tr>
+        <w:tc>
+          <w:tcPr>
+            <w:tcW w:w="4680" w:type="dxa"/>
+          </w:tcPr>
+          <w:p>
+            <w:pPr>
+              <w:spacing w:after="0"/>
+            </w:pPr>
+            <w:r>
+              <w:t xml:space="preserve">Field</w:t>
+            </w:r>
+          </w:p>
+        </w:tc>
+        <w:tc>
+          <w:tcPr>
+            <w:tcW w:w="4680" w:type="dxa"/>
+          </w:tcPr>
+          <w:p>
+            <w:pPr>
+              <w:spacing w:after="0"/>
+            </w:pPr>
+            <w:r>
+              <w:t xml:space="preserve">Status</w:t>
+            </w:r>
+          </w:p>
+        </w:tc>
+      </w:tr>
+      <w:tr>
+        <w:tc>
+          <w:tcPr>
+            <w:tcW w:w="4680" w:type="dxa"/>
+          </w:tcPr>
+          <w:p>
+            <w:pPr>
+              <w:spacing w:after="0"/>
+            </w:pPr>
+            <w:r>
+              <w:t xml:space="preserve">First Use Anywhere</w:t>
+            </w:r>
+          </w:p>
+        </w:tc>
+        <w:tc>
+          <w:tcPr>
+            <w:tcW w:w="4680" w:type="dxa"/>
+          </w:tcPr>
+          <w:p>
+            <w:pPr>
+              <w:spacing w:after="0"/>
+            </w:pPr>
+            <w:r>
+              <w:rPr>
+                <w:rFonts w:ascii="Consolas" w:hAnsi="Consolas"/>
+              </w:rPr>
+              <w:t xml:space="preserve">[REQUIRES USER INPUT]</w:t>
+            </w:r>
+          </w:p>
+        </w:tc>
+      </w:tr>
+      <w:tr>
+        <w:tc>
+          <w:tcPr>
+            <w:tcW w:w="4680" w:type="dxa"/>
+          </w:tcPr>
+          <w:p>
+            <w:pPr>
+              <w:spacing w:after="0"/>
+            </w:pPr>
+            <w:r>
+              <w:t xml:space="preserve">First Use in Commerce</w:t>
+            </w:r>
+          </w:p>
+        </w:tc>
+        <w:tc>
+          <w:tcPr>
+            <w:tcW w:w="4680" w:type="dxa"/>
+          </w:tcPr>
+          <w:p>
+            <w:pPr>
+              <w:spacing w:after="0"/>
+            </w:pPr>
+            <w:r>
+              <w:rPr>
+                <w:rFonts w:ascii="Consolas" w:hAnsi="Consolas"/>
+              </w:rPr>
+              <w:t xml:space="preserve">[REQUIRES USER INPUT]</w:t>
+            </w:r>
+          </w:p>
+        </w:tc>
+      </w:tr>
+      <w:tr>
+        <w:tc>
+          <w:tcPr>
+            <w:tcW w:w="4680" w:type="dxa"/>
+          </w:tcPr>
+          <w:p>
+            <w:pPr>
+              <w:spacing w:after="0"/>
+            </w:pPr>
+            <w:r>
+              <w:t xml:space="preserve">USPTO identification acceptability</w:t>
+            </w:r>
+          </w:p>
+        </w:tc>
+        <w:tc>
+          <w:tcPr>
+            <w:tcW w:w="4680" w:type="dxa"/>
+          </w:tcPr>
+          <w:p>
+            <w:pPr>
+              <w:spacing w:after="0"/>
+            </w:pPr>
+            <w:r>
+              <w:rPr>
+                <w:rFonts w:ascii="Consolas" w:hAnsi="Consolas"/>
+              </w:rPr>
+              <w:t xml:space="preserve">[REQUIRES USER INPUT]</w:t>
+            </w:r>
+            <w:r>
+              <w:t xml:space="preserve">, no verified ID Manual read performed</w:t>
+            </w:r>
+          </w:p>
+        </w:tc>
+      </w:tr>
+    </w:tbl>
+    <w:p>
+      <w:pPr/>
+      <w:r>
+        <w:t/>
+      </w:r>
+    </w:p>
+    <w:p>
+      <w:pPr>
+        <w:spacing w:after="140"/>
+      </w:pPr>
+      <w:r>
+        <w:t xml:space="preserve">Repository evidence that </w:t>
+      </w:r>
+      <w:r>
+        <w:rPr>
+          <w:b/>
+        </w:rPr>
+        <w:t xml:space="preserve">is</w:t>
+      </w:r>
+      <w:r>
+        <w:t xml:space="preserve"> established, and its limit: earliest appearance of JRS in an HTML file is commit </w:t>
+      </w:r>
+      <w:r>
+        <w:rPr>
+          <w:rFonts w:ascii="Consolas" w:hAnsi="Consolas"/>
+        </w:rPr>
+        <w:t xml:space="preserve">06e99ce</w:t>
+      </w:r>
+      <w:r>
+        <w:t xml:space="preserve">, 2026-04-14; earliest appearance of DRR is commit </w:t>
+      </w:r>
+      <w:r>
+        <w:rPr>
+          <w:rFonts w:ascii="Consolas" w:hAnsi="Consolas"/>
+        </w:rPr>
+        <w:t xml:space="preserve">9ea3687</w:t>
+      </w:r>
+      <w:r>
+        <w:t xml:space="preserve">, 2026-06-23; earliest appearance of both on the production branch is commit </w:t>
+      </w:r>
+      <w:r>
+        <w:rPr>
+          <w:rFonts w:ascii="Consolas" w:hAnsi="Consolas"/>
+        </w:rPr>
+        <w:t xml:space="preserve">40e6cdd</w:t>
+      </w:r>
+      <w:r>
+        <w:t xml:space="preserve">, 2026-07-07. A commit is internal drafting and is not public use, and </w:t>
+      </w:r>
+      <w:r>
+        <w:rPr>
+          <w:rFonts w:ascii="Consolas" w:hAnsi="Consolas"/>
+        </w:rPr>
+        <w:t xml:space="preserve">40e6cdd</w:t>
+      </w:r>
+      <w:r>
+        <w:t xml:space="preserve"> is a 110-file bulk import that begins that branch's history, so 2026-07-07 is a floor rather than a proven first public date. Live public use of both marks was verified by HTTP fetch on 2026-08-11.</w:t>
+      </w:r>
+    </w:p>
+    <w:p>
+      <w:pPr>
+        <w:spacing w:after="140"/>
+      </w:pPr>
+      <w:r>
+        <w:rPr>
+          <w:b/>
+        </w:rPr>
+        <w:t xml:space="preserve">Files updated this run:</w:t>
+      </w:r>
+      <w:r>
+        <w:t xml:space="preserve"> </w:t>
+      </w:r>
+      <w:r>
+        <w:rPr>
+          <w:rFonts w:ascii="Consolas" w:hAnsi="Consolas"/>
+        </w:rPr>
+        <w:t xml:space="preserve">api/asset-stats.js</w:t>
+      </w:r>
+      <w:r>
+        <w:t xml:space="preserve">, </w:t>
+      </w:r>
+      <w:r>
+        <w:rPr>
+          <w:rFonts w:ascii="Consolas" w:hAnsi="Consolas"/>
+        </w:rPr>
+        <w:t xml:space="preserve">pilot-status.html</w:t>
+      </w:r>
+      <w:r>
+        <w:t xml:space="preserve">, </w:t>
+      </w:r>
+      <w:r>
+        <w:rPr>
+          <w:rFonts w:ascii="Consolas" w:hAnsi="Consolas"/>
+        </w:rPr>
+        <w:t xml:space="preserve">MASTER_TRACKER.md</w:t>
+      </w:r>
+      <w:r>
+        <w:t xml:space="preserve"> (created at workspace root), </w:t>
       </w:r>
       <w:r>
         <w:rPr>

--- a/MASTER_SYSTEM_AUDIT_AND_TRADEMARK_DOSSIER.docx
+++ b/MASTER_SYSTEM_AUDIT_AND_TRADEMARK_DOSSIER.docx
@@ -8365,6 +8365,504 @@
           <w:rFonts w:ascii="Consolas" w:hAnsi="Consolas"/>
         </w:rPr>
         <w:t xml:space="preserve">research/MASTER_TRACKER.md</w:t>
+      </w:r>
+      <w:r>
+        <w:t xml:space="preserve">.</w:t>
+      </w:r>
+    </w:p>
+    <w:p>
+      <w:pPr>
+        <w:pStyle w:val="Heading3"/>
+        <w:spacing w:after="140"/>
+      </w:pPr>
+      <w:r>
+        <w:t xml:space="preserve">2026-08-11T21:21:03Z</w:t>
+      </w:r>
+    </w:p>
+    <w:p>
+      <w:pPr>
+        <w:spacing w:after="140"/>
+      </w:pPr>
+      <w:r>
+        <w:rPr>
+          <w:b/>
+        </w:rPr>
+        <w:t xml:space="preserve">Counter audit: DRIFT DETECTED, then PATCHED.</w:t>
+      </w:r>
+    </w:p>
+    <w:p>
+      <w:pPr>
+        <w:spacing w:after="140"/>
+      </w:pPr>
+      <w:r>
+        <w:rPr>
+          <w:b/>
+        </w:rPr>
+        <w:t xml:space="preserve">Question that triggered this run:</w:t>
+      </w:r>
+      <w:r>
+        <w:t xml:space="preserve"> why do 23 campaign arrivals on 2026-08-11 show 0 endorsements, when there is no gate and every arrival is an endorsement.</w:t>
+      </w:r>
+    </w:p>
+    <w:p>
+      <w:pPr>
+        <w:spacing w:after="140"/>
+      </w:pPr>
+      <w:r>
+        <w:rPr>
+          <w:b/>
+        </w:rPr>
+        <w:t xml:space="preserve">Answer, in two parts.</w:t>
+      </w:r>
+    </w:p>
+    <w:p>
+      <w:pPr>
+        <w:spacing w:after="140"/>
+      </w:pPr>
+      <w:r>
+        <w:rPr>
+          <w:b/>
+        </w:rPr>
+        <w:t xml:space="preserve">Part one, the tile was wrong.</w:t>
+      </w:r>
+      <w:r>
+        <w:t xml:space="preserve"> There were not 23 campaign arrivals. There were </w:t>
+      </w:r>
+      <w:r>
+        <w:rPr>
+          <w:b/>
+        </w:rPr>
+        <w:t xml:space="preserve">18</w:t>
+      </w:r>
+      <w:r>
+        <w:t xml:space="preserve">. </w:t>
+      </w:r>
+      <w:r>
+        <w:rPr>
+          <w:rFonts w:ascii="Consolas" w:hAnsi="Consolas"/>
+        </w:rPr>
+        <w:t xml:space="preserve">campaign_screen_arrivals</w:t>
+      </w:r>
+      <w:r>
+        <w:t xml:space="preserve"> counted every </w:t>
+      </w:r>
+      <w:r>
+        <w:rPr>
+          <w:rFonts w:ascii="Consolas" w:hAnsi="Consolas"/>
+        </w:rPr>
+        <w:t xml:space="preserve">gate-view</w:t>
+      </w:r>
+      <w:r>
+        <w:t xml:space="preserve"> row, and 5 of them carried no campaign at all: those readers hit </w:t>
+      </w:r>
+      <w:r>
+        <w:rPr>
+          <w:rFonts w:ascii="Consolas" w:hAnsi="Consolas"/>
+        </w:rPr>
+        <w:t xml:space="preserve">access.html</w:t>
+      </w:r>
+      <w:r>
+        <w:t xml:space="preserve"> with no </w:t>
+      </w:r>
+      <w:r>
+        <w:rPr>
+          <w:rFonts w:ascii="Consolas" w:hAnsi="Consolas"/>
+        </w:rPr>
+        <w:t xml:space="preserve">?c=</w:t>
+      </w:r>
+      <w:r>
+        <w:t xml:space="preserve"> and were redirected straight to the guides page without seeing the campaign screen. The figure has always been filtered on campaign in </w:t>
+      </w:r>
+      <w:r>
+        <w:rPr>
+          <w:rFonts w:ascii="Consolas" w:hAnsi="Consolas"/>
+        </w:rPr>
+        <w:t xml:space="preserve">/api/support-stats</w:t>
+      </w:r>
+      <w:r>
+        <w:t xml:space="preserve">, which is why the outage note read 18 while the tile read 23. Two numbers describing the same event, disagreeing. Patched: the tile now requires a campaign, and non-campaign hits are reported separately as </w:t>
+      </w:r>
+      <w:r>
+        <w:rPr>
+          <w:rFonts w:ascii="Consolas" w:hAnsi="Consolas"/>
+        </w:rPr>
+        <w:t xml:space="preserve">access_page_hits_without_campaign</w:t>
+      </w:r>
+      <w:r>
+        <w:t xml:space="preserve">.</w:t>
+      </w:r>
+    </w:p>
+    <w:p>
+      <w:pPr>
+        <w:spacing w:after="140"/>
+      </w:pPr>
+      <w:r>
+        <w:rPr>
+          <w:b/>
+        </w:rPr>
+        <w:t xml:space="preserve">Part two, the 18 predate both writes and cannot be recovered.</w:t>
+      </w:r>
+      <w:r>
+        <w:t xml:space="preserve"> All 18 arrived between </w:t>
+      </w:r>
+      <w:r>
+        <w:rPr>
+          <w:b/>
+        </w:rPr>
+        <w:t xml:space="preserve">03:47:03Z and 04:45:13Z</w:t>
+      </w:r>
+      <w:r>
+        <w:t xml:space="preserve">, from </w:t>
+      </w:r>
+      <w:r>
+        <w:rPr>
+          <w:b/>
+        </w:rPr>
+        <w:t xml:space="preserve">one device</w:t>
+      </w:r>
+      <w:r>
+        <w:t xml:space="preserve">. The endorsement write was restored at </w:t>
+      </w:r>
+      <w:r>
+        <w:rPr>
+          <w:b/>
+        </w:rPr>
+        <w:t xml:space="preserve">08:30Z</w:t>
+      </w:r>
+      <w:r>
+        <w:t xml:space="preserve"> and the fallback for copied and forwarded URLs at </w:t>
+      </w:r>
+      <w:r>
+        <w:rPr>
+          <w:b/>
+        </w:rPr>
+        <w:t xml:space="preserve">20:45Z</w:t>
+      </w:r>
+      <w:r>
+        <w:t xml:space="preserve">. </w:t>
+      </w:r>
+      <w:r>
+        <w:rPr>
+          <w:b/>
+        </w:rPr>
+        <w:t xml:space="preserve">Zero arrivals occurred after either fix.</w:t>
+      </w:r>
+      <w:r>
+        <w:t xml:space="preserve"> So 18 arrivals produced 0 endorsements because nothing was writing at the time, not because the link is gated and not because a write is failing now.</w:t>
+      </w:r>
+    </w:p>
+    <w:p>
+      <w:pPr>
+        <w:spacing w:after="140"/>
+      </w:pPr>
+      <w:r>
+        <w:rPr>
+          <w:b/>
+        </w:rPr>
+        <w:t xml:space="preserve">The reasoning in the question is correct and is now enforced by two writes:</w:t>
+      </w:r>
+    </w:p>
+    <w:tbl>
+      <w:tblPr>
+        <w:tblStyle w:val="TableGrid"/>
+        <w:tblW w:w="9360" w:type="dxa"/>
+        <w:tblBorders>
+          <w:top w:val="single" w:sz="4" w:space="0" w:color="999999"/>
+          <w:left w:val="single" w:sz="4" w:space="0" w:color="999999"/>
+          <w:bottom w:val="single" w:sz="4" w:space="0" w:color="999999"/>
+          <w:right w:val="single" w:sz="4" w:space="0" w:color="999999"/>
+          <w:insideH w:val="single" w:sz="4" w:space="0" w:color="999999"/>
+          <w:insideV w:val="single" w:sz="4" w:space="0" w:color="999999"/>
+        </w:tblBorders>
+      </w:tblPr>
+      <w:tblGrid>
+        <w:gridCol w:w="3120"/>
+        <w:gridCol w:w="3120"/>
+        <w:gridCol w:w="3120"/>
+      </w:tblGrid>
+      <w:tr>
+        <w:tc>
+          <w:tcPr>
+            <w:tcW w:w="3120" w:type="dxa"/>
+          </w:tcPr>
+          <w:p>
+            <w:pPr>
+              <w:spacing w:after="0"/>
+            </w:pPr>
+            <w:r>
+              <w:t xml:space="preserve">Arrival route</w:t>
+            </w:r>
+          </w:p>
+        </w:tc>
+        <w:tc>
+          <w:tcPr>
+            <w:tcW w:w="3120" w:type="dxa"/>
+          </w:tcPr>
+          <w:p>
+            <w:pPr>
+              <w:spacing w:after="0"/>
+            </w:pPr>
+            <w:r>
+              <w:t xml:space="preserve">What records it</w:t>
+            </w:r>
+          </w:p>
+        </w:tc>
+        <w:tc>
+          <w:tcPr>
+            <w:tcW w:w="3120" w:type="dxa"/>
+          </w:tcPr>
+          <w:p>
+            <w:pPr>
+              <w:spacing w:after="0"/>
+            </w:pPr>
+            <w:r>
+              <w:t xml:space="preserve">Since</w:t>
+            </w:r>
+          </w:p>
+        </w:tc>
+      </w:tr>
+      <w:tr>
+        <w:tc>
+          <w:tcPr>
+            <w:tcW w:w="3120" w:type="dxa"/>
+          </w:tcPr>
+          <w:p>
+            <w:pPr>
+              <w:spacing w:after="0"/>
+            </w:pPr>
+            <w:r>
+              <w:t xml:space="preserve">Campaign link as posted, through </w:t>
+            </w:r>
+            <w:r>
+              <w:rPr>
+                <w:rFonts w:ascii="Consolas" w:hAnsi="Consolas"/>
+              </w:rPr>
+              <w:t xml:space="preserve">/api/support</w:t>
+            </w:r>
+          </w:p>
+        </w:tc>
+        <w:tc>
+          <w:tcPr>
+            <w:tcW w:w="3120" w:type="dxa"/>
+          </w:tcPr>
+          <w:p>
+            <w:pPr>
+              <w:spacing w:after="0"/>
+            </w:pPr>
+            <w:r>
+              <w:t xml:space="preserve">Server-side write, fires without JavaScript</w:t>
+            </w:r>
+          </w:p>
+        </w:tc>
+        <w:tc>
+          <w:tcPr>
+            <w:tcW w:w="3120" w:type="dxa"/>
+          </w:tcPr>
+          <w:p>
+            <w:pPr>
+              <w:spacing w:after="0"/>
+            </w:pPr>
+            <w:r>
+              <w:t xml:space="preserve">2026-08-11 08:30Z</w:t>
+            </w:r>
+          </w:p>
+        </w:tc>
+      </w:tr>
+      <w:tr>
+        <w:tc>
+          <w:tcPr>
+            <w:tcW w:w="3120" w:type="dxa"/>
+          </w:tcPr>
+          <w:p>
+            <w:pPr>
+              <w:spacing w:after="0"/>
+            </w:pPr>
+            <w:r>
+              <w:t xml:space="preserve">Copied, forwarded or bookmarked URL landing on </w:t>
+            </w:r>
+            <w:r>
+              <w:rPr>
+                <w:rFonts w:ascii="Consolas" w:hAnsi="Consolas"/>
+              </w:rPr>
+              <w:t xml:space="preserve">access.html</w:t>
+            </w:r>
+          </w:p>
+        </w:tc>
+        <w:tc>
+          <w:tcPr>
+            <w:tcW w:w="3120" w:type="dxa"/>
+          </w:tcPr>
+          <w:p>
+            <w:pPr>
+              <w:spacing w:after="0"/>
+            </w:pPr>
+            <w:r>
+              <w:t xml:space="preserve">Fallback write from the page, deduped per browser per campaign</w:t>
+            </w:r>
+          </w:p>
+        </w:tc>
+        <w:tc>
+          <w:tcPr>
+            <w:tcW w:w="3120" w:type="dxa"/>
+          </w:tcPr>
+          <w:p>
+            <w:pPr>
+              <w:spacing w:after="0"/>
+            </w:pPr>
+            <w:r>
+              <w:t xml:space="preserve">2026-08-11 20:45Z</w:t>
+            </w:r>
+          </w:p>
+        </w:tc>
+      </w:tr>
+    </w:tbl>
+    <w:p>
+      <w:pPr/>
+      <w:r>
+        <w:t/>
+      </w:r>
+    </w:p>
+    <w:p>
+      <w:pPr>
+        <w:spacing w:after="140"/>
+      </w:pPr>
+      <w:r>
+        <w:t xml:space="preserve">Both were verified against production: a browser user agent records, a non-browser agent does not, and the two paths cannot double count because </w:t>
+      </w:r>
+      <w:r>
+        <w:rPr>
+          <w:rFonts w:ascii="Consolas" w:hAnsi="Consolas"/>
+        </w:rPr>
+        <w:t xml:space="preserve">/api/support</w:t>
+      </w:r>
+      <w:r>
+        <w:t xml:space="preserve"> marks its redirect </w:t>
+      </w:r>
+      <w:r>
+        <w:rPr>
+          <w:rFonts w:ascii="Consolas" w:hAnsi="Consolas"/>
+        </w:rPr>
+        <w:t xml:space="preserve">r=1</w:t>
+      </w:r>
+      <w:r>
+        <w:t xml:space="preserve"> and the fallback fires only when that marker is absent.</w:t>
+      </w:r>
+    </w:p>
+    <w:p>
+      <w:pPr>
+        <w:spacing w:after="140"/>
+      </w:pPr>
+      <w:r>
+        <w:rPr>
+          <w:b/>
+        </w:rPr>
+        <w:t xml:space="preserve">Reconciliation now published on the page.</w:t>
+      </w:r>
+      <w:r>
+        <w:t xml:space="preserve"> </w:t>
+      </w:r>
+      <w:r>
+        <w:rPr>
+          <w:rFonts w:ascii="Consolas" w:hAnsi="Consolas"/>
+        </w:rPr>
+        <w:t xml:space="preserve">arrivals_vs_endorsements</w:t>
+      </w:r>
+      <w:r>
+        <w:t xml:space="preserve"> states arrivals, endorsements recorded, the difference and the reason. Current reading: </w:t>
+      </w:r>
+      <w:r>
+        <w:rPr>
+          <w:b/>
+        </w:rPr>
+        <w:t xml:space="preserve">18 arrivals, 0 endorsements, difference 18</w:t>
+      </w:r>
+      <w:r>
+        <w:t xml:space="preserve">, entirely accounted for by the pre-fix window. </w:t>
+      </w:r>
+      <w:r>
+        <w:rPr>
+          <w:b/>
+        </w:rPr>
+        <w:t xml:space="preserve">From 2026-08-12 a non-zero difference on that line is a defect and should be treated as one.</w:t>
+      </w:r>
+    </w:p>
+    <w:p>
+      <w:pPr>
+        <w:spacing w:after="140"/>
+      </w:pPr>
+      <w:r>
+        <w:rPr>
+          <w:b/>
+        </w:rPr>
+        <w:t xml:space="preserve">Files updated this run:</w:t>
+      </w:r>
+      <w:r>
+        <w:t xml:space="preserve"> </w:t>
+      </w:r>
+      <w:r>
+        <w:rPr>
+          <w:rFonts w:ascii="Consolas" w:hAnsi="Consolas"/>
+        </w:rPr>
+        <w:t xml:space="preserve">api/asset-stats.js</w:t>
+      </w:r>
+      <w:r>
+        <w:t xml:space="preserve">, </w:t>
+      </w:r>
+      <w:r>
+        <w:rPr>
+          <w:rFonts w:ascii="Consolas" w:hAnsi="Consolas"/>
+        </w:rPr>
+        <w:t xml:space="preserve">pilot-status.html</w:t>
+      </w:r>
+      <w:r>
+        <w:t xml:space="preserve">, </w:t>
+      </w:r>
+      <w:r>
+        <w:rPr>
+          <w:rFonts w:ascii="Consolas" w:hAnsi="Consolas"/>
+        </w:rPr>
+        <w:t xml:space="preserve">MASTER_TRACKER.md</w:t>
+      </w:r>
+      <w:r>
+        <w:t xml:space="preserve">, </w:t>
+      </w:r>
+      <w:r>
+        <w:rPr>
+          <w:rFonts w:ascii="Consolas" w:hAnsi="Consolas"/>
+        </w:rPr>
+        <w:t xml:space="preserve">MASTER_SYSTEM_AUDIT_AND_TRADEMARK_DOSSIER.md</w:t>
+      </w:r>
+      <w:r>
+        <w:t xml:space="preserve">, </w:t>
+      </w:r>
+      <w:r>
+        <w:rPr>
+          <w:rFonts w:ascii="Consolas" w:hAnsi="Consolas"/>
+        </w:rPr>
+        <w:t xml:space="preserve">research/MASTER_TRACKER.md</w:t>
+      </w:r>
+      <w:r>
+        <w:t xml:space="preserve">.</w:t>
+      </w:r>
+    </w:p>
+    <w:p>
+      <w:pPr>
+        <w:spacing w:after="140"/>
+      </w:pPr>
+      <w:r>
+        <w:rPr>
+          <w:b/>
+        </w:rPr>
+        <w:t xml:space="preserve">TEAS status unchanged:</w:t>
+      </w:r>
+      <w:r>
+        <w:t xml:space="preserve"> JRS PENDING USER INPUTS, DRR PENDING USER INPUTS. First Use Anywhere, First Use in Commerce and USPTO identification acceptability all remain </w:t>
+      </w:r>
+      <w:r>
+        <w:rPr>
+          <w:rFonts w:ascii="Consolas" w:hAnsi="Consolas"/>
+        </w:rPr>
+        <w:t xml:space="preserve">[REQUIRES USER INPUT]</w:t>
       </w:r>
       <w:r>
         <w:t xml:space="preserve">.</w:t>

--- a/MASTER_SYSTEM_AUDIT_AND_TRADEMARK_DOSSIER.docx
+++ b/MASTER_SYSTEM_AUDIT_AND_TRADEMARK_DOSSIER.docx
@@ -8866,6 +8866,2318 @@
       </w:r>
       <w:r>
         <w:t xml:space="preserve">.</w:t>
+      </w:r>
+    </w:p>
+    <w:p>
+      <w:pPr>
+        <w:pStyle w:val="Heading3"/>
+        <w:spacing w:after="140"/>
+      </w:pPr>
+      <w:r>
+        <w:t xml:space="preserve">2026-08-11T21:28:42Z : LINK-CLICK TELEMETRY AUDIT AND REPAIR</w:t>
+      </w:r>
+    </w:p>
+    <w:p>
+      <w:pPr>
+        <w:pStyle w:val="Heading4"/>
+        <w:spacing w:after="140"/>
+      </w:pPr>
+      <w:r>
+        <w:t xml:space="preserve">A. Executive audit status</w:t>
+      </w:r>
+    </w:p>
+    <w:tbl>
+      <w:tblPr>
+        <w:tblStyle w:val="TableGrid"/>
+        <w:tblW w:w="9360" w:type="dxa"/>
+        <w:tblBorders>
+          <w:top w:val="single" w:sz="4" w:space="0" w:color="999999"/>
+          <w:left w:val="single" w:sz="4" w:space="0" w:color="999999"/>
+          <w:bottom w:val="single" w:sz="4" w:space="0" w:color="999999"/>
+          <w:right w:val="single" w:sz="4" w:space="0" w:color="999999"/>
+          <w:insideH w:val="single" w:sz="4" w:space="0" w:color="999999"/>
+          <w:insideV w:val="single" w:sz="4" w:space="0" w:color="999999"/>
+        </w:tblBorders>
+      </w:tblPr>
+      <w:tblGrid>
+        <w:gridCol w:w="4680"/>
+        <w:gridCol w:w="4680"/>
+      </w:tblGrid>
+      <w:tr>
+        <w:tc>
+          <w:tcPr>
+            <w:tcW w:w="4680" w:type="dxa"/>
+          </w:tcPr>
+          <w:p>
+            <w:pPr>
+              <w:spacing w:after="0"/>
+            </w:pPr>
+            <w:r>
+              <w:t xml:space="preserve">Item</w:t>
+            </w:r>
+          </w:p>
+        </w:tc>
+        <w:tc>
+          <w:tcPr>
+            <w:tcW w:w="4680" w:type="dxa"/>
+          </w:tcPr>
+          <w:p>
+            <w:pPr>
+              <w:spacing w:after="0"/>
+            </w:pPr>
+            <w:r>
+              <w:t xml:space="preserve">Status</w:t>
+            </w:r>
+          </w:p>
+        </w:tc>
+      </w:tr>
+      <w:tr>
+        <w:tc>
+          <w:tcPr>
+            <w:tcW w:w="4680" w:type="dxa"/>
+          </w:tcPr>
+          <w:p>
+            <w:pPr>
+              <w:spacing w:after="0"/>
+            </w:pPr>
+            <w:r>
+              <w:t xml:space="preserve">Link-click telemetry</w:t>
+            </w:r>
+          </w:p>
+        </w:tc>
+        <w:tc>
+          <w:tcPr>
+            <w:tcW w:w="4680" w:type="dxa"/>
+          </w:tcPr>
+          <w:p>
+            <w:pPr>
+              <w:spacing w:after="0"/>
+            </w:pPr>
+            <w:r>
+              <w:rPr>
+                <w:b/>
+              </w:rPr>
+              <w:t xml:space="preserve">PATCHED AND LOCALLY VERIFIED</w:t>
+            </w:r>
+          </w:p>
+        </w:tc>
+      </w:tr>
+      <w:tr>
+        <w:tc>
+          <w:tcPr>
+            <w:tcW w:w="4680" w:type="dxa"/>
+          </w:tcPr>
+          <w:p>
+            <w:pPr>
+              <w:spacing w:after="0"/>
+            </w:pPr>
+            <w:r>
+              <w:t xml:space="preserve">Failure class</w:t>
+            </w:r>
+          </w:p>
+        </w:tc>
+        <w:tc>
+          <w:tcPr>
+            <w:tcW w:w="4680" w:type="dxa"/>
+          </w:tcPr>
+          <w:p>
+            <w:pPr>
+              <w:spacing w:after="0"/>
+            </w:pPr>
+            <w:r>
+              <w:rPr>
+                <w:b/>
+              </w:rPr>
+              <w:t xml:space="preserve">NAVIGATION RACE CONDITION</w:t>
+            </w:r>
+          </w:p>
+        </w:tc>
+      </w:tr>
+      <w:tr>
+        <w:tc>
+          <w:tcPr>
+            <w:tcW w:w="4680" w:type="dxa"/>
+          </w:tcPr>
+          <w:p>
+            <w:pPr>
+              <w:spacing w:after="0"/>
+            </w:pPr>
+            <w:r>
+              <w:t xml:space="preserve">Link inventory</w:t>
+            </w:r>
+          </w:p>
+        </w:tc>
+        <w:tc>
+          <w:tcPr>
+            <w:tcW w:w="4680" w:type="dxa"/>
+          </w:tcPr>
+          <w:p>
+            <w:pPr>
+              <w:spacing w:after="0"/>
+            </w:pPr>
+            <w:r>
+              <w:rPr>
+                <w:b/>
+              </w:rPr>
+              <w:t xml:space="preserve">VERIFIED</w:t>
+            </w:r>
+            <w:r>
+              <w:t xml:space="preserve">, 785 navigating links across 66 pages</w:t>
+            </w:r>
+          </w:p>
+        </w:tc>
+      </w:tr>
+      <w:tr>
+        <w:tc>
+          <w:tcPr>
+            <w:tcW w:w="4680" w:type="dxa"/>
+          </w:tcPr>
+          <w:p>
+            <w:pPr>
+              <w:spacing w:after="0"/>
+            </w:pPr>
+            <w:r>
+              <w:t xml:space="preserve">Counter audit</w:t>
+            </w:r>
+          </w:p>
+        </w:tc>
+        <w:tc>
+          <w:tcPr>
+            <w:tcW w:w="4680" w:type="dxa"/>
+          </w:tcPr>
+          <w:p>
+            <w:pPr>
+              <w:spacing w:after="0"/>
+            </w:pPr>
+            <w:r>
+              <w:rPr>
+                <w:b/>
+              </w:rPr>
+              <w:t xml:space="preserve">VERIFIED</w:t>
+            </w:r>
+            <w:r>
+              <w:t xml:space="preserve">, previous run: 28 endpoint checks and 23 rendered tiles, 0 mismatches</w:t>
+            </w:r>
+          </w:p>
+        </w:tc>
+      </w:tr>
+      <w:tr>
+        <w:tc>
+          <w:tcPr>
+            <w:tcW w:w="4680" w:type="dxa"/>
+          </w:tcPr>
+          <w:p>
+            <w:pPr>
+              <w:spacing w:after="0"/>
+            </w:pPr>
+            <w:r>
+              <w:t xml:space="preserve">Metric reconciliation</w:t>
+            </w:r>
+          </w:p>
+        </w:tc>
+        <w:tc>
+          <w:tcPr>
+            <w:tcW w:w="4680" w:type="dxa"/>
+          </w:tcPr>
+          <w:p>
+            <w:pPr>
+              <w:spacing w:after="0"/>
+            </w:pPr>
+            <w:r>
+              <w:rPr>
+                <w:b/>
+              </w:rPr>
+              <w:t xml:space="preserve">VERIFIED</w:t>
+            </w:r>
+          </w:p>
+        </w:tc>
+      </w:tr>
+      <w:tr>
+        <w:tc>
+          <w:tcPr>
+            <w:tcW w:w="4680" w:type="dxa"/>
+          </w:tcPr>
+          <w:p>
+            <w:pPr>
+              <w:spacing w:after="0"/>
+            </w:pPr>
+            <w:r>
+              <w:t xml:space="preserve">JRS dossier</w:t>
+            </w:r>
+          </w:p>
+        </w:tc>
+        <w:tc>
+          <w:tcPr>
+            <w:tcW w:w="4680" w:type="dxa"/>
+          </w:tcPr>
+          <w:p>
+            <w:pPr>
+              <w:spacing w:after="0"/>
+            </w:pPr>
+            <w:r>
+              <w:rPr>
+                <w:b/>
+              </w:rPr>
+              <w:t xml:space="preserve">REQUIRES USER INPUT</w:t>
+            </w:r>
+          </w:p>
+        </w:tc>
+      </w:tr>
+      <w:tr>
+        <w:tc>
+          <w:tcPr>
+            <w:tcW w:w="4680" w:type="dxa"/>
+          </w:tcPr>
+          <w:p>
+            <w:pPr>
+              <w:spacing w:after="0"/>
+            </w:pPr>
+            <w:r>
+              <w:t xml:space="preserve">DRR dossier</w:t>
+            </w:r>
+          </w:p>
+        </w:tc>
+        <w:tc>
+          <w:tcPr>
+            <w:tcW w:w="4680" w:type="dxa"/>
+          </w:tcPr>
+          <w:p>
+            <w:pPr>
+              <w:spacing w:after="0"/>
+            </w:pPr>
+            <w:r>
+              <w:rPr>
+                <w:b/>
+              </w:rPr>
+              <w:t xml:space="preserve">REQUIRES USER INPUT</w:t>
+            </w:r>
+          </w:p>
+        </w:tc>
+      </w:tr>
+      <w:tr>
+        <w:tc>
+          <w:tcPr>
+            <w:tcW w:w="4680" w:type="dxa"/>
+          </w:tcPr>
+          <w:p>
+            <w:pPr>
+              <w:spacing w:after="0"/>
+            </w:pPr>
+            <w:r>
+              <w:t xml:space="preserve">Live external event ingestion</w:t>
+            </w:r>
+          </w:p>
+        </w:tc>
+        <w:tc>
+          <w:tcPr>
+            <w:tcW w:w="4680" w:type="dxa"/>
+          </w:tcPr>
+          <w:p>
+            <w:pPr>
+              <w:spacing w:after="0"/>
+            </w:pPr>
+            <w:r>
+              <w:rPr>
+                <w:b/>
+              </w:rPr>
+              <w:t xml:space="preserve">NOT LOCALLY VERIFIABLE</w:t>
+            </w:r>
+            <w:r>
+              <w:t xml:space="preserve"> for a real visitor's browser. See section F</w:t>
+            </w:r>
+          </w:p>
+        </w:tc>
+      </w:tr>
+    </w:tbl>
+    <w:p>
+      <w:pPr/>
+      <w:r>
+        <w:t/>
+      </w:r>
+    </w:p>
+    <w:p>
+      <w:pPr>
+        <w:pStyle w:val="Heading4"/>
+        <w:spacing w:after="140"/>
+      </w:pPr>
+      <w:r>
+        <w:t xml:space="preserve">B. Telemetry architecture, as it exists</w:t>
+      </w:r>
+    </w:p>
+    <w:p>
+      <w:pPr>
+        <w:spacing w:after="140"/>
+      </w:pPr>
+      <w:r>
+        <w:t xml:space="preserve">The repository uses </w:t>
+      </w:r>
+      <w:r>
+        <w:rPr>
+          <w:b/>
+        </w:rPr>
+        <w:t xml:space="preserve">two mechanisms</w:t>
+      </w:r>
+      <w:r>
+        <w:t xml:space="preserve">, not one, and this is deliberate:</w:t>
+      </w:r>
+    </w:p>
+    <w:p>
+      <w:pPr>
+        <w:numPr>
+          <w:ilvl w:val="0"/>
+          <w:numId w:val="2"/>
+        </w:numPr>
+        <w:spacing w:after="60"/>
+      </w:pPr>
+      <w:r>
+        <w:rPr>
+          <w:b/>
+        </w:rPr>
+        <w:t xml:space="preserve">Server-side write on request.</w:t>
+      </w:r>
+      <w:r>
+        <w:t xml:space="preserve"> </w:t>
+      </w:r>
+      <w:r>
+        <w:rPr>
+          <w:rFonts w:ascii="Consolas" w:hAnsi="Consolas"/>
+        </w:rPr>
+        <w:t xml:space="preserve">/api/support</w:t>
+      </w:r>
+      <w:r>
+        <w:t xml:space="preserve"> and </w:t>
+      </w:r>
+      <w:r>
+        <w:rPr>
+          <w:rFonts w:ascii="Consolas" w:hAnsi="Consolas"/>
+        </w:rPr>
+        <w:t xml:space="preserve">/api/dl</w:t>
+      </w:r>
+      <w:r>
+        <w:t xml:space="preserve"> are edge functions. They write the row and then issue a 302. </w:t>
+      </w:r>
+      <w:r>
+        <w:rPr>
+          <w:b/>
+        </w:rPr>
+        <w:t xml:space="preserve">These cannot be lost to a navigation race, cannot be blocked by CORS or CSP, and do not require JavaScript.</w:t>
+      </w:r>
+      <w:r>
+        <w:t xml:space="preserve"> 117 of the 785 navigating links resolve through them.</w:t>
+      </w:r>
+    </w:p>
+    <w:p>
+      <w:pPr>
+        <w:numPr>
+          <w:ilvl w:val="0"/>
+          <w:numId w:val="2"/>
+        </w:numPr>
+        <w:spacing w:after="60"/>
+      </w:pPr>
+      <w:r>
+        <w:rPr>
+          <w:b/>
+        </w:rPr>
+        <w:t xml:space="preserve">Client-side arrival ping on the destination.</w:t>
+      </w:r>
+      <w:r>
+        <w:t xml:space="preserve"> </w:t>
+      </w:r>
+      <w:r>
+        <w:rPr>
+          <w:rFonts w:ascii="Consolas" w:hAnsi="Consolas"/>
+        </w:rPr>
+        <w:t xml:space="preserve">access.html</w:t>
+      </w:r>
+      <w:r>
+        <w:t xml:space="preserve">, </w:t>
+      </w:r>
+      <w:r>
+        <w:rPr>
+          <w:rFonts w:ascii="Consolas" w:hAnsi="Consolas"/>
+        </w:rPr>
+        <w:t xml:space="preserve">reviewer/index.html</w:t>
+      </w:r>
+      <w:r>
+        <w:t xml:space="preserve">, </w:t>
+      </w:r>
+      <w:r>
+        <w:rPr>
+          <w:rFonts w:ascii="Consolas" w:hAnsi="Consolas"/>
+        </w:rPr>
+        <w:t xml:space="preserve">training.html</w:t>
+      </w:r>
+      <w:r>
+        <w:t xml:space="preserve"> and </w:t>
+      </w:r>
+      <w:r>
+        <w:rPr>
+          <w:rFonts w:ascii="Consolas" w:hAnsi="Consolas"/>
+        </w:rPr>
+        <w:t xml:space="preserve">investigator-guides.html</w:t>
+      </w:r>
+      <w:r>
+        <w:t xml:space="preserve"> POST to </w:t>
+      </w:r>
+      <w:r>
+        <w:rPr>
+          <w:rFonts w:ascii="Consolas" w:hAnsi="Consolas"/>
+        </w:rPr>
+        <w:t xml:space="preserve">/api/access</w:t>
+      </w:r>
+      <w:r>
+        <w:t xml:space="preserve"> on load. This is the mechanism that was defective.</w:t>
+      </w:r>
+    </w:p>
+    <w:p>
+      <w:pPr>
+        <w:spacing w:after="140"/>
+      </w:pPr>
+      <w:r>
+        <w:t xml:space="preserve">No </w:t>
+      </w:r>
+      <w:r>
+        <w:rPr>
+          <w:rFonts w:ascii="Consolas" w:hAnsi="Consolas"/>
+        </w:rPr>
+        <w:t xml:space="preserve">sendBeacon</w:t>
+      </w:r>
+      <w:r>
+        <w:t xml:space="preserve">, </w:t>
+      </w:r>
+      <w:r>
+        <w:rPr>
+          <w:rFonts w:ascii="Consolas" w:hAnsi="Consolas"/>
+        </w:rPr>
+        <w:t xml:space="preserve">XMLHttpRequest</w:t>
+      </w:r>
+      <w:r>
+        <w:t xml:space="preserve">, GTM, Plausible, PostHog, Umami or Matomo is present anywhere. GA4 (</w:t>
+      </w:r>
+      <w:r>
+        <w:rPr>
+          <w:rFonts w:ascii="Consolas" w:hAnsi="Consolas"/>
+        </w:rPr>
+        <w:t xml:space="preserve">G-NVYHJ7BJ92</w:t>
+      </w:r>
+      <w:r>
+        <w:t xml:space="preserve">) is loaded on 57 pages but </w:t>
+      </w:r>
+      <w:r>
+        <w:rPr>
+          <w:b/>
+        </w:rPr>
+        <w:t xml:space="preserve">zero files call `gtag('event', ...)`</w:t>
+      </w:r>
+      <w:r>
+        <w:t xml:space="preserve">, so GA4 records pageviews only and is not part of the click pipeline.</w:t>
+      </w:r>
+    </w:p>
+    <w:p>
+      <w:pPr>
+        <w:pStyle w:val="Heading4"/>
+        <w:spacing w:after="140"/>
+      </w:pPr>
+      <w:r>
+        <w:t xml:space="preserve">C. Link inventory</w:t>
+      </w:r>
+    </w:p>
+    <w:tbl>
+      <w:tblPr>
+        <w:tblStyle w:val="TableGrid"/>
+        <w:tblW w:w="9360" w:type="dxa"/>
+        <w:tblBorders>
+          <w:top w:val="single" w:sz="4" w:space="0" w:color="999999"/>
+          <w:left w:val="single" w:sz="4" w:space="0" w:color="999999"/>
+          <w:bottom w:val="single" w:sz="4" w:space="0" w:color="999999"/>
+          <w:right w:val="single" w:sz="4" w:space="0" w:color="999999"/>
+          <w:insideH w:val="single" w:sz="4" w:space="0" w:color="999999"/>
+          <w:insideV w:val="single" w:sz="4" w:space="0" w:color="999999"/>
+        </w:tblBorders>
+      </w:tblPr>
+      <w:tblGrid>
+        <w:gridCol w:w="2340"/>
+        <w:gridCol w:w="2340"/>
+        <w:gridCol w:w="2340"/>
+        <w:gridCol w:w="2340"/>
+      </w:tblGrid>
+      <w:tr>
+        <w:tc>
+          <w:tcPr>
+            <w:tcW w:w="2340" w:type="dxa"/>
+          </w:tcPr>
+          <w:p>
+            <w:pPr>
+              <w:spacing w:after="0"/>
+            </w:pPr>
+            <w:r>
+              <w:t xml:space="preserve">Link class</w:t>
+            </w:r>
+          </w:p>
+        </w:tc>
+        <w:tc>
+          <w:tcPr>
+            <w:tcW w:w="2340" w:type="dxa"/>
+          </w:tcPr>
+          <w:p>
+            <w:pPr>
+              <w:spacing w:after="0"/>
+            </w:pPr>
+            <w:r>
+              <w:t xml:space="preserve">Count</w:t>
+            </w:r>
+          </w:p>
+        </w:tc>
+        <w:tc>
+          <w:tcPr>
+            <w:tcW w:w="2340" w:type="dxa"/>
+          </w:tcPr>
+          <w:p>
+            <w:pPr>
+              <w:spacing w:after="0"/>
+            </w:pPr>
+            <w:r>
+              <w:t xml:space="preserve">Tracking mechanism</w:t>
+            </w:r>
+          </w:p>
+        </w:tc>
+        <w:tc>
+          <w:tcPr>
+            <w:tcW w:w="2340" w:type="dxa"/>
+          </w:tcPr>
+          <w:p>
+            <w:pPr>
+              <w:spacing w:after="0"/>
+            </w:pPr>
+            <w:r>
+              <w:t xml:space="preserve">Fires on</w:t>
+            </w:r>
+          </w:p>
+        </w:tc>
+      </w:tr>
+      <w:tr>
+        <w:tc>
+          <w:tcPr>
+            <w:tcW w:w="2340" w:type="dxa"/>
+          </w:tcPr>
+          <w:p>
+            <w:pPr>
+              <w:spacing w:after="0"/>
+            </w:pPr>
+            <w:r>
+              <w:t xml:space="preserve">Internal navigation</w:t>
+            </w:r>
+          </w:p>
+        </w:tc>
+        <w:tc>
+          <w:tcPr>
+            <w:tcW w:w="2340" w:type="dxa"/>
+          </w:tcPr>
+          <w:p>
+            <w:pPr>
+              <w:spacing w:after="0"/>
+            </w:pPr>
+            <w:r>
+              <w:t xml:space="preserve">628</w:t>
+            </w:r>
+          </w:p>
+        </w:tc>
+        <w:tc>
+          <w:tcPr>
+            <w:tcW w:w="2340" w:type="dxa"/>
+          </w:tcPr>
+          <w:p>
+            <w:pPr>
+              <w:spacing w:after="0"/>
+            </w:pPr>
+            <w:r>
+              <w:t xml:space="preserve">Destination arrival ping, where the destination is instrumented</w:t>
+            </w:r>
+          </w:p>
+        </w:tc>
+        <w:tc>
+          <w:tcPr>
+            <w:tcW w:w="2340" w:type="dxa"/>
+          </w:tcPr>
+          <w:p>
+            <w:pPr>
+              <w:spacing w:after="0"/>
+            </w:pPr>
+            <w:r>
+              <w:t xml:space="preserve">Destination load</w:t>
+            </w:r>
+          </w:p>
+        </w:tc>
+      </w:tr>
+      <w:tr>
+        <w:tc>
+          <w:tcPr>
+            <w:tcW w:w="2340" w:type="dxa"/>
+          </w:tcPr>
+          <w:p>
+            <w:pPr>
+              <w:spacing w:after="0"/>
+            </w:pPr>
+            <w:r>
+              <w:t xml:space="preserve">Campaign link (</w:t>
+            </w:r>
+            <w:r>
+              <w:rPr>
+                <w:rFonts w:ascii="Consolas" w:hAnsi="Consolas"/>
+              </w:rPr>
+              <w:t xml:space="preserve">/api/support</w:t>
+            </w:r>
+            <w:r>
+              <w:t xml:space="preserve">)</w:t>
+            </w:r>
+          </w:p>
+        </w:tc>
+        <w:tc>
+          <w:tcPr>
+            <w:tcW w:w="2340" w:type="dxa"/>
+          </w:tcPr>
+          <w:p>
+            <w:pPr>
+              <w:spacing w:after="0"/>
+            </w:pPr>
+            <w:r>
+              <w:t xml:space="preserve">79</w:t>
+            </w:r>
+          </w:p>
+        </w:tc>
+        <w:tc>
+          <w:tcPr>
+            <w:tcW w:w="2340" w:type="dxa"/>
+          </w:tcPr>
+          <w:p>
+            <w:pPr>
+              <w:spacing w:after="0"/>
+            </w:pPr>
+            <w:r>
+              <w:t xml:space="preserve">Server-side write, then 302</w:t>
+            </w:r>
+          </w:p>
+        </w:tc>
+        <w:tc>
+          <w:tcPr>
+            <w:tcW w:w="2340" w:type="dxa"/>
+          </w:tcPr>
+          <w:p>
+            <w:pPr>
+              <w:spacing w:after="0"/>
+            </w:pPr>
+            <w:r>
+              <w:t xml:space="preserve">Request, not click</w:t>
+            </w:r>
+          </w:p>
+        </w:tc>
+      </w:tr>
+      <w:tr>
+        <w:tc>
+          <w:tcPr>
+            <w:tcW w:w="2340" w:type="dxa"/>
+          </w:tcPr>
+          <w:p>
+            <w:pPr>
+              <w:spacing w:after="0"/>
+            </w:pPr>
+            <w:r>
+              <w:t xml:space="preserve">Download link (</w:t>
+            </w:r>
+            <w:r>
+              <w:rPr>
+                <w:rFonts w:ascii="Consolas" w:hAnsi="Consolas"/>
+              </w:rPr>
+              <w:t xml:space="preserve">/api/dl</w:t>
+            </w:r>
+            <w:r>
+              <w:t xml:space="preserve">)</w:t>
+            </w:r>
+          </w:p>
+        </w:tc>
+        <w:tc>
+          <w:tcPr>
+            <w:tcW w:w="2340" w:type="dxa"/>
+          </w:tcPr>
+          <w:p>
+            <w:pPr>
+              <w:spacing w:after="0"/>
+            </w:pPr>
+            <w:r>
+              <w:t xml:space="preserve">38</w:t>
+            </w:r>
+          </w:p>
+        </w:tc>
+        <w:tc>
+          <w:tcPr>
+            <w:tcW w:w="2340" w:type="dxa"/>
+          </w:tcPr>
+          <w:p>
+            <w:pPr>
+              <w:spacing w:after="0"/>
+            </w:pPr>
+            <w:r>
+              <w:t xml:space="preserve">Server-side write, then 302</w:t>
+            </w:r>
+          </w:p>
+        </w:tc>
+        <w:tc>
+          <w:tcPr>
+            <w:tcW w:w="2340" w:type="dxa"/>
+          </w:tcPr>
+          <w:p>
+            <w:pPr>
+              <w:spacing w:after="0"/>
+            </w:pPr>
+            <w:r>
+              <w:t xml:space="preserve">Request, not click</w:t>
+            </w:r>
+          </w:p>
+        </w:tc>
+      </w:tr>
+      <w:tr>
+        <w:tc>
+          <w:tcPr>
+            <w:tcW w:w="2340" w:type="dxa"/>
+          </w:tcPr>
+          <w:p>
+            <w:pPr>
+              <w:spacing w:after="0"/>
+            </w:pPr>
+            <w:r>
+              <w:t xml:space="preserve">Training CTA (</w:t>
+            </w:r>
+            <w:r>
+              <w:rPr>
+                <w:rFonts w:ascii="Consolas" w:hAnsi="Consolas"/>
+              </w:rPr>
+              <w:t xml:space="preserve">/train</w:t>
+            </w:r>
+            <w:r>
+              <w:t xml:space="preserve">)</w:t>
+            </w:r>
+          </w:p>
+        </w:tc>
+        <w:tc>
+          <w:tcPr>
+            <w:tcW w:w="2340" w:type="dxa"/>
+          </w:tcPr>
+          <w:p>
+            <w:pPr>
+              <w:spacing w:after="0"/>
+            </w:pPr>
+            <w:r>
+              <w:t xml:space="preserve">35</w:t>
+            </w:r>
+          </w:p>
+        </w:tc>
+        <w:tc>
+          <w:tcPr>
+            <w:tcW w:w="2340" w:type="dxa"/>
+          </w:tcPr>
+          <w:p>
+            <w:pPr>
+              <w:spacing w:after="0"/>
+            </w:pPr>
+            <w:r>
+              <w:rPr>
+                <w:rFonts w:ascii="Consolas" w:hAnsi="Consolas"/>
+              </w:rPr>
+              <w:t xml:space="preserve">train-view</w:t>
+            </w:r>
+            <w:r>
+              <w:t xml:space="preserve"> arrival ping</w:t>
+            </w:r>
+          </w:p>
+        </w:tc>
+        <w:tc>
+          <w:tcPr>
+            <w:tcW w:w="2340" w:type="dxa"/>
+          </w:tcPr>
+          <w:p>
+            <w:pPr>
+              <w:spacing w:after="0"/>
+            </w:pPr>
+            <w:r>
+              <w:t xml:space="preserve">Destination load</w:t>
+            </w:r>
+          </w:p>
+        </w:tc>
+      </w:tr>
+      <w:tr>
+        <w:tc>
+          <w:tcPr>
+            <w:tcW w:w="2340" w:type="dxa"/>
+          </w:tcPr>
+          <w:p>
+            <w:pPr>
+              <w:spacing w:after="0"/>
+            </w:pPr>
+            <w:r>
+              <w:t xml:space="preserve">Evaluation CTA</w:t>
+            </w:r>
+          </w:p>
+        </w:tc>
+        <w:tc>
+          <w:tcPr>
+            <w:tcW w:w="2340" w:type="dxa"/>
+          </w:tcPr>
+          <w:p>
+            <w:pPr>
+              <w:spacing w:after="0"/>
+            </w:pPr>
+            <w:r>
+              <w:t xml:space="preserve">3</w:t>
+            </w:r>
+          </w:p>
+        </w:tc>
+        <w:tc>
+          <w:tcPr>
+            <w:tcW w:w="2340" w:type="dxa"/>
+          </w:tcPr>
+          <w:p>
+            <w:pPr>
+              <w:spacing w:after="0"/>
+            </w:pPr>
+            <w:r>
+              <w:rPr>
+                <w:rFonts w:ascii="Consolas" w:hAnsi="Consolas"/>
+              </w:rPr>
+              <w:t xml:space="preserve">eval-view</w:t>
+            </w:r>
+            <w:r>
+              <w:t xml:space="preserve"> logged server-side on GET</w:t>
+            </w:r>
+          </w:p>
+        </w:tc>
+        <w:tc>
+          <w:tcPr>
+            <w:tcW w:w="2340" w:type="dxa"/>
+          </w:tcPr>
+          <w:p>
+            <w:pPr>
+              <w:spacing w:after="0"/>
+            </w:pPr>
+            <w:r>
+              <w:t xml:space="preserve">Destination load</w:t>
+            </w:r>
+          </w:p>
+        </w:tc>
+      </w:tr>
+      <w:tr>
+        <w:tc>
+          <w:tcPr>
+            <w:tcW w:w="2340" w:type="dxa"/>
+          </w:tcPr>
+          <w:p>
+            <w:pPr>
+              <w:spacing w:after="0"/>
+            </w:pPr>
+            <w:r>
+              <w:t xml:space="preserve">External / absolute</w:t>
+            </w:r>
+          </w:p>
+        </w:tc>
+        <w:tc>
+          <w:tcPr>
+            <w:tcW w:w="2340" w:type="dxa"/>
+          </w:tcPr>
+          <w:p>
+            <w:pPr>
+              <w:spacing w:after="0"/>
+            </w:pPr>
+            <w:r>
+              <w:t xml:space="preserve">2</w:t>
+            </w:r>
+          </w:p>
+        </w:tc>
+        <w:tc>
+          <w:tcPr>
+            <w:tcW w:w="2340" w:type="dxa"/>
+          </w:tcPr>
+          <w:p>
+            <w:pPr>
+              <w:spacing w:after="0"/>
+            </w:pPr>
+            <w:r>
+              <w:rPr>
+                <w:b/>
+              </w:rPr>
+              <w:t xml:space="preserve">None. Outbound clicks are not tracked</w:t>
+            </w:r>
+          </w:p>
+        </w:tc>
+        <w:tc>
+          <w:tcPr>
+            <w:tcW w:w="2340" w:type="dxa"/>
+          </w:tcPr>
+          <w:p>
+            <w:pPr>
+              <w:spacing w:after="0"/>
+            </w:pPr>
+            <w:r>
+              <w:t xml:space="preserve">n/a</w:t>
+            </w:r>
+          </w:p>
+        </w:tc>
+      </w:tr>
+    </w:tbl>
+    <w:p>
+      <w:pPr/>
+      <w:r>
+        <w:t/>
+      </w:r>
+    </w:p>
+    <w:p>
+      <w:pPr>
+        <w:pStyle w:val="Heading4"/>
+        <w:spacing w:after="140"/>
+      </w:pPr>
+      <w:r>
+        <w:t xml:space="preserve">D. Failure diagnosis</w:t>
+      </w:r>
+    </w:p>
+    <w:p>
+      <w:pPr>
+        <w:spacing w:after="140"/>
+      </w:pPr>
+      <w:r>
+        <w:rPr>
+          <w:b/>
+        </w:rPr>
+        <w:t xml:space="preserve">Classification: NAVIGATION RACE CONDITION.</w:t>
+      </w:r>
+    </w:p>
+    <w:p>
+      <w:pPr>
+        <w:spacing w:after="140"/>
+      </w:pPr>
+      <w:r>
+        <w:t xml:space="preserve">Five telemetry pings fired on page load using a plain </w:t>
+      </w:r>
+      <w:r>
+        <w:rPr>
+          <w:rFonts w:ascii="Consolas" w:hAnsi="Consolas"/>
+        </w:rPr>
+        <w:t xml:space="preserve">fetch</w:t>
+      </w:r>
+      <w:r>
+        <w:t xml:space="preserve"> with no </w:t>
+      </w:r>
+      <w:r>
+        <w:rPr>
+          <w:rFonts w:ascii="Consolas" w:hAnsi="Consolas"/>
+        </w:rPr>
+        <w:t xml:space="preserve">keepalive</w:t>
+      </w:r>
+      <w:r>
+        <w:t xml:space="preserve"> and no </w:t>
+      </w:r>
+      <w:r>
+        <w:rPr>
+          <w:rFonts w:ascii="Consolas" w:hAnsi="Consolas"/>
+        </w:rPr>
+        <w:t xml:space="preserve">sendBeacon</w:t>
+      </w:r>
+      <w:r>
+        <w:t xml:space="preserve">, on pages whose entire purpose is to be clicked through:</w:t>
+      </w:r>
+    </w:p>
+    <w:tbl>
+      <w:tblPr>
+        <w:tblStyle w:val="TableGrid"/>
+        <w:tblW w:w="9360" w:type="dxa"/>
+        <w:tblBorders>
+          <w:top w:val="single" w:sz="4" w:space="0" w:color="999999"/>
+          <w:left w:val="single" w:sz="4" w:space="0" w:color="999999"/>
+          <w:bottom w:val="single" w:sz="4" w:space="0" w:color="999999"/>
+          <w:right w:val="single" w:sz="4" w:space="0" w:color="999999"/>
+          <w:insideH w:val="single" w:sz="4" w:space="0" w:color="999999"/>
+          <w:insideV w:val="single" w:sz="4" w:space="0" w:color="999999"/>
+        </w:tblBorders>
+      </w:tblPr>
+      <w:tblGrid>
+        <w:gridCol w:w="2340"/>
+        <w:gridCol w:w="2340"/>
+        <w:gridCol w:w="2340"/>
+        <w:gridCol w:w="2340"/>
+      </w:tblGrid>
+      <w:tr>
+        <w:tc>
+          <w:tcPr>
+            <w:tcW w:w="2340" w:type="dxa"/>
+          </w:tcPr>
+          <w:p>
+            <w:pPr>
+              <w:spacing w:after="0"/>
+            </w:pPr>
+            <w:r>
+              <w:t xml:space="preserve">File</w:t>
+            </w:r>
+          </w:p>
+        </w:tc>
+        <w:tc>
+          <w:tcPr>
+            <w:tcW w:w="2340" w:type="dxa"/>
+          </w:tcPr>
+          <w:p>
+            <w:pPr>
+              <w:spacing w:after="0"/>
+            </w:pPr>
+            <w:r>
+              <w:t xml:space="preserve">Line</w:t>
+            </w:r>
+          </w:p>
+        </w:tc>
+        <w:tc>
+          <w:tcPr>
+            <w:tcW w:w="2340" w:type="dxa"/>
+          </w:tcPr>
+          <w:p>
+            <w:pPr>
+              <w:spacing w:after="0"/>
+            </w:pPr>
+            <w:r>
+              <w:t xml:space="preserve">Event</w:t>
+            </w:r>
+          </w:p>
+        </w:tc>
+        <w:tc>
+          <w:tcPr>
+            <w:tcW w:w="2340" w:type="dxa"/>
+          </w:tcPr>
+          <w:p>
+            <w:pPr>
+              <w:spacing w:after="0"/>
+            </w:pPr>
+            <w:r>
+              <w:t xml:space="preserve">Consequence of the race</w:t>
+            </w:r>
+          </w:p>
+        </w:tc>
+      </w:tr>
+      <w:tr>
+        <w:tc>
+          <w:tcPr>
+            <w:tcW w:w="2340" w:type="dxa"/>
+          </w:tcPr>
+          <w:p>
+            <w:pPr>
+              <w:spacing w:after="0"/>
+            </w:pPr>
+            <w:r>
+              <w:rPr>
+                <w:rFonts w:ascii="Consolas" w:hAnsi="Consolas"/>
+              </w:rPr>
+              <w:t xml:space="preserve">access.html</w:t>
+            </w:r>
+          </w:p>
+        </w:tc>
+        <w:tc>
+          <w:tcPr>
+            <w:tcW w:w="2340" w:type="dxa"/>
+          </w:tcPr>
+          <w:p>
+            <w:pPr>
+              <w:spacing w:after="0"/>
+            </w:pPr>
+            <w:r>
+              <w:t xml:space="preserve">158</w:t>
+            </w:r>
+          </w:p>
+        </w:tc>
+        <w:tc>
+          <w:tcPr>
+            <w:tcW w:w="2340" w:type="dxa"/>
+          </w:tcPr>
+          <w:p>
+            <w:pPr>
+              <w:spacing w:after="0"/>
+            </w:pPr>
+            <w:r>
+              <w:rPr>
+                <w:rFonts w:ascii="Consolas" w:hAnsi="Consolas"/>
+              </w:rPr>
+              <w:t xml:space="preserve">endorse</w:t>
+            </w:r>
+          </w:p>
+        </w:tc>
+        <w:tc>
+          <w:tcPr>
+            <w:tcW w:w="2340" w:type="dxa"/>
+          </w:tcPr>
+          <w:p>
+            <w:pPr>
+              <w:spacing w:after="0"/>
+            </w:pPr>
+            <w:r>
+              <w:rPr>
+                <w:b/>
+              </w:rPr>
+              <w:t xml:space="preserve">The endorsement itself is lost</w:t>
+            </w:r>
+          </w:p>
+        </w:tc>
+      </w:tr>
+      <w:tr>
+        <w:tc>
+          <w:tcPr>
+            <w:tcW w:w="2340" w:type="dxa"/>
+          </w:tcPr>
+          <w:p>
+            <w:pPr>
+              <w:spacing w:after="0"/>
+            </w:pPr>
+            <w:r>
+              <w:rPr>
+                <w:rFonts w:ascii="Consolas" w:hAnsi="Consolas"/>
+              </w:rPr>
+              <w:t xml:space="preserve">access.html</w:t>
+            </w:r>
+          </w:p>
+        </w:tc>
+        <w:tc>
+          <w:tcPr>
+            <w:tcW w:w="2340" w:type="dxa"/>
+          </w:tcPr>
+          <w:p>
+            <w:pPr>
+              <w:spacing w:after="0"/>
+            </w:pPr>
+            <w:r>
+              <w:t xml:space="preserve">175</w:t>
+            </w:r>
+          </w:p>
+        </w:tc>
+        <w:tc>
+          <w:tcPr>
+            <w:tcW w:w="2340" w:type="dxa"/>
+          </w:tcPr>
+          <w:p>
+            <w:pPr>
+              <w:spacing w:after="0"/>
+            </w:pPr>
+            <w:r>
+              <w:rPr>
+                <w:rFonts w:ascii="Consolas" w:hAnsi="Consolas"/>
+              </w:rPr>
+              <w:t xml:space="preserve">view</w:t>
+            </w:r>
+          </w:p>
+        </w:tc>
+        <w:tc>
+          <w:tcPr>
+            <w:tcW w:w="2340" w:type="dxa"/>
+          </w:tcPr>
+          <w:p>
+            <w:pPr>
+              <w:spacing w:after="0"/>
+            </w:pPr>
+            <w:r>
+              <w:t xml:space="preserve">Campaign arrival lost</w:t>
+            </w:r>
+          </w:p>
+        </w:tc>
+      </w:tr>
+      <w:tr>
+        <w:tc>
+          <w:tcPr>
+            <w:tcW w:w="2340" w:type="dxa"/>
+          </w:tcPr>
+          <w:p>
+            <w:pPr>
+              <w:spacing w:after="0"/>
+            </w:pPr>
+            <w:r>
+              <w:rPr>
+                <w:rFonts w:ascii="Consolas" w:hAnsi="Consolas"/>
+              </w:rPr>
+              <w:t xml:space="preserve">reviewer/index.html</w:t>
+            </w:r>
+          </w:p>
+        </w:tc>
+        <w:tc>
+          <w:tcPr>
+            <w:tcW w:w="2340" w:type="dxa"/>
+          </w:tcPr>
+          <w:p>
+            <w:pPr>
+              <w:spacing w:after="0"/>
+            </w:pPr>
+            <w:r>
+              <w:t xml:space="preserve">246</w:t>
+            </w:r>
+          </w:p>
+        </w:tc>
+        <w:tc>
+          <w:tcPr>
+            <w:tcW w:w="2340" w:type="dxa"/>
+          </w:tcPr>
+          <w:p>
+            <w:pPr>
+              <w:spacing w:after="0"/>
+            </w:pPr>
+            <w:r>
+              <w:rPr>
+                <w:rFonts w:ascii="Consolas" w:hAnsi="Consolas"/>
+              </w:rPr>
+              <w:t xml:space="preserve">view</w:t>
+            </w:r>
+          </w:p>
+        </w:tc>
+        <w:tc>
+          <w:tcPr>
+            <w:tcW w:w="2340" w:type="dxa"/>
+          </w:tcPr>
+          <w:p>
+            <w:pPr>
+              <w:spacing w:after="0"/>
+            </w:pPr>
+            <w:r>
+              <w:t xml:space="preserve">Reviewer landing arrival lost</w:t>
+            </w:r>
+          </w:p>
+        </w:tc>
+      </w:tr>
+      <w:tr>
+        <w:tc>
+          <w:tcPr>
+            <w:tcW w:w="2340" w:type="dxa"/>
+          </w:tcPr>
+          <w:p>
+            <w:pPr>
+              <w:spacing w:after="0"/>
+            </w:pPr>
+            <w:r>
+              <w:rPr>
+                <w:rFonts w:ascii="Consolas" w:hAnsi="Consolas"/>
+              </w:rPr>
+              <w:t xml:space="preserve">training.html</w:t>
+            </w:r>
+          </w:p>
+        </w:tc>
+        <w:tc>
+          <w:tcPr>
+            <w:tcW w:w="2340" w:type="dxa"/>
+          </w:tcPr>
+          <w:p>
+            <w:pPr>
+              <w:spacing w:after="0"/>
+            </w:pPr>
+            <w:r>
+              <w:t xml:space="preserve">3295</w:t>
+            </w:r>
+          </w:p>
+        </w:tc>
+        <w:tc>
+          <w:tcPr>
+            <w:tcW w:w="2340" w:type="dxa"/>
+          </w:tcPr>
+          <w:p>
+            <w:pPr>
+              <w:spacing w:after="0"/>
+            </w:pPr>
+            <w:r>
+              <w:rPr>
+                <w:rFonts w:ascii="Consolas" w:hAnsi="Consolas"/>
+              </w:rPr>
+              <w:t xml:space="preserve">view</w:t>
+            </w:r>
+          </w:p>
+        </w:tc>
+        <w:tc>
+          <w:tcPr>
+            <w:tcW w:w="2340" w:type="dxa"/>
+          </w:tcPr>
+          <w:p>
+            <w:pPr>
+              <w:spacing w:after="0"/>
+            </w:pPr>
+            <w:r>
+              <w:t xml:space="preserve">Training arrival lost</w:t>
+            </w:r>
+          </w:p>
+        </w:tc>
+      </w:tr>
+      <w:tr>
+        <w:tc>
+          <w:tcPr>
+            <w:tcW w:w="2340" w:type="dxa"/>
+          </w:tcPr>
+          <w:p>
+            <w:pPr>
+              <w:spacing w:after="0"/>
+            </w:pPr>
+            <w:r>
+              <w:rPr>
+                <w:rFonts w:ascii="Consolas" w:hAnsi="Consolas"/>
+              </w:rPr>
+              <w:t xml:space="preserve">investigator-guides.html</w:t>
+            </w:r>
+          </w:p>
+        </w:tc>
+        <w:tc>
+          <w:tcPr>
+            <w:tcW w:w="2340" w:type="dxa"/>
+          </w:tcPr>
+          <w:p>
+            <w:pPr>
+              <w:spacing w:after="0"/>
+            </w:pPr>
+            <w:r>
+              <w:t xml:space="preserve">183</w:t>
+            </w:r>
+          </w:p>
+        </w:tc>
+        <w:tc>
+          <w:tcPr>
+            <w:tcW w:w="2340" w:type="dxa"/>
+          </w:tcPr>
+          <w:p>
+            <w:pPr>
+              <w:spacing w:after="0"/>
+            </w:pPr>
+            <w:r>
+              <w:rPr>
+                <w:rFonts w:ascii="Consolas" w:hAnsi="Consolas"/>
+              </w:rPr>
+              <w:t xml:space="preserve">view</w:t>
+            </w:r>
+          </w:p>
+        </w:tc>
+        <w:tc>
+          <w:tcPr>
+            <w:tcW w:w="2340" w:type="dxa"/>
+          </w:tcPr>
+          <w:p>
+            <w:pPr>
+              <w:spacing w:after="0"/>
+            </w:pPr>
+            <w:r>
+              <w:t xml:space="preserve">Guides arrival lost</w:t>
+            </w:r>
+          </w:p>
+        </w:tc>
+      </w:tr>
+    </w:tbl>
+    <w:p>
+      <w:pPr/>
+      <w:r>
+        <w:t/>
+      </w:r>
+    </w:p>
+    <w:p>
+      <w:pPr>
+        <w:spacing w:after="140"/>
+      </w:pPr>
+      <w:r>
+        <w:t xml:space="preserve">A plain </w:t>
+      </w:r>
+      <w:r>
+        <w:rPr>
+          <w:rFonts w:ascii="Consolas" w:hAnsi="Consolas"/>
+        </w:rPr>
+        <w:t xml:space="preserve">fetch</w:t>
+      </w:r>
+      <w:r>
+        <w:t xml:space="preserve"> is cancelled when the browser navigates. </w:t>
+      </w:r>
+      <w:r>
+        <w:rPr>
+          <w:rFonts w:ascii="Consolas" w:hAnsi="Consolas"/>
+        </w:rPr>
+        <w:t xml:space="preserve">access.html</w:t>
+      </w:r>
+      <w:r>
+        <w:t xml:space="preserve"> carries a single gold CTA that navigates to </w:t>
+      </w:r>
+      <w:r>
+        <w:rPr>
+          <w:rFonts w:ascii="Consolas" w:hAnsi="Consolas"/>
+        </w:rPr>
+        <w:t xml:space="preserve">/reviewer/evaluation.html</w:t>
+      </w:r>
+      <w:r>
+        <w:t xml:space="preserve">. A reader who lands and taps within the few hundred milliseconds the request needs loses </w:t>
+      </w:r>
+      <w:r>
+        <w:rPr>
+          <w:b/>
+        </w:rPr>
+        <w:t xml:space="preserve">both their arrival and their endorsement</w:t>
+      </w:r>
+      <w:r>
+        <w:t xml:space="preserve">, with no error surfaced anywhere.</w:t>
+      </w:r>
+    </w:p>
+    <w:p>
+      <w:pPr>
+        <w:spacing w:after="140"/>
+      </w:pPr>
+      <w:r>
+        <w:rPr>
+          <w:b/>
+        </w:rPr>
+        <w:t xml:space="preserve">This is the most likely reason a visitor can report reaching the page while no row exists for them.</w:t>
+      </w:r>
+      <w:r>
+        <w:t xml:space="preserve"> It is not the only possible reason, and it is not proven to be the cause of any specific past visit.</w:t>
+      </w:r>
+    </w:p>
+    <w:p>
+      <w:pPr>
+        <w:pStyle w:val="Heading4"/>
+        <w:spacing w:after="140"/>
+      </w:pPr>
+      <w:r>
+        <w:t xml:space="preserve">E. Repair performed</w:t>
+      </w:r>
+    </w:p>
+    <w:p>
+      <w:pPr>
+        <w:spacing w:after="140"/>
+      </w:pPr>
+      <w:r>
+        <w:rPr>
+          <w:rFonts w:ascii="Consolas" w:hAnsi="Consolas"/>
+        </w:rPr>
+        <w:t xml:space="preserve">keepalive: true</w:t>
+      </w:r>
+      <w:r>
+        <w:t xml:space="preserve"> added to all five pings. </w:t>
+      </w:r>
+      <w:r>
+        <w:rPr>
+          <w:rFonts w:ascii="Consolas" w:hAnsi="Consolas"/>
+        </w:rPr>
+        <w:t xml:space="preserve">keepalive</w:t>
+      </w:r>
+      <w:r>
+        <w:t xml:space="preserve"> instructs the browser to complete the request even after the page is unloaded.</w:t>
+      </w:r>
+    </w:p>
+    <w:p>
+      <w:pPr>
+        <w:spacing w:after="140"/>
+      </w:pPr>
+      <w:r>
+        <w:t xml:space="preserve">Chosen because it is the minimal repair that preserves the existing architecture: no new dependency, no </w:t>
+      </w:r>
+      <w:r>
+        <w:rPr>
+          <w:rFonts w:ascii="Consolas" w:hAnsi="Consolas"/>
+        </w:rPr>
+        <w:t xml:space="preserve">sendBeacon</w:t>
+      </w:r>
+      <w:r>
+        <w:t xml:space="preserve"> rewrite, no change to payload, endpoint, or counting methodology. Not applied to form submissions, which await a response on a page the reader stays on.</w:t>
+      </w:r>
+    </w:p>
+    <w:p>
+      <w:pPr>
+        <w:pStyle w:val="Heading4"/>
+        <w:spacing w:after="140"/>
+      </w:pPr>
+      <w:r>
+        <w:t xml:space="preserve">F. End-to-end verification</w:t>
+      </w:r>
+    </w:p>
+    <w:tbl>
+      <w:tblPr>
+        <w:tblStyle w:val="TableGrid"/>
+        <w:tblW w:w="9360" w:type="dxa"/>
+        <w:tblBorders>
+          <w:top w:val="single" w:sz="4" w:space="0" w:color="999999"/>
+          <w:left w:val="single" w:sz="4" w:space="0" w:color="999999"/>
+          <w:bottom w:val="single" w:sz="4" w:space="0" w:color="999999"/>
+          <w:right w:val="single" w:sz="4" w:space="0" w:color="999999"/>
+          <w:insideH w:val="single" w:sz="4" w:space="0" w:color="999999"/>
+          <w:insideV w:val="single" w:sz="4" w:space="0" w:color="999999"/>
+        </w:tblBorders>
+      </w:tblPr>
+      <w:tblGrid>
+        <w:gridCol w:w="4680"/>
+        <w:gridCol w:w="4680"/>
+      </w:tblGrid>
+      <w:tr>
+        <w:tc>
+          <w:tcPr>
+            <w:tcW w:w="4680" w:type="dxa"/>
+          </w:tcPr>
+          <w:p>
+            <w:pPr>
+              <w:spacing w:after="0"/>
+            </w:pPr>
+            <w:r>
+              <w:t xml:space="preserve">Layer</w:t>
+            </w:r>
+          </w:p>
+        </w:tc>
+        <w:tc>
+          <w:tcPr>
+            <w:tcW w:w="4680" w:type="dxa"/>
+          </w:tcPr>
+          <w:p>
+            <w:pPr>
+              <w:spacing w:after="0"/>
+            </w:pPr>
+            <w:r>
+              <w:t xml:space="preserve">Result</w:t>
+            </w:r>
+          </w:p>
+        </w:tc>
+      </w:tr>
+      <w:tr>
+        <w:tc>
+          <w:tcPr>
+            <w:tcW w:w="4680" w:type="dxa"/>
+          </w:tcPr>
+          <w:p>
+            <w:pPr>
+              <w:spacing w:after="0"/>
+            </w:pPr>
+            <w:r>
+              <w:t xml:space="preserve">1. Source</w:t>
+            </w:r>
+          </w:p>
+        </w:tc>
+        <w:tc>
+          <w:tcPr>
+            <w:tcW w:w="4680" w:type="dxa"/>
+          </w:tcPr>
+          <w:p>
+            <w:pPr>
+              <w:spacing w:after="0"/>
+            </w:pPr>
+            <w:r>
+              <w:rPr>
+                <w:b/>
+              </w:rPr>
+              <w:t xml:space="preserve">VERIFIED</w:t>
+            </w:r>
+            <w:r>
+              <w:t xml:space="preserve"> by fresh disk read: </w:t>
+            </w:r>
+            <w:r>
+              <w:rPr>
+                <w:rFonts w:ascii="Consolas" w:hAnsi="Consolas"/>
+              </w:rPr>
+              <w:t xml:space="preserve">access.html</w:t>
+            </w:r>
+            <w:r>
+              <w:t xml:space="preserve"> 2 occurrences, the other three files 1 each</w:t>
+            </w:r>
+          </w:p>
+        </w:tc>
+      </w:tr>
+      <w:tr>
+        <w:tc>
+          <w:tcPr>
+            <w:tcW w:w="4680" w:type="dxa"/>
+          </w:tcPr>
+          <w:p>
+            <w:pPr>
+              <w:spacing w:after="0"/>
+            </w:pPr>
+            <w:r>
+              <w:t xml:space="preserve">2. Implementation</w:t>
+            </w:r>
+          </w:p>
+        </w:tc>
+        <w:tc>
+          <w:tcPr>
+            <w:tcW w:w="4680" w:type="dxa"/>
+          </w:tcPr>
+          <w:p>
+            <w:pPr>
+              <w:spacing w:after="0"/>
+            </w:pPr>
+            <w:r>
+              <w:rPr>
+                <w:b/>
+              </w:rPr>
+              <w:t xml:space="preserve">VERIFIED</w:t>
+            </w:r>
+            <w:r>
+              <w:t xml:space="preserve">, inline scripts parse with 0 errors across all four files</w:t>
+            </w:r>
+          </w:p>
+        </w:tc>
+      </w:tr>
+      <w:tr>
+        <w:tc>
+          <w:tcPr>
+            <w:tcW w:w="4680" w:type="dxa"/>
+          </w:tcPr>
+          <w:p>
+            <w:pPr>
+              <w:spacing w:after="0"/>
+            </w:pPr>
+            <w:r>
+              <w:t xml:space="preserve">3. Data flow</w:t>
+            </w:r>
+          </w:p>
+        </w:tc>
+        <w:tc>
+          <w:tcPr>
+            <w:tcW w:w="4680" w:type="dxa"/>
+          </w:tcPr>
+          <w:p>
+            <w:pPr>
+              <w:spacing w:after="0"/>
+            </w:pPr>
+            <w:r>
+              <w:rPr>
+                <w:b/>
+              </w:rPr>
+              <w:t xml:space="preserve">VERIFIED</w:t>
+            </w:r>
+            <w:r>
+              <w:t xml:space="preserve">, payload unchanged; </w:t>
+            </w:r>
+            <w:r>
+              <w:rPr>
+                <w:rFonts w:ascii="Consolas" w:hAnsi="Consolas"/>
+              </w:rPr>
+              <w:t xml:space="preserve">event</w:t>
+            </w:r>
+            <w:r>
+              <w:t xml:space="preserve">, </w:t>
+            </w:r>
+            <w:r>
+              <w:rPr>
+                <w:rFonts w:ascii="Consolas" w:hAnsi="Consolas"/>
+              </w:rPr>
+              <w:t xml:space="preserve">page</w:t>
+            </w:r>
+            <w:r>
+              <w:t xml:space="preserve">, </w:t>
+            </w:r>
+            <w:r>
+              <w:rPr>
+                <w:rFonts w:ascii="Consolas" w:hAnsi="Consolas"/>
+              </w:rPr>
+              <w:t xml:space="preserve">campaign</w:t>
+            </w:r>
+            <w:r>
+              <w:t xml:space="preserve">, </w:t>
+            </w:r>
+            <w:r>
+              <w:rPr>
+                <w:rFonts w:ascii="Consolas" w:hAnsi="Consolas"/>
+              </w:rPr>
+              <w:t xml:space="preserve">src</w:t>
+            </w:r>
+          </w:p>
+        </w:tc>
+      </w:tr>
+      <w:tr>
+        <w:tc>
+          <w:tcPr>
+            <w:tcW w:w="4680" w:type="dxa"/>
+          </w:tcPr>
+          <w:p>
+            <w:pPr>
+              <w:spacing w:after="0"/>
+            </w:pPr>
+            <w:r>
+              <w:t xml:space="preserve">4. Persistence</w:t>
+            </w:r>
+          </w:p>
+        </w:tc>
+        <w:tc>
+          <w:tcPr>
+            <w:tcW w:w="4680" w:type="dxa"/>
+          </w:tcPr>
+          <w:p>
+            <w:pPr>
+              <w:spacing w:after="0"/>
+            </w:pPr>
+            <w:r>
+              <w:rPr>
+                <w:b/>
+              </w:rPr>
+              <w:t xml:space="preserve">VERIFIED</w:t>
+            </w:r>
+            <w:r>
+              <w:t xml:space="preserve"> on production earlier this session: a browser user agent posting </w:t>
+            </w:r>
+            <w:r>
+              <w:rPr>
+                <w:rFonts w:ascii="Consolas" w:hAnsi="Consolas"/>
+              </w:rPr>
+              <w:t xml:space="preserve">event:endorse</w:t>
+            </w:r>
+            <w:r>
+              <w:t xml:space="preserve"> moved the total 40 to 41; a non-browser agent did not</w:t>
+            </w:r>
+          </w:p>
+        </w:tc>
+      </w:tr>
+      <w:tr>
+        <w:tc>
+          <w:tcPr>
+            <w:tcW w:w="4680" w:type="dxa"/>
+          </w:tcPr>
+          <w:p>
+            <w:pPr>
+              <w:spacing w:after="0"/>
+            </w:pPr>
+            <w:r>
+              <w:t xml:space="preserve">5. Display</w:t>
+            </w:r>
+          </w:p>
+        </w:tc>
+        <w:tc>
+          <w:tcPr>
+            <w:tcW w:w="4680" w:type="dxa"/>
+          </w:tcPr>
+          <w:p>
+            <w:pPr>
+              <w:spacing w:after="0"/>
+            </w:pPr>
+            <w:r>
+              <w:rPr>
+                <w:b/>
+              </w:rPr>
+              <w:t xml:space="preserve">VERIFIED</w:t>
+            </w:r>
+            <w:r>
+              <w:t xml:space="preserve">, 28 endpoint checks and 23 rendered tiles against direct SQL, 0 mismatches</w:t>
+            </w:r>
+          </w:p>
+        </w:tc>
+      </w:tr>
+      <w:tr>
+        <w:tc>
+          <w:tcPr>
+            <w:tcW w:w="4680" w:type="dxa"/>
+          </w:tcPr>
+          <w:p>
+            <w:pPr>
+              <w:spacing w:after="0"/>
+            </w:pPr>
+            <w:r>
+              <w:t xml:space="preserve">6. Deployment</w:t>
+            </w:r>
+          </w:p>
+        </w:tc>
+        <w:tc>
+          <w:tcPr>
+            <w:tcW w:w="4680" w:type="dxa"/>
+          </w:tcPr>
+          <w:p>
+            <w:pPr>
+              <w:spacing w:after="0"/>
+            </w:pPr>
+            <w:r>
+              <w:rPr>
+                <w:b/>
+              </w:rPr>
+              <w:t xml:space="preserve">VERIFIED</w:t>
+            </w:r>
+            <w:r>
+              <w:t xml:space="preserve">, </w:t>
+            </w:r>
+            <w:r>
+              <w:rPr>
+                <w:rFonts w:ascii="Consolas" w:hAnsi="Consolas"/>
+              </w:rPr>
+              <w:t xml:space="preserve">keepalive</w:t>
+            </w:r>
+            <w:r>
+              <w:t xml:space="preserve"> present in all four files fetched from </w:t>
+            </w:r>
+            <w:r>
+              <w:rPr>
+                <w:rFonts w:ascii="Consolas" w:hAnsi="Consolas"/>
+              </w:rPr>
+              <w:t xml:space="preserve">jrsstandard.com</w:t>
+            </w:r>
+          </w:p>
+        </w:tc>
+      </w:tr>
+      <w:tr>
+        <w:tc>
+          <w:tcPr>
+            <w:tcW w:w="4680" w:type="dxa"/>
+          </w:tcPr>
+          <w:p>
+            <w:pPr>
+              <w:spacing w:after="0"/>
+            </w:pPr>
+            <w:r>
+              <w:t xml:space="preserve">7. Race eliminated for a real visitor</w:t>
+            </w:r>
+          </w:p>
+        </w:tc>
+        <w:tc>
+          <w:tcPr>
+            <w:tcW w:w="4680" w:type="dxa"/>
+          </w:tcPr>
+          <w:p>
+            <w:pPr>
+              <w:spacing w:after="0"/>
+            </w:pPr>
+            <w:r>
+              <w:rPr>
+                <w:b/>
+              </w:rPr>
+              <w:t xml:space="preserve">NOT LOCALLY VERIFIABLE.</w:t>
+            </w:r>
+            <w:r>
+              <w:t xml:space="preserve"> Proving it requires a real browser navigating away mid-request against production. The browser in this environment has no outbound network</w:t>
+            </w:r>
+          </w:p>
+        </w:tc>
+      </w:tr>
+    </w:tbl>
+    <w:p>
+      <w:pPr/>
+      <w:r>
+        <w:t/>
+      </w:r>
+    </w:p>
+    <w:p>
+      <w:pPr>
+        <w:spacing w:after="140"/>
+      </w:pPr>
+      <w:r>
+        <w:rPr>
+          <w:b/>
+        </w:rPr>
+        <w:t xml:space="preserve">LIVE EXTERNAL EVENT INGESTION: NOT LOCALLY VERIFIABLE.</w:t>
+      </w:r>
+      <w:r>
+        <w:t xml:space="preserve"> What remains to be externally verified: open a campaign link on a phone, tap the CTA immediately, and confirm the Today panel increments. The reconciliation line on that panel is the readout.</w:t>
+      </w:r>
+    </w:p>
+    <w:p>
+      <w:pPr>
+        <w:pStyle w:val="Heading4"/>
+        <w:spacing w:after="140"/>
+      </w:pPr>
+      <w:r>
+        <w:t xml:space="preserve">G. Counters, metrics and cohorts</w:t>
+      </w:r>
+    </w:p>
+    <w:p>
+      <w:pPr>
+        <w:spacing w:after="140"/>
+      </w:pPr>
+      <w:r>
+        <w:t xml:space="preserve">No change this run. 53 counter spans, 0 blank, 0 unwritten, 0 orphaned. Six cohorts carry explicit </w:t>
+      </w:r>
+      <w:r>
+        <w:rPr>
+          <w:rFonts w:ascii="Consolas" w:hAnsi="Consolas"/>
+        </w:rPr>
+        <w:t xml:space="preserve">SUPPRESSED</w:t>
+      </w:r>
+      <w:r>
+        <w:t xml:space="preserve"> / </w:t>
+      </w:r>
+      <w:r>
+        <w:rPr>
+          <w:rFonts w:ascii="Consolas" w:hAnsi="Consolas"/>
+        </w:rPr>
+        <w:t xml:space="preserve">INACTIVE</w:t>
+      </w:r>
+      <w:r>
+        <w:t xml:space="preserve"> / </w:t>
+      </w:r>
+      <w:r>
+        <w:rPr>
+          <w:rFonts w:ascii="Consolas" w:hAnsi="Consolas"/>
+        </w:rPr>
+        <w:t xml:space="preserve">WITHHELD</w:t>
+      </w:r>
+      <w:r>
+        <w:t xml:space="preserve"> designation with anti-inflation disclaimers, published at </w:t>
+      </w:r>
+      <w:r>
+        <w:rPr>
+          <w:rFonts w:ascii="Consolas" w:hAnsi="Consolas"/>
+        </w:rPr>
+        <w:t xml:space="preserve">/api/asset-stats</w:t>
+      </w:r>
+      <w:r>
+        <w:t xml:space="preserve"> under </w:t>
+      </w:r>
+      <w:r>
+        <w:rPr>
+          <w:rFonts w:ascii="Consolas" w:hAnsi="Consolas"/>
+        </w:rPr>
+        <w:t xml:space="preserve">suppressed_cohorts</w:t>
+      </w:r>
+      <w:r>
+        <w:t xml:space="preserve"> and rendered on the page.</w:t>
+      </w:r>
+    </w:p>
+    <w:p>
+      <w:pPr>
+        <w:spacing w:after="140"/>
+      </w:pPr>
+      <w:r>
+        <w:rPr>
+          <w:b/>
+        </w:rPr>
+        <w:t xml:space="preserve">Baseline reconciliation, unchanged.</w:t>
+      </w:r>
+      <w:r>
+        <w:t xml:space="preserve"> Inter-rater agreement 84.2% is a benchmark; the measured value is </w:t>
+      </w:r>
+      <w:r>
+        <w:rPr>
+          <w:b/>
+        </w:rPr>
+        <w:t xml:space="preserve">Gwet's AC1 0.739</w:t>
+      </w:r>
+      <w:r>
+        <w:t xml:space="preserve">, 95% CI [0.402, 1.000], n=10 records, 36 labels. Cross-vendor drift &lt;15% is a target; no drift calculation exists and measured reproducibility is 86.7%. The 9-question survey is confirmed. Active benchmark cohort: </w:t>
+      </w:r>
+      <w:r>
+        <w:rPr>
+          <w:rFonts w:ascii="Consolas" w:hAnsi="Consolas"/>
+        </w:rPr>
+        <w:t xml:space="preserve">bench-review.html</w:t>
+      </w:r>
+      <w:r>
+        <w:t xml:space="preserve"> draws 24 raters over 10 records; whether that is the intended primary cohort is </w:t>
+      </w:r>
+      <w:r>
+        <w:rPr>
+          <w:rFonts w:ascii="Consolas" w:hAnsi="Consolas"/>
+        </w:rPr>
+        <w:t xml:space="preserve">[REQUIRES USER INPUT]</w:t>
+      </w:r>
+      <w:r>
+        <w:t xml:space="preserve">.</w:t>
+      </w:r>
+    </w:p>
+    <w:p>
+      <w:pPr>
+        <w:pStyle w:val="Heading4"/>
+        <w:spacing w:after="140"/>
+      </w:pPr>
+      <w:r>
+        <w:t xml:space="preserve">H. Files modified this run</w:t>
+      </w:r>
+    </w:p>
+    <w:p>
+      <w:pPr>
+        <w:spacing w:after="140"/>
+      </w:pPr>
+      <w:r>
+        <w:rPr>
+          <w:rFonts w:ascii="Consolas" w:hAnsi="Consolas"/>
+        </w:rPr>
+        <w:t xml:space="preserve">access.html</w:t>
+      </w:r>
+      <w:r>
+        <w:t xml:space="preserve"> · </w:t>
+      </w:r>
+      <w:r>
+        <w:rPr>
+          <w:rFonts w:ascii="Consolas" w:hAnsi="Consolas"/>
+        </w:rPr>
+        <w:t xml:space="preserve">reviewer/index.html</w:t>
+      </w:r>
+      <w:r>
+        <w:t xml:space="preserve"> · </w:t>
+      </w:r>
+      <w:r>
+        <w:rPr>
+          <w:rFonts w:ascii="Consolas" w:hAnsi="Consolas"/>
+        </w:rPr>
+        <w:t xml:space="preserve">training.html</w:t>
+      </w:r>
+      <w:r>
+        <w:t xml:space="preserve"> · </w:t>
+      </w:r>
+      <w:r>
+        <w:rPr>
+          <w:rFonts w:ascii="Consolas" w:hAnsi="Consolas"/>
+        </w:rPr>
+        <w:t xml:space="preserve">investigator-guides.html</w:t>
+      </w:r>
+      <w:r>
+        <w:t xml:space="preserve"> · </w:t>
+      </w:r>
+      <w:r>
+        <w:rPr>
+          <w:rFonts w:ascii="Consolas" w:hAnsi="Consolas"/>
+        </w:rPr>
+        <w:t xml:space="preserve">MASTER_TRACKER.md</w:t>
+      </w:r>
+      <w:r>
+        <w:t xml:space="preserve"> · </w:t>
+      </w:r>
+      <w:r>
+        <w:rPr>
+          <w:rFonts w:ascii="Consolas" w:hAnsi="Consolas"/>
+        </w:rPr>
+        <w:t xml:space="preserve">MASTER_SYSTEM_AUDIT_AND_TRADEMARK_DOSSIER.md</w:t>
+      </w:r>
+      <w:r>
+        <w:t xml:space="preserve"> · </w:t>
+      </w:r>
+      <w:r>
+        <w:rPr>
+          <w:rFonts w:ascii="Consolas" w:hAnsi="Consolas"/>
+        </w:rPr>
+        <w:t xml:space="preserve">research/MASTER_TRACKER.md</w:t>
+      </w:r>
+    </w:p>
+    <w:p>
+      <w:pPr>
+        <w:pStyle w:val="Heading4"/>
+        <w:spacing w:after="140"/>
+      </w:pPr>
+      <w:r>
+        <w:t xml:space="preserve">I. Outstanding defects</w:t>
+      </w:r>
+    </w:p>
+    <w:tbl>
+      <w:tblPr>
+        <w:tblStyle w:val="TableGrid"/>
+        <w:tblW w:w="9360" w:type="dxa"/>
+        <w:tblBorders>
+          <w:top w:val="single" w:sz="4" w:space="0" w:color="999999"/>
+          <w:left w:val="single" w:sz="4" w:space="0" w:color="999999"/>
+          <w:bottom w:val="single" w:sz="4" w:space="0" w:color="999999"/>
+          <w:right w:val="single" w:sz="4" w:space="0" w:color="999999"/>
+          <w:insideH w:val="single" w:sz="4" w:space="0" w:color="999999"/>
+          <w:insideV w:val="single" w:sz="4" w:space="0" w:color="999999"/>
+        </w:tblBorders>
+      </w:tblPr>
+      <w:tblGrid>
+        <w:gridCol w:w="4680"/>
+        <w:gridCol w:w="4680"/>
+      </w:tblGrid>
+      <w:tr>
+        <w:tc>
+          <w:tcPr>
+            <w:tcW w:w="4680" w:type="dxa"/>
+          </w:tcPr>
+          <w:p>
+            <w:pPr>
+              <w:spacing w:after="0"/>
+            </w:pPr>
+            <w:r>
+              <w:t xml:space="preserve">Defect</w:t>
+            </w:r>
+          </w:p>
+        </w:tc>
+        <w:tc>
+          <w:tcPr>
+            <w:tcW w:w="4680" w:type="dxa"/>
+          </w:tcPr>
+          <w:p>
+            <w:pPr>
+              <w:spacing w:after="0"/>
+            </w:pPr>
+            <w:r>
+              <w:t xml:space="preserve">Status</w:t>
+            </w:r>
+          </w:p>
+        </w:tc>
+      </w:tr>
+      <w:tr>
+        <w:tc>
+          <w:tcPr>
+            <w:tcW w:w="4680" w:type="dxa"/>
+          </w:tcPr>
+          <w:p>
+            <w:pPr>
+              <w:spacing w:after="0"/>
+            </w:pPr>
+            <w:r>
+              <w:t xml:space="preserve">Outbound clicks to the 2 external links are not tracked</w:t>
+            </w:r>
+          </w:p>
+        </w:tc>
+        <w:tc>
+          <w:tcPr>
+            <w:tcW w:w="4680" w:type="dxa"/>
+          </w:tcPr>
+          <w:p>
+            <w:pPr>
+              <w:spacing w:after="0"/>
+            </w:pPr>
+            <w:r>
+              <w:rPr>
+                <w:b/>
+              </w:rPr>
+              <w:t xml:space="preserve">PRESENT, NOT REPAIRED.</w:t>
+            </w:r>
+            <w:r>
+              <w:t xml:space="preserve"> No requirement established for tracking them</w:t>
+            </w:r>
+          </w:p>
+        </w:tc>
+      </w:tr>
+      <w:tr>
+        <w:tc>
+          <w:tcPr>
+            <w:tcW w:w="4680" w:type="dxa"/>
+          </w:tcPr>
+          <w:p>
+            <w:pPr>
+              <w:spacing w:after="0"/>
+            </w:pPr>
+            <w:r>
+              <w:t xml:space="preserve">GA4 is loaded on 57 pages but no page emits a </w:t>
+            </w:r>
+            <w:r>
+              <w:rPr>
+                <w:rFonts w:ascii="Consolas" w:hAnsi="Consolas"/>
+              </w:rPr>
+              <w:t xml:space="preserve">gtag('event')</w:t>
+            </w:r>
+          </w:p>
+        </w:tc>
+        <w:tc>
+          <w:tcPr>
+            <w:tcW w:w="4680" w:type="dxa"/>
+          </w:tcPr>
+          <w:p>
+            <w:pPr>
+              <w:spacing w:after="0"/>
+            </w:pPr>
+            <w:r>
+              <w:rPr>
+                <w:b/>
+              </w:rPr>
+              <w:t xml:space="preserve">PRESENT.</w:t>
+            </w:r>
+            <w:r>
+              <w:t xml:space="preserve"> GA4 records pageviews only; it is not part of the click pipeline and was not made part of it</w:t>
+            </w:r>
+          </w:p>
+        </w:tc>
+      </w:tr>
+      <w:tr>
+        <w:tc>
+          <w:tcPr>
+            <w:tcW w:w="4680" w:type="dxa"/>
+          </w:tcPr>
+          <w:p>
+            <w:pPr>
+              <w:spacing w:after="0"/>
+            </w:pPr>
+            <w:r>
+              <w:t xml:space="preserve">Race elimination for a real visitor</w:t>
+            </w:r>
+          </w:p>
+        </w:tc>
+        <w:tc>
+          <w:tcPr>
+            <w:tcW w:w="4680" w:type="dxa"/>
+          </w:tcPr>
+          <w:p>
+            <w:pPr>
+              <w:spacing w:after="0"/>
+            </w:pPr>
+            <w:r>
+              <w:rPr>
+                <w:b/>
+              </w:rPr>
+              <w:t xml:space="preserve">REQUIRES EXTERNAL VERIFICATION</w:t>
+            </w:r>
+          </w:p>
+        </w:tc>
+      </w:tr>
+    </w:tbl>
+    <w:p>
+      <w:pPr/>
+      <w:r>
+        <w:t/>
+      </w:r>
+    </w:p>
+    <w:p>
+      <w:pPr>
+        <w:pStyle w:val="Heading4"/>
+        <w:spacing w:after="140"/>
+      </w:pPr>
+      <w:r>
+        <w:t xml:space="preserve">J. TEAS dossier status</w:t>
+      </w:r>
+    </w:p>
+    <w:p>
+      <w:pPr>
+        <w:spacing w:after="140"/>
+      </w:pPr>
+      <w:r>
+        <w:t xml:space="preserve">Unchanged. </w:t>
+      </w:r>
+      <w:r>
+        <w:rPr>
+          <w:b/>
+        </w:rPr>
+        <w:t xml:space="preserve">JRS: REQUIRES USER INPUT. DRR: REQUIRES USER INPUT.</w:t>
+      </w:r>
+      <w:r>
+        <w:t xml:space="preserve"> First Use Anywhere, First Use in Commerce and USPTO identification acceptability all remain </w:t>
+      </w:r>
+      <w:r>
+        <w:rPr>
+          <w:rFonts w:ascii="Consolas" w:hAnsi="Consolas"/>
+        </w:rPr>
+        <w:t xml:space="preserve">[REQUIRES USER INPUT]</w:t>
+      </w:r>
+      <w:r>
+        <w:t xml:space="preserve">. No new repository evidence was found for any of them this run.</w:t>
+      </w:r>
+    </w:p>
+    <w:p>
+      <w:pPr>
+        <w:pStyle w:val="Heading4"/>
+        <w:spacing w:after="140"/>
+      </w:pPr>
+      <w:r>
+        <w:t xml:space="preserve">K. Final QA certification</w:t>
+      </w:r>
+    </w:p>
+    <w:p>
+      <w:pPr>
+        <w:spacing w:after="140"/>
+      </w:pPr>
+      <w:r>
+        <w:t xml:space="preserve">Fresh disk reads performed on all four modified HTML files, </w:t>
+      </w:r>
+      <w:r>
+        <w:rPr>
+          <w:rFonts w:ascii="Consolas" w:hAnsi="Consolas"/>
+        </w:rPr>
+        <w:t xml:space="preserve">pilot-status.html</w:t>
+      </w:r>
+      <w:r>
+        <w:t xml:space="preserve">, </w:t>
+      </w:r>
+      <w:r>
+        <w:rPr>
+          <w:rFonts w:ascii="Consolas" w:hAnsi="Consolas"/>
+        </w:rPr>
+        <w:t xml:space="preserve">bench-review.html</w:t>
+      </w:r>
+      <w:r>
+        <w:t xml:space="preserve">, </w:t>
+      </w:r>
+      <w:r>
+        <w:rPr>
+          <w:rFonts w:ascii="Consolas" w:hAnsi="Consolas"/>
+        </w:rPr>
+        <w:t xml:space="preserve">MASTER_TRACKER.md</w:t>
+      </w:r>
+      <w:r>
+        <w:t xml:space="preserve"> and this file. All contain the changes reported. </w:t>
+      </w:r>
+      <w:r>
+        <w:rPr>
+          <w:b/>
+        </w:rPr>
+        <w:t xml:space="preserve">The word "complete" is not used for the trademark dossiers or for live ingestion, because the evidence does not support it.</w:t>
       </w:r>
     </w:p>
     <w:sectPr>

--- a/MASTER_SYSTEM_AUDIT_AND_TRADEMARK_DOSSIER.docx
+++ b/MASTER_SYSTEM_AUDIT_AND_TRADEMARK_DOSSIER.docx
@@ -12052,6 +12052,486 @@
       </w:r>
       <w:r>
         <w:t xml:space="preserve"> The single test that would close it: open a campaign link on a real phone, on a real network, and confirm the Today panel increments.</w:t>
+      </w:r>
+    </w:p>
+    <w:p>
+      <w:pPr>
+        <w:pStyle w:val="Heading3"/>
+        <w:spacing w:after="140"/>
+      </w:pPr>
+      <w:r>
+        <w:t xml:space="preserve">2026-08-12T13:09:24Z : THREE UNLOGGED RUNS RECORDED, AND ONE NEW MECHANISM</w:t>
+      </w:r>
+    </w:p>
+    <w:p>
+      <w:pPr>
+        <w:spacing w:after="140"/>
+      </w:pPr>
+      <w:r>
+        <w:rPr>
+          <w:b/>
+        </w:rPr>
+        <w:t xml:space="preserve">Counter audit: PATCHED. Link-click telemetry: VERIFIED, no defect found.</w:t>
+      </w:r>
+    </w:p>
+    <w:p>
+      <w:pPr>
+        <w:pStyle w:val="Heading4"/>
+        <w:spacing w:after="140"/>
+      </w:pPr>
+      <w:r>
+        <w:t xml:space="preserve">Process defect, recorded first because it is the reason for this entry</w:t>
+      </w:r>
+    </w:p>
+    <w:p>
+      <w:pPr>
+        <w:spacing w:after="140"/>
+      </w:pPr>
+      <w:r>
+        <w:rPr>
+          <w:rFonts w:ascii="Consolas" w:hAnsi="Consolas"/>
+        </w:rPr>
+        <w:t xml:space="preserve">MASTER_TRACKER.md</w:t>
+      </w:r>
+      <w:r>
+        <w:t xml:space="preserve"> at the workspace root was last written at </w:t>
+      </w:r>
+      <w:r>
+        <w:rPr>
+          <w:b/>
+        </w:rPr>
+        <w:t xml:space="preserve">2026-08-12T12:42:55Z</w:t>
+      </w:r>
+      <w:r>
+        <w:t xml:space="preserve">. Three runs happened after it and were logged only to </w:t>
+      </w:r>
+      <w:r>
+        <w:rPr>
+          <w:rFonts w:ascii="Consolas" w:hAnsi="Consolas"/>
+        </w:rPr>
+        <w:t xml:space="preserve">research/MASTER_TRACKER.md</w:t>
+      </w:r>
+      <w:r>
+        <w:t xml:space="preserve">. Two trackers exist and only one was being kept current. Both are now updated in the same step.</w:t>
+      </w:r>
+    </w:p>
+    <w:p>
+      <w:pPr>
+        <w:pStyle w:val="Heading4"/>
+        <w:spacing w:after="140"/>
+      </w:pPr>
+      <w:r>
+        <w:t xml:space="preserve">The three runs</w:t>
+      </w:r>
+    </w:p>
+    <w:p>
+      <w:pPr>
+        <w:spacing w:after="140"/>
+      </w:pPr>
+      <w:r>
+        <w:rPr>
+          <w:b/>
+        </w:rPr>
+        <w:t xml:space="preserve">A. Outreach message check.</w:t>
+      </w:r>
+      <w:r>
+        <w:t xml:space="preserve"> Two factual errors in a LinkedIn message, one caused by my own change earlier that day. The scroll instruction named a button with </w:t>
+      </w:r>
+      <w:r>
+        <w:rPr>
+          <w:b/>
+        </w:rPr>
+        <w:t xml:space="preserve">0 occurrences</w:t>
+      </w:r>
+      <w:r>
+        <w:t xml:space="preserve"> on the page after the CTA was renamed and moved to 419px; following it lands on "Open Module 1 first". The recommendation was described as automatic when it is an opt-in checkbox never posted without approval. Verified correct: link resolves with </w:t>
+      </w:r>
+      <w:r>
+        <w:rPr>
+          <w:rFonts w:ascii="Consolas" w:hAnsi="Consolas"/>
+        </w:rPr>
+        <w:t xml:space="preserve">src</w:t>
+      </w:r>
+      <w:r>
+        <w:t xml:space="preserve"> preserved, Module 1 open without sign-up, 9 questions, 4-minute claim, and the separation-of-answers claim true and stronger than stated.</w:t>
+      </w:r>
+    </w:p>
+    <w:p>
+      <w:pPr>
+        <w:spacing w:after="140"/>
+      </w:pPr>
+      <w:r>
+        <w:rPr>
+          <w:b/>
+        </w:rPr>
+        <w:t xml:space="preserve">B. Outreach template.</w:t>
+      </w:r>
+      <w:r>
+        <w:t xml:space="preserve"> </w:t>
+      </w:r>
+      <w:r>
+        <w:rPr>
+          <w:rFonts w:ascii="Consolas" w:hAnsi="Consolas"/>
+        </w:rPr>
+        <w:t xml:space="preserve">research/Outreach_Template_Reviewer_Evaluation.md</w:t>
+      </w:r>
+      <w:r>
+        <w:t xml:space="preserve"> created with both errors fixed. The CTA is described by </w:t>
+      </w:r>
+      <w:r>
+        <w:rPr>
+          <w:b/>
+        </w:rPr>
+        <w:t xml:space="preserve">position</w:t>
+      </w:r>
+      <w:r>
+        <w:t xml:space="preserve">, not label, because a label breaks the moment copy changes and that is exactly how the original message went stale.</w:t>
+      </w:r>
+    </w:p>
+    <w:p>
+      <w:pPr>
+        <w:spacing w:after="140"/>
+      </w:pPr>
+      <w:r>
+        <w:rPr>
+          <w:b/>
+        </w:rPr>
+        <w:t xml:space="preserve">C. Recommendation-requester mechanism.</w:t>
+      </w:r>
+      <w:r>
+        <w:t xml:space="preserve"> The public dashboard published the count and </w:t>
+      </w:r>
+      <w:r>
+        <w:rPr>
+          <w:b/>
+        </w:rPr>
+        <w:t xml:space="preserve">nothing exposed who</w:t>
+      </w:r>
+      <w:r>
+        <w:t xml:space="preserve">. Extended </w:t>
+      </w:r>
+      <w:r>
+        <w:rPr>
+          <w:rFonts w:ascii="Consolas" w:hAnsi="Consolas"/>
+        </w:rPr>
+        <w:t xml:space="preserve">api/support-contacts.js</w:t>
+      </w:r>
+      <w:r>
+        <w:t xml:space="preserve">, the existing token-gated owner endpoint, to return </w:t>
+      </w:r>
+      <w:r>
+        <w:rPr>
+          <w:rFonts w:ascii="Consolas" w:hAnsi="Consolas"/>
+        </w:rPr>
+        <w:t xml:space="preserve">recommendation_requests</w:t>
+      </w:r>
+      <w:r>
+        <w:t xml:space="preserve"> and </w:t>
+      </w:r>
+      <w:r>
+        <w:rPr>
+          <w:rFonts w:ascii="Consolas" w:hAnsi="Consolas"/>
+        </w:rPr>
+        <w:t xml:space="preserve">certificate_requests</w:t>
+      </w:r>
+      <w:r>
+        <w:t xml:space="preserve"> with everything needed to write and post: name, email, organization, printed title, LinkedIn URL, country, completion code, four consent flags, request timestamp.</w:t>
+      </w:r>
+    </w:p>
+    <w:p>
+      <w:pPr>
+        <w:spacing w:after="140"/>
+      </w:pPr>
+      <w:r>
+        <w:rPr>
+          <w:b/>
+        </w:rPr>
+        <w:t xml:space="preserve">Answers are not joined in and cannot be.</w:t>
+      </w:r>
+      <w:r>
+        <w:t xml:space="preserve"> The answer rows carry no identity and share no key with these rows. The endpoint returns who asked, never what they said.</w:t>
+      </w:r>
+    </w:p>
+    <w:tbl>
+      <w:tblPr>
+        <w:tblStyle w:val="TableGrid"/>
+        <w:tblW w:w="9360" w:type="dxa"/>
+        <w:tblBorders>
+          <w:top w:val="single" w:sz="4" w:space="0" w:color="999999"/>
+          <w:left w:val="single" w:sz="4" w:space="0" w:color="999999"/>
+          <w:bottom w:val="single" w:sz="4" w:space="0" w:color="999999"/>
+          <w:right w:val="single" w:sz="4" w:space="0" w:color="999999"/>
+          <w:insideH w:val="single" w:sz="4" w:space="0" w:color="999999"/>
+          <w:insideV w:val="single" w:sz="4" w:space="0" w:color="999999"/>
+        </w:tblBorders>
+      </w:tblPr>
+      <w:tblGrid>
+        <w:gridCol w:w="4680"/>
+        <w:gridCol w:w="4680"/>
+      </w:tblGrid>
+      <w:tr>
+        <w:tc>
+          <w:tcPr>
+            <w:tcW w:w="4680" w:type="dxa"/>
+          </w:tcPr>
+          <w:p>
+            <w:pPr>
+              <w:spacing w:after="0"/>
+            </w:pPr>
+            <w:r>
+              <w:t xml:space="preserve">Verification</w:t>
+            </w:r>
+          </w:p>
+        </w:tc>
+        <w:tc>
+          <w:tcPr>
+            <w:tcW w:w="4680" w:type="dxa"/>
+          </w:tcPr>
+          <w:p>
+            <w:pPr>
+              <w:spacing w:after="0"/>
+            </w:pPr>
+            <w:r>
+              <w:t xml:space="preserve">Result</w:t>
+            </w:r>
+          </w:p>
+        </w:tc>
+      </w:tr>
+      <w:tr>
+        <w:tc>
+          <w:tcPr>
+            <w:tcW w:w="4680" w:type="dxa"/>
+          </w:tcPr>
+          <w:p>
+            <w:pPr>
+              <w:spacing w:after="0"/>
+            </w:pPr>
+            <w:r>
+              <w:t xml:space="preserve">No token</w:t>
+            </w:r>
+          </w:p>
+        </w:tc>
+        <w:tc>
+          <w:tcPr>
+            <w:tcW w:w="4680" w:type="dxa"/>
+          </w:tcPr>
+          <w:p>
+            <w:pPr>
+              <w:spacing w:after="0"/>
+            </w:pPr>
+            <w:r>
+              <w:t xml:space="preserve">Four boolean diagnostics only, zero name or email keys</w:t>
+            </w:r>
+          </w:p>
+        </w:tc>
+      </w:tr>
+      <w:tr>
+        <w:tc>
+          <w:tcPr>
+            <w:tcW w:w="4680" w:type="dxa"/>
+          </w:tcPr>
+          <w:p>
+            <w:pPr>
+              <w:spacing w:after="0"/>
+            </w:pPr>
+            <w:r>
+              <w:t xml:space="preserve">Wrong token</w:t>
+            </w:r>
+          </w:p>
+        </w:tc>
+        <w:tc>
+          <w:tcPr>
+            <w:tcW w:w="4680" w:type="dxa"/>
+          </w:tcPr>
+          <w:p>
+            <w:pPr>
+              <w:spacing w:after="0"/>
+            </w:pPr>
+            <w:r>
+              <w:t xml:space="preserve">HTTP 401</w:t>
+            </w:r>
+          </w:p>
+        </w:tc>
+      </w:tr>
+      <w:tr>
+        <w:tc>
+          <w:tcPr>
+            <w:tcW w:w="4680" w:type="dxa"/>
+          </w:tcPr>
+          <w:p>
+            <w:pPr>
+              <w:spacing w:after="0"/>
+            </w:pPr>
+            <w:r>
+              <w:t xml:space="preserve">"recommendation" in unauthorized response</w:t>
+            </w:r>
+          </w:p>
+        </w:tc>
+        <w:tc>
+          <w:tcPr>
+            <w:tcW w:w="4680" w:type="dxa"/>
+          </w:tcPr>
+          <w:p>
+            <w:pPr>
+              <w:spacing w:after="0"/>
+            </w:pPr>
+            <w:r>
+              <w:t xml:space="preserve">0 occurrences</w:t>
+            </w:r>
+          </w:p>
+        </w:tc>
+      </w:tr>
+      <w:tr>
+        <w:tc>
+          <w:tcPr>
+            <w:tcW w:w="4680" w:type="dxa"/>
+          </w:tcPr>
+          <w:p>
+            <w:pPr>
+              <w:spacing w:after="0"/>
+            </w:pPr>
+            <w:r>
+              <w:t xml:space="preserve">Public </w:t>
+            </w:r>
+            <w:r>
+              <w:rPr>
+                <w:rFonts w:ascii="Consolas" w:hAnsi="Consolas"/>
+              </w:rPr>
+              <w:t xml:space="preserve">asset-stats</w:t>
+            </w:r>
+            <w:r>
+              <w:t xml:space="preserve"> payload</w:t>
+            </w:r>
+          </w:p>
+        </w:tc>
+        <w:tc>
+          <w:tcPr>
+            <w:tcW w:w="4680" w:type="dxa"/>
+          </w:tcPr>
+          <w:p>
+            <w:pPr>
+              <w:spacing w:after="0"/>
+            </w:pPr>
+            <w:r>
+              <w:t xml:space="preserve">No email, no </w:t>
+            </w:r>
+            <w:r>
+              <w:rPr>
+                <w:rFonts w:ascii="Consolas" w:hAnsi="Consolas"/>
+              </w:rPr>
+              <w:t xml:space="preserve">linkedin_url</w:t>
+            </w:r>
+          </w:p>
+        </w:tc>
+      </w:tr>
+    </w:tbl>
+    <w:p>
+      <w:pPr/>
+      <w:r>
+        <w:t/>
+      </w:r>
+    </w:p>
+    <w:p>
+      <w:pPr>
+        <w:pStyle w:val="Heading4"/>
+        <w:spacing w:after="140"/>
+      </w:pPr>
+      <w:r>
+        <w:t xml:space="preserve">Trademark dossiers</w:t>
+      </w:r>
+    </w:p>
+    <w:p>
+      <w:pPr>
+        <w:spacing w:after="140"/>
+      </w:pPr>
+      <w:r>
+        <w:t xml:space="preserve">Unchanged. </w:t>
+      </w:r>
+      <w:r>
+        <w:rPr>
+          <w:b/>
+        </w:rPr>
+        <w:t xml:space="preserve">JRS REQUIRES USER INPUT. DRR REQUIRES USER INPUT.</w:t>
+      </w:r>
+      <w:r>
+        <w:t xml:space="preserve"> First Use Anywhere, First Use in Commerce and USPTO identification acceptability all remain </w:t>
+      </w:r>
+      <w:r>
+        <w:rPr>
+          <w:rFonts w:ascii="Consolas" w:hAnsi="Consolas"/>
+        </w:rPr>
+        <w:t xml:space="preserve">[REQUIRES USER INPUT]</w:t>
+      </w:r>
+      <w:r>
+        <w:t xml:space="preserve">. No new repository evidence was found for any of them across these three runs.</w:t>
+      </w:r>
+    </w:p>
+    <w:p>
+      <w:pPr>
+        <w:pStyle w:val="Heading4"/>
+        <w:spacing w:after="140"/>
+      </w:pPr>
+      <w:r>
+        <w:t xml:space="preserve">Files modified</w:t>
+      </w:r>
+    </w:p>
+    <w:p>
+      <w:pPr>
+        <w:spacing w:after="140"/>
+      </w:pPr>
+      <w:r>
+        <w:rPr>
+          <w:rFonts w:ascii="Consolas" w:hAnsi="Consolas"/>
+        </w:rPr>
+        <w:t xml:space="preserve">api/support-contacts.js</w:t>
+      </w:r>
+      <w:r>
+        <w:t xml:space="preserve">, </w:t>
+      </w:r>
+      <w:r>
+        <w:rPr>
+          <w:rFonts w:ascii="Consolas" w:hAnsi="Consolas"/>
+        </w:rPr>
+        <w:t xml:space="preserve">research/Outreach_Message_Check_Priyam_2026-08-12.md</w:t>
+      </w:r>
+      <w:r>
+        <w:t xml:space="preserve">, </w:t>
+      </w:r>
+      <w:r>
+        <w:rPr>
+          <w:rFonts w:ascii="Consolas" w:hAnsi="Consolas"/>
+        </w:rPr>
+        <w:t xml:space="preserve">research/Outreach_Template_Reviewer_Evaluation.md</w:t>
+      </w:r>
+      <w:r>
+        <w:t xml:space="preserve">, </w:t>
+      </w:r>
+      <w:r>
+        <w:rPr>
+          <w:rFonts w:ascii="Consolas" w:hAnsi="Consolas"/>
+        </w:rPr>
+        <w:t xml:space="preserve">MASTER_TRACKER.md</w:t>
+      </w:r>
+      <w:r>
+        <w:t xml:space="preserve">, </w:t>
+      </w:r>
+      <w:r>
+        <w:rPr>
+          <w:rFonts w:ascii="Consolas" w:hAnsi="Consolas"/>
+        </w:rPr>
+        <w:t xml:space="preserve">MASTER_SYSTEM_AUDIT_AND_TRADEMARK_DOSSIER.md</w:t>
+      </w:r>
+      <w:r>
+        <w:t xml:space="preserve">, </w:t>
+      </w:r>
+      <w:r>
+        <w:rPr>
+          <w:rFonts w:ascii="Consolas" w:hAnsi="Consolas"/>
+        </w:rPr>
+        <w:t xml:space="preserve">research/MASTER_TRACKER.md</w:t>
+      </w:r>
+      <w:r>
+        <w:t xml:space="preserve">.</w:t>
       </w:r>
     </w:p>
     <w:sectPr>

--- a/MASTER_SYSTEM_AUDIT_AND_TRADEMARK_DOSSIER.docx
+++ b/MASTER_SYSTEM_AUDIT_AND_TRADEMARK_DOSSIER.docx
@@ -12532,6 +12532,244 @@
       </w:r>
       <w:r>
         <w:t xml:space="preserve">.</w:t>
+      </w:r>
+    </w:p>
+    <w:p>
+      <w:pPr>
+        <w:pStyle w:val="Heading3"/>
+        <w:spacing w:after="140"/>
+      </w:pPr>
+      <w:r>
+        <w:t xml:space="preserve">2026-08-12T13:17:21Z : OWNER VIEW AND HONOR QUOTES</w:t>
+      </w:r>
+    </w:p>
+    <w:p>
+      <w:pPr>
+        <w:spacing w:after="140"/>
+      </w:pPr>
+      <w:r>
+        <w:rPr>
+          <w:b/>
+        </w:rPr>
+        <w:t xml:space="preserve">Counter audit: PATCHED.</w:t>
+      </w:r>
+      <w:r>
+        <w:t xml:space="preserve"> Three reported problems, one cause: private data existed with no usable way to reach it.</w:t>
+      </w:r>
+    </w:p>
+    <w:p>
+      <w:pPr>
+        <w:numPr>
+          <w:ilvl w:val="0"/>
+          <w:numId w:val="2"/>
+        </w:numPr>
+        <w:spacing w:after="60"/>
+      </w:pPr>
+      <w:r>
+        <w:rPr>
+          <w:b/>
+        </w:rPr>
+        <w:t xml:space="preserve">The token URL I supplied could not work.</w:t>
+      </w:r>
+      <w:r>
+        <w:t xml:space="preserve"> It carried a literal </w:t>
+      </w:r>
+      <w:r>
+        <w:rPr>
+          <w:rFonts w:ascii="Consolas" w:hAnsi="Consolas"/>
+        </w:rPr>
+        <w:t xml:space="preserve">&lt;BENCH_ADMIN_TOKEN&gt;</w:t>
+      </w:r>
+      <w:r>
+        <w:t xml:space="preserve"> placeholder. My communication defect.</w:t>
+      </w:r>
+    </w:p>
+    <w:p>
+      <w:pPr>
+        <w:numPr>
+          <w:ilvl w:val="0"/>
+          <w:numId w:val="2"/>
+        </w:numPr>
+        <w:spacing w:after="60"/>
+      </w:pPr>
+      <w:r>
+        <w:rPr>
+          <w:b/>
+        </w:rPr>
+        <w:t xml:space="preserve">Recommendation requests</w:t>
+      </w:r>
+      <w:r>
+        <w:t xml:space="preserve"> were reachable only by hand-constructing a JSON URL.</w:t>
+      </w:r>
+    </w:p>
+    <w:p>
+      <w:pPr>
+        <w:numPr>
+          <w:ilvl w:val="0"/>
+          <w:numId w:val="2"/>
+        </w:numPr>
+        <w:spacing w:after="60"/>
+      </w:pPr>
+      <w:r>
+        <w:rPr>
+          <w:b/>
+        </w:rPr>
+        <w:t xml:space="preserve">Honor acceptance quotes were readable nowhere.</w:t>
+      </w:r>
+      <w:r>
+        <w:t xml:space="preserve"> </w:t>
+      </w:r>
+      <w:r>
+        <w:rPr>
+          <w:rFonts w:ascii="Consolas" w:hAnsi="Consolas"/>
+        </w:rPr>
+        <w:t xml:space="preserve">api/honor.js</w:t>
+      </w:r>
+      <w:r>
+        <w:t xml:space="preserve"> stores a </w:t>
+      </w:r>
+      <w:r>
+        <w:rPr>
+          <w:rFonts w:ascii="Consolas" w:hAnsi="Consolas"/>
+        </w:rPr>
+        <w:t xml:space="preserve">quote</w:t>
+      </w:r>
+      <w:r>
+        <w:t xml:space="preserve">, </w:t>
+      </w:r>
+      <w:r>
+        <w:rPr>
+          <w:rFonts w:ascii="Consolas" w:hAnsi="Consolas"/>
+        </w:rPr>
+        <w:t xml:space="preserve">quote_clearance</w:t>
+      </w:r>
+      <w:r>
+        <w:t xml:space="preserve"> and </w:t>
+      </w:r>
+      <w:r>
+        <w:rPr>
+          <w:rFonts w:ascii="Consolas" w:hAnsi="Consolas"/>
+        </w:rPr>
+        <w:t xml:space="preserve">byline_ok</w:t>
+      </w:r>
+      <w:r>
+        <w:t xml:space="preserve">; </w:t>
+      </w:r>
+      <w:r>
+        <w:rPr>
+          <w:rFonts w:ascii="Consolas" w:hAnsi="Consolas"/>
+        </w:rPr>
+        <w:t xml:space="preserve">asset-stats</w:t>
+      </w:r>
+      <w:r>
+        <w:t xml:space="preserve"> counted the acceptance and stopped. A person could write a quote for publication and the owner could not read it back.</w:t>
+      </w:r>
+    </w:p>
+    <w:p>
+      <w:pPr>
+        <w:spacing w:after="140"/>
+      </w:pPr>
+      <w:r>
+        <w:rPr>
+          <w:b/>
+        </w:rPr>
+        <w:t xml:space="preserve">Repaired:</w:t>
+      </w:r>
+      <w:r>
+        <w:t xml:space="preserve"> </w:t>
+      </w:r>
+      <w:r>
+        <w:rPr>
+          <w:rFonts w:ascii="Consolas" w:hAnsi="Consolas"/>
+        </w:rPr>
+        <w:t xml:space="preserve">api/support-contacts.js</w:t>
+      </w:r>
+      <w:r>
+        <w:t xml:space="preserve"> now returns </w:t>
+      </w:r>
+      <w:r>
+        <w:rPr>
+          <w:rFonts w:ascii="Consolas" w:hAnsi="Consolas"/>
+        </w:rPr>
+        <w:t xml:space="preserve">honor_acceptances</w:t>
+      </w:r>
+      <w:r>
+        <w:t xml:space="preserve"> including the quote and its clearance state. </w:t>
+      </w:r>
+      <w:r>
+        <w:rPr>
+          <w:rFonts w:ascii="Consolas" w:hAnsi="Consolas"/>
+        </w:rPr>
+        <w:t xml:space="preserve">pilot-status.html</w:t>
+      </w:r>
+      <w:r>
+        <w:t xml:space="preserve"> gains an </w:t>
+      </w:r>
+      <w:r>
+        <w:rPr>
+          <w:b/>
+        </w:rPr>
+        <w:t xml:space="preserve">Owner View</w:t>
+      </w:r>
+      <w:r>
+        <w:t xml:space="preserve"> taking the token in a field, held in </w:t>
+      </w:r>
+      <w:r>
+        <w:rPr>
+          <w:rFonts w:ascii="Consolas" w:hAnsi="Consolas"/>
+        </w:rPr>
+        <w:t xml:space="preserve">sessionStorage</w:t>
+      </w:r>
+      <w:r>
+        <w:t xml:space="preserve"> for the tab only, with a Forget control.</w:t>
+      </w:r>
+    </w:p>
+    <w:p>
+      <w:pPr>
+        <w:spacing w:after="140"/>
+      </w:pPr>
+      <w:r>
+        <w:rPr>
+          <w:b/>
+        </w:rPr>
+        <w:t xml:space="preserve">Uncleared quotes are rendered in stop-text and labelled not publishable.</w:t>
+      </w:r>
+      <w:r>
+        <w:t xml:space="preserve"> A quote without its clearance must never be treated as if it were cleared.</w:t>
+      </w:r>
+    </w:p>
+    <w:p>
+      <w:pPr>
+        <w:spacing w:after="140"/>
+      </w:pPr>
+      <w:r>
+        <w:rPr>
+          <w:b/>
+        </w:rPr>
+        <w:t xml:space="preserve">Verified:</w:t>
+      </w:r>
+      <w:r>
+        <w:t xml:space="preserve"> no token returns four booleans and no private keys; wrong token returns HTTP 401; the page before unlock reads "Not unlocked. Nothing private is loaded."</w:t>
+      </w:r>
+    </w:p>
+    <w:p>
+      <w:pPr>
+        <w:spacing w:after="140"/>
+      </w:pPr>
+      <w:r>
+        <w:rPr>
+          <w:b/>
+        </w:rPr>
+        <w:t xml:space="preserve">Not verifiable here:</w:t>
+      </w:r>
+      <w:r>
+        <w:t xml:space="preserve"> the populated view, which needs the real token from Vercel. </w:t>
+      </w:r>
+      <w:r>
+        <w:rPr>
+          <w:rFonts w:ascii="Consolas" w:hAnsi="Consolas"/>
+        </w:rPr>
+        <w:t xml:space="preserve">[REQUIRES USER INPUT]</w:t>
       </w:r>
     </w:p>
     <w:sectPr>

--- a/MASTER_SYSTEM_AUDIT_AND_TRADEMARK_DOSSIER.docx
+++ b/MASTER_SYSTEM_AUDIT_AND_TRADEMARK_DOSSIER.docx
@@ -12770,6 +12770,165 @@
           <w:rFonts w:ascii="Consolas" w:hAnsi="Consolas"/>
         </w:rPr>
         <w:t xml:space="preserve">[REQUIRES USER INPUT]</w:t>
+      </w:r>
+    </w:p>
+    <w:p>
+      <w:pPr>
+        <w:pStyle w:val="Heading3"/>
+        <w:spacing w:after="140"/>
+      </w:pPr>
+      <w:r>
+        <w:t xml:space="preserve">2026-08-12T13:27:00Z : OWNER VIEW TOKEN REJECTION DIAGNOSED</w:t>
+      </w:r>
+    </w:p>
+    <w:p>
+      <w:pPr>
+        <w:spacing w:after="140"/>
+      </w:pPr>
+      <w:r>
+        <w:rPr>
+          <w:b/>
+        </w:rPr>
+        <w:t xml:space="preserve">Counter audit: PATCHED.</w:t>
+      </w:r>
+    </w:p>
+    <w:p>
+      <w:pPr>
+        <w:spacing w:after="140"/>
+      </w:pPr>
+      <w:r>
+        <w:t xml:space="preserve">The owner view rejected the token. The endpoint's own diagnostic, which the page was discarding, gives the reason: </w:t>
+      </w:r>
+      <w:r>
+        <w:rPr>
+          <w:b/>
+        </w:rPr>
+        <w:t xml:space="preserve">`admin_token_configured: false`, `run_token_configured: true`.</w:t>
+      </w:r>
+    </w:p>
+    <w:p>
+      <w:pPr>
+        <w:spacing w:after="140"/>
+      </w:pPr>
+      <w:r>
+        <w:rPr>
+          <w:b/>
+        </w:rPr>
+        <w:t xml:space="preserve">`BENCH_ADMIN_TOKEN` is not set in the Vercel environment.</w:t>
+      </w:r>
+      <w:r>
+        <w:t xml:space="preserve"> No value entered against it could ever work. </w:t>
+      </w:r>
+      <w:r>
+        <w:rPr>
+          <w:rFonts w:ascii="Consolas" w:hAnsi="Consolas"/>
+        </w:rPr>
+        <w:t xml:space="preserve">RUN_TOKEN</w:t>
+      </w:r>
+      <w:r>
+        <w:t xml:space="preserve"> is set and is the only accepted value. </w:t>
+      </w:r>
+      <w:r>
+        <w:rPr>
+          <w:b/>
+        </w:rPr>
+        <w:t xml:space="preserve">I had instructed the owner to use the variable that does not exist.</w:t>
+      </w:r>
+    </w:p>
+    <w:p>
+      <w:pPr>
+        <w:spacing w:after="140"/>
+      </w:pPr>
+      <w:r>
+        <w:rPr>
+          <w:b/>
+        </w:rPr>
+        <w:t xml:space="preserve">Classification:</w:t>
+      </w:r>
+      <w:r>
+        <w:t xml:space="preserve"> </w:t>
+      </w:r>
+      <w:r>
+        <w:rPr>
+          <w:rFonts w:ascii="Consolas" w:hAnsi="Consolas"/>
+        </w:rPr>
+        <w:t xml:space="preserve">ANALYTICS CONFIGURATION FAILURE</w:t>
+      </w:r>
+      <w:r>
+        <w:t xml:space="preserve"> in the environment, plus </w:t>
+      </w:r>
+      <w:r>
+        <w:rPr>
+          <w:rFonts w:ascii="Consolas" w:hAnsi="Consolas"/>
+        </w:rPr>
+        <w:t xml:space="preserve">DISPLAY / REPORTING FAILURE</w:t>
+      </w:r>
+      <w:r>
+        <w:t xml:space="preserve"> on the page for discarding a diagnostic it was already receiving. </w:t>
+      </w:r>
+      <w:r>
+        <w:rPr>
+          <w:b/>
+        </w:rPr>
+        <w:t xml:space="preserve">Not a telemetry failure. Not an endpoint failure.</w:t>
+      </w:r>
+      <w:r>
+        <w:t xml:space="preserve"> The gate correctly refused a token that did not match.</w:t>
+      </w:r>
+    </w:p>
+    <w:p>
+      <w:pPr>
+        <w:spacing w:after="140"/>
+      </w:pPr>
+      <w:r>
+        <w:rPr>
+          <w:b/>
+        </w:rPr>
+        <w:t xml:space="preserve">Repaired:</w:t>
+      </w:r>
+      <w:r>
+        <w:t xml:space="preserve"> the screen now names which variables are configured, states explicitly when </w:t>
+      </w:r>
+      <w:r>
+        <w:rPr>
+          <w:rFonts w:ascii="Consolas" w:hAnsi="Consolas"/>
+        </w:rPr>
+        <w:t xml:space="preserve">BENCH_ADMIN_TOKEN</w:t>
+      </w:r>
+      <w:r>
+        <w:t xml:space="preserve"> is unset, tells the reader which value to use, and warns separately if the service key is missing. Booleans only; no token value is ever rendered or logged.</w:t>
+      </w:r>
+    </w:p>
+    <w:p>
+      <w:pPr>
+        <w:spacing w:after="140"/>
+      </w:pPr>
+      <w:r>
+        <w:rPr>
+          <w:b/>
+        </w:rPr>
+        <w:t xml:space="preserve">Verified</w:t>
+      </w:r>
+      <w:r>
+        <w:t xml:space="preserve"> against the exact production 401 payload in a real browser. </w:t>
+      </w:r>
+      <w:r>
+        <w:rPr>
+          <w:b/>
+        </w:rPr>
+        <w:t xml:space="preserve">Populated view remains `[REQUIRES USER INPUT]`</w:t>
+      </w:r>
+      <w:r>
+        <w:t xml:space="preserve">: it needs the </w:t>
+      </w:r>
+      <w:r>
+        <w:rPr>
+          <w:rFonts w:ascii="Consolas" w:hAnsi="Consolas"/>
+        </w:rPr>
+        <w:t xml:space="preserve">RUN_TOKEN</w:t>
+      </w:r>
+      <w:r>
+        <w:t xml:space="preserve"> value, which is not readable from this environment.</w:t>
       </w:r>
     </w:p>
     <w:sectPr>

--- a/MASTER_SYSTEM_AUDIT_AND_TRADEMARK_DOSSIER.docx
+++ b/MASTER_SYSTEM_AUDIT_AND_TRADEMARK_DOSSIER.docx
@@ -12929,6 +12929,154 @@
       </w:r>
       <w:r>
         <w:t xml:space="preserve"> value, which is not readable from this environment.</w:t>
+      </w:r>
+    </w:p>
+    <w:p>
+      <w:pPr>
+        <w:pStyle w:val="Heading3"/>
+        <w:spacing w:after="140"/>
+      </w:pPr>
+      <w:r>
+        <w:t xml:space="preserve">2026-08-12T13:35:29Z : TOKEN BOX REMOVED, PRIVATE PAGE COMPLETED</w:t>
+      </w:r>
+    </w:p>
+    <w:p>
+      <w:pPr>
+        <w:spacing w:after="140"/>
+      </w:pPr>
+      <w:r>
+        <w:rPr>
+          <w:b/>
+        </w:rPr>
+        <w:t xml:space="preserve">Counter audit: PATCHED.</w:t>
+      </w:r>
+    </w:p>
+    <w:p>
+      <w:pPr>
+        <w:spacing w:after="140"/>
+      </w:pPr>
+      <w:r>
+        <w:rPr>
+          <w:b/>
+        </w:rPr>
+        <w:t xml:space="preserve">I rebuilt something the tracker had already deleted on purpose.</w:t>
+      </w:r>
+      <w:r>
+        <w:t xml:space="preserve"> Commit </w:t>
+      </w:r>
+      <w:r>
+        <w:rPr>
+          <w:rFonts w:ascii="Consolas" w:hAnsi="Consolas"/>
+        </w:rPr>
+        <w:t xml:space="preserve">7cca77e</w:t>
+      </w:r>
+      <w:r>
+        <w:t xml:space="preserve"> removed a token control from </w:t>
+      </w:r>
+      <w:r>
+        <w:rPr>
+          <w:rFonts w:ascii="Consolas" w:hAnsi="Consolas"/>
+        </w:rPr>
+        <w:t xml:space="preserve">pilot-status.html</w:t>
+      </w:r>
+      <w:r>
+        <w:t xml:space="preserve"> and replaced it with </w:t>
+      </w:r>
+      <w:r>
+        <w:rPr>
+          <w:rFonts w:ascii="Consolas" w:hAnsi="Consolas"/>
+        </w:rPr>
+        <w:t xml:space="preserve">supporters-b78f5ff2c08d.html</w:t>
+      </w:r>
+      <w:r>
+        <w:t xml:space="preserve">, a private page at an unguessable URL that reads the key once from a </w:t>
+      </w:r>
+      <w:r>
+        <w:rPr>
+          <w:rFonts w:ascii="Consolas" w:hAnsi="Consolas"/>
+        </w:rPr>
+        <w:t xml:space="preserve">#k=</w:t>
+      </w:r>
+      <w:r>
+        <w:t xml:space="preserve"> fragment, strips it from the address bar, saves it to the browser, and auto-loads with no typing thereafter. I added a token box back to the public page.</w:t>
+      </w:r>
+    </w:p>
+    <w:p>
+      <w:pPr>
+        <w:spacing w:after="140"/>
+      </w:pPr>
+      <w:r>
+        <w:rPr>
+          <w:b/>
+        </w:rPr>
+        <w:t xml:space="preserve">Repaired:</w:t>
+      </w:r>
+      <w:r>
+        <w:t xml:space="preserve"> the Owner View block and its functions are removed from </w:t>
+      </w:r>
+      <w:r>
+        <w:rPr>
+          <w:rFonts w:ascii="Consolas" w:hAnsi="Consolas"/>
+        </w:rPr>
+        <w:t xml:space="preserve">pilot-status.html</w:t>
+      </w:r>
+      <w:r>
+        <w:t xml:space="preserve">, which drops from 86,719 to 77,732 bytes with zero token controls remaining. </w:t>
+      </w:r>
+      <w:r>
+        <w:rPr>
+          <w:rFonts w:ascii="Consolas" w:hAnsi="Consolas"/>
+        </w:rPr>
+        <w:t xml:space="preserve">supporters-b78f5ff2c08d.html</w:t>
+      </w:r>
+      <w:r>
+        <w:t xml:space="preserve"> now renders recommendation requests, certificate requests and honor acceptances with their quotes; it already called the endpoint carrying them and was not displaying them.</w:t>
+      </w:r>
+    </w:p>
+    <w:p>
+      <w:pPr>
+        <w:spacing w:after="140"/>
+      </w:pPr>
+      <w:r>
+        <w:rPr>
+          <w:b/>
+        </w:rPr>
+        <w:t xml:space="preserve">Verified by walking the owner journey in a browser with `#k=` in the fragment:</w:t>
+      </w:r>
+      <w:r>
+        <w:t xml:space="preserve"> fragment stripped, key saved, all four sections rendered, quote text shown, cleared quote marked cleared, uncleared quote marked "NOT cleared, do not publish", LinkedIn URL shown. Public page confirmed at 0 token-control occurrences.</w:t>
+      </w:r>
+    </w:p>
+    <w:p>
+      <w:pPr>
+        <w:spacing w:after="140"/>
+      </w:pPr>
+      <w:r>
+        <w:rPr>
+          <w:b/>
+        </w:rPr>
+        <w:t xml:space="preserve">`[REQUIRES USER INPUT]`:</w:t>
+      </w:r>
+      <w:r>
+        <w:t xml:space="preserve"> the </w:t>
+      </w:r>
+      <w:r>
+        <w:rPr>
+          <w:rFonts w:ascii="Consolas" w:hAnsi="Consolas"/>
+        </w:rPr>
+        <w:t xml:space="preserve">RUN_TOKEN</w:t>
+      </w:r>
+      <w:r>
+        <w:t xml:space="preserve"> value once, to open the bookmark. Not readable from this environment. </w:t>
+      </w:r>
+      <w:r>
+        <w:rPr>
+          <w:rFonts w:ascii="Consolas" w:hAnsi="Consolas"/>
+        </w:rPr>
+        <w:t xml:space="preserve">BENCH_ADMIN_TOKEN</w:t>
+      </w:r>
+      <w:r>
+        <w:t xml:space="preserve"> confirmed unset.</w:t>
       </w:r>
     </w:p>
     <w:sectPr>

--- a/MASTER_SYSTEM_AUDIT_AND_TRADEMARK_DOSSIER.docx
+++ b/MASTER_SYSTEM_AUDIT_AND_TRADEMARK_DOSSIER.docx
@@ -13077,6 +13077,193 @@
       </w:r>
       <w:r>
         <w:t xml:space="preserve"> confirmed unset.</w:t>
+      </w:r>
+    </w:p>
+    <w:p>
+      <w:pPr>
+        <w:pStyle w:val="Heading3"/>
+        <w:spacing w:after="140"/>
+      </w:pPr>
+      <w:r>
+        <w:t xml:space="preserve">2026-08-12T13:47:07Z : ALL TOKENS REMOVED</w:t>
+      </w:r>
+    </w:p>
+    <w:p>
+      <w:pPr>
+        <w:spacing w:after="140"/>
+      </w:pPr>
+      <w:r>
+        <w:rPr>
+          <w:b/>
+        </w:rPr>
+        <w:t xml:space="preserve">`api/people-9dd1ecdf6f8cdfd4.js` already existed and already required no token</w:t>
+      </w:r>
+      <w:r>
+        <w:t xml:space="preserve">, secured by its opaque URL the same way </w:t>
+      </w:r>
+      <w:r>
+        <w:rPr>
+          <w:rFonts w:ascii="Consolas" w:hAnsi="Consolas"/>
+        </w:rPr>
+        <w:t xml:space="preserve">roster-8c3f1a9e7b2d6045</w:t>
+      </w:r>
+      <w:r>
+        <w:t xml:space="preserve"> and </w:t>
+      </w:r>
+      <w:r>
+        <w:rPr>
+          <w:rFonts w:ascii="Consolas" w:hAnsi="Consolas"/>
+        </w:rPr>
+        <w:t xml:space="preserve">geo-4e8b2d7f9a1c3065</w:t>
+      </w:r>
+      <w:r>
+        <w:t xml:space="preserve"> are. I built a token prompt twice instead of using it.</w:t>
+      </w:r>
+    </w:p>
+    <w:p>
+      <w:pPr>
+        <w:spacing w:after="140"/>
+      </w:pPr>
+      <w:r>
+        <w:t xml:space="preserve">Extended it with </w:t>
+      </w:r>
+      <w:r>
+        <w:rPr>
+          <w:rFonts w:ascii="Consolas" w:hAnsi="Consolas"/>
+        </w:rPr>
+        <w:t xml:space="preserve">reviewer-eval-incentive</w:t>
+      </w:r>
+      <w:r>
+        <w:t xml:space="preserve">, </w:t>
+      </w:r>
+      <w:r>
+        <w:rPr>
+          <w:rFonts w:ascii="Consolas" w:hAnsi="Consolas"/>
+        </w:rPr>
+        <w:t xml:space="preserve">reviewer-cert</w:t>
+      </w:r>
+      <w:r>
+        <w:t xml:space="preserve"> and </w:t>
+      </w:r>
+      <w:r>
+        <w:rPr>
+          <w:rFonts w:ascii="Consolas" w:hAnsi="Consolas"/>
+        </w:rPr>
+        <w:t xml:space="preserve">honor-accept</w:t>
+      </w:r>
+      <w:r>
+        <w:t xml:space="preserve">, the last carrying the quote with its clearance flag. Repointed </w:t>
+      </w:r>
+      <w:r>
+        <w:rPr>
+          <w:rFonts w:ascii="Consolas" w:hAnsi="Consolas"/>
+        </w:rPr>
+        <w:t xml:space="preserve">supporters-b78f5ff2c08d.html</w:t>
+      </w:r>
+      <w:r>
+        <w:t xml:space="preserve"> at it and deleted every trace of the token machinery: setup block, password input, paste button, </w:t>
+      </w:r>
+      <w:r>
+        <w:rPr>
+          <w:rFonts w:ascii="Consolas" w:hAnsi="Consolas"/>
+        </w:rPr>
+        <w:t xml:space="preserve">#k=</w:t>
+      </w:r>
+      <w:r>
+        <w:t xml:space="preserve"> fragment reader, </w:t>
+      </w:r>
+      <w:r>
+        <w:rPr>
+          <w:rFonts w:ascii="Consolas" w:hAnsi="Consolas"/>
+        </w:rPr>
+        <w:t xml:space="preserve">jrs-owner-token</w:t>
+      </w:r>
+      <w:r>
+        <w:t xml:space="preserve"> key, four key helpers. 13,509 to 11,731 bytes. Also dropped a </w:t>
+      </w:r>
+      <w:r>
+        <w:rPr>
+          <w:rFonts w:ascii="Consolas" w:hAnsi="Consolas"/>
+        </w:rPr>
+        <w:t xml:space="preserve">DIAGNOSTIC TEST</w:t>
+      </w:r>
+      <w:r>
+        <w:t xml:space="preserve"> row that sat in the owner list as if it were a person.</w:t>
+      </w:r>
+    </w:p>
+    <w:p>
+      <w:pPr>
+        <w:spacing w:after="140"/>
+      </w:pPr>
+      <w:r>
+        <w:rPr>
+          <w:b/>
+        </w:rPr>
+        <w:t xml:space="preserve">Two bugs caught during verification:</w:t>
+      </w:r>
+      <w:r>
+        <w:t xml:space="preserve"> the page read </w:t>
+      </w:r>
+      <w:r>
+        <w:rPr>
+          <w:rFonts w:ascii="Consolas" w:hAnsi="Consolas"/>
+        </w:rPr>
+        <w:t xml:space="preserve">d.contacts</w:t>
+      </w:r>
+      <w:r>
+        <w:t xml:space="preserve"> when the endpoint returns </w:t>
+      </w:r>
+      <w:r>
+        <w:rPr>
+          <w:rFonts w:ascii="Consolas" w:hAnsi="Consolas"/>
+        </w:rPr>
+        <w:t xml:space="preserve">people</w:t>
+      </w:r>
+      <w:r>
+        <w:t xml:space="preserve">, and </w:t>
+      </w:r>
+      <w:r>
+        <w:rPr>
+          <w:rFonts w:ascii="Consolas" w:hAnsi="Consolas"/>
+        </w:rPr>
+        <w:t xml:space="preserve">renderExtras</w:t>
+      </w:r>
+      <w:r>
+        <w:t xml:space="preserve"> sat after an early return so the three new sections never drew when there were no named supporters. Both fixed.</w:t>
+      </w:r>
+    </w:p>
+    <w:p>
+      <w:pPr>
+        <w:spacing w:after="140"/>
+      </w:pPr>
+      <w:r>
+        <w:rPr>
+          <w:b/>
+        </w:rPr>
+        <w:t xml:space="preserve">Verified by opening the URL and doing nothing else:</w:t>
+      </w:r>
+      <w:r>
+        <w:t xml:space="preserve"> no password input anywhere, all four sections render, </w:t>
+      </w:r>
+      <w:r>
+        <w:rPr>
+          <w:b/>
+        </w:rPr>
+        <w:t xml:space="preserve">Stacyann Young's two quotes display, both marked cleared for publication.</w:t>
+      </w:r>
+      <w:r>
+        <w:t xml:space="preserve"> Neither had been readable anywhere before.</w:t>
+      </w:r>
+    </w:p>
+    <w:p>
+      <w:pPr>
+        <w:spacing w:after="140"/>
+      </w:pPr>
+      <w:r>
+        <w:rPr>
+          <w:b/>
+        </w:rPr>
+        <w:t xml:space="preserve">`[REQUIRES USER INPUT]` on the token: withdrawn. There is no token.</w:t>
       </w:r>
     </w:p>
     <w:sectPr>

--- a/MASTER_SYSTEM_AUDIT_AND_TRADEMARK_DOSSIER.docx
+++ b/MASTER_SYSTEM_AUDIT_AND_TRADEMARK_DOSSIER.docx
@@ -13264,6 +13264,98 @@
           <w:b/>
         </w:rPr>
         <w:t xml:space="preserve">`[REQUIRES USER INPUT]` on the token: withdrawn. There is no token.</w:t>
+      </w:r>
+    </w:p>
+    <w:p>
+      <w:pPr>
+        <w:pStyle w:val="Heading3"/>
+        <w:spacing w:after="140"/>
+      </w:pPr>
+      <w:r>
+        <w:t xml:space="preserve">2026-08-12T13:56:38Z : THE PRIVATE PAGE IS NOW THE WHOLE SHEET</w:t>
+      </w:r>
+    </w:p>
+    <w:p>
+      <w:pPr>
+        <w:spacing w:after="140"/>
+      </w:pPr>
+      <w:r>
+        <w:rPr>
+          <w:b/>
+        </w:rPr>
+        <w:t xml:space="preserve">`supporters-b78f5ff2c08d.html` was linked from nowhere</w:t>
+      </w:r>
+      <w:r>
+        <w:t xml:space="preserve">, which is why it could not be found from the dashboard. It cannot simply be linked from there: </w:t>
+      </w:r>
+      <w:r>
+        <w:rPr>
+          <w:rFonts w:ascii="Consolas" w:hAnsi="Consolas"/>
+        </w:rPr>
+        <w:t xml:space="preserve">org-pilot.html</w:t>
+      </w:r>
+      <w:r>
+        <w:t xml:space="preserve"> carries a real anchor to </w:t>
+      </w:r>
+      <w:r>
+        <w:rPr>
+          <w:rFonts w:ascii="Consolas" w:hAnsi="Consolas"/>
+        </w:rPr>
+        <w:t xml:space="preserve">pilot-status.html</w:t>
+      </w:r>
+      <w:r>
+        <w:t xml:space="preserve"> and is itself linked from 5 pages, so the dashboard is publicly reachable. Linking the opaque URL from it would destroy the only protection the names and quotes have.</w:t>
+      </w:r>
+    </w:p>
+    <w:p>
+      <w:pPr>
+        <w:spacing w:after="140"/>
+      </w:pPr>
+      <w:r>
+        <w:rPr>
+          <w:b/>
+        </w:rPr>
+        <w:t xml:space="preserve">Repaired by moving the numbers to the private page rather than the names to the public one.</w:t>
+      </w:r>
+      <w:r>
+        <w:t xml:space="preserve"> The owner sheet now carries Today's figures, the reviewer funnel, endorsements all time and last recorded, and the panel totals, above the named supporters, recommendation requests, certificate requests and honor quotes. Four endpoints, none requiring a key.</w:t>
+      </w:r>
+    </w:p>
+    <w:p>
+      <w:pPr>
+        <w:spacing w:after="140"/>
+      </w:pPr>
+      <w:r>
+        <w:rPr>
+          <w:b/>
+        </w:rPr>
+        <w:t xml:space="preserve">Verified by opening the URL and nothing else:</w:t>
+      </w:r>
+      <w:r>
+        <w:t xml:space="preserve"> no password input, 7 Today tiles, five sections rendered, Stacyann Young present with her quote text.</w:t>
+      </w:r>
+    </w:p>
+    <w:p>
+      <w:pPr>
+        <w:spacing w:after="140"/>
+      </w:pPr>
+      <w:r>
+        <w:rPr>
+          <w:b/>
+        </w:rPr>
+        <w:t xml:space="preserve">The division holds:</w:t>
+      </w:r>
+      <w:r>
+        <w:t xml:space="preserve"> </w:t>
+      </w:r>
+      <w:r>
+        <w:rPr>
+          <w:rFonts w:ascii="Consolas" w:hAnsi="Consolas"/>
+        </w:rPr>
+        <w:t xml:space="preserve">pilot-status.html</w:t>
+      </w:r>
+      <w:r>
+        <w:t xml:space="preserve"> stays public and counts-only. Nothing private moved onto a public page, and no public page points at the private one.</w:t>
       </w:r>
     </w:p>
     <w:sectPr>

--- a/MASTER_SYSTEM_AUDIT_AND_TRADEMARK_DOSSIER.docx
+++ b/MASTER_SYSTEM_AUDIT_AND_TRADEMARK_DOSSIER.docx
@@ -13356,6 +13356,152 @@
       </w:r>
       <w:r>
         <w:t xml:space="preserve"> stays public and counts-only. Nothing private moved onto a public page, and no public page points at the private one.</w:t>
+      </w:r>
+    </w:p>
+    <w:p>
+      <w:pPr>
+        <w:pStyle w:val="Heading3"/>
+        <w:spacing w:after="140"/>
+      </w:pPr>
+      <w:r>
+        <w:t xml:space="preserve">2026-08-12T14:00:57Z : OWNER SHEET LINKED</w:t>
+      </w:r>
+    </w:p>
+    <w:p>
+      <w:pPr>
+        <w:spacing w:after="140"/>
+      </w:pPr>
+      <w:r>
+        <w:rPr>
+          <w:b/>
+        </w:rPr>
+        <w:t xml:space="preserve">The owner sheet was linked from nowhere.</w:t>
+      </w:r>
+      <w:r>
+        <w:t xml:space="preserve"> It could not be linked from the dashboard either: </w:t>
+      </w:r>
+      <w:r>
+        <w:rPr>
+          <w:rFonts w:ascii="Consolas" w:hAnsi="Consolas"/>
+        </w:rPr>
+        <w:t xml:space="preserve">org-pilot.html</w:t>
+      </w:r>
+      <w:r>
+        <w:t xml:space="preserve"> line 240 carried the one public anchor to </w:t>
+      </w:r>
+      <w:r>
+        <w:rPr>
+          <w:rFonts w:ascii="Consolas" w:hAnsi="Consolas"/>
+        </w:rPr>
+        <w:t xml:space="preserve">pilot-status.html</w:t>
+      </w:r>
+      <w:r>
+        <w:t xml:space="preserve">, and </w:t>
+      </w:r>
+      <w:r>
+        <w:rPr>
+          <w:rFonts w:ascii="Consolas" w:hAnsi="Consolas"/>
+        </w:rPr>
+        <w:t xml:space="preserve">org-pilot.html</w:t>
+      </w:r>
+      <w:r>
+        <w:t xml:space="preserve"> is linked from five pages, so the dashboard was publicly reachable.</w:t>
+      </w:r>
+    </w:p>
+    <w:p>
+      <w:pPr>
+        <w:spacing w:after="140"/>
+      </w:pPr>
+      <w:r>
+        <w:rPr>
+          <w:b/>
+        </w:rPr>
+        <w:t xml:space="preserve">Repaired by removing that anchor rather than by exposing the sheet.</w:t>
+      </w:r>
+      <w:r>
+        <w:t xml:space="preserve"> </w:t>
+      </w:r>
+      <w:r>
+        <w:rPr>
+          <w:rFonts w:ascii="Consolas" w:hAnsi="Consolas"/>
+        </w:rPr>
+        <w:t xml:space="preserve">pilot-status.html</w:t>
+      </w:r>
+      <w:r>
+        <w:t xml:space="preserve"> now has zero public references and carries </w:t>
+      </w:r>
+      <w:r>
+        <w:rPr>
+          <w:rFonts w:ascii="Consolas" w:hAnsi="Consolas"/>
+        </w:rPr>
+        <w:t xml:space="preserve">noindex,nofollow</w:t>
+      </w:r>
+      <w:r>
+        <w:t xml:space="preserve">. The dashboard carries a visible "Open the owner sheet" button. </w:t>
+      </w:r>
+      <w:r>
+        <w:rPr>
+          <w:rFonts w:ascii="Consolas" w:hAnsi="Consolas"/>
+        </w:rPr>
+        <w:t xml:space="preserve">org-pilot.html</w:t>
+      </w:r>
+      <w:r>
+        <w:t xml:space="preserve"> has 0 sessions all-time, so the removed link cost nothing measurable.</w:t>
+      </w:r>
+    </w:p>
+    <w:p>
+      <w:pPr>
+        <w:spacing w:after="140"/>
+      </w:pPr>
+      <w:r>
+        <w:rPr>
+          <w:b/>
+        </w:rPr>
+        <w:t xml:space="preserve">Verified live:</w:t>
+      </w:r>
+      <w:r>
+        <w:t xml:space="preserve"> button present and visible, 0 anchors from </w:t>
+      </w:r>
+      <w:r>
+        <w:rPr>
+          <w:rFonts w:ascii="Consolas" w:hAnsi="Consolas"/>
+        </w:rPr>
+        <w:t xml:space="preserve">org-pilot.html</w:t>
+      </w:r>
+      <w:r>
+        <w:t xml:space="preserve">, 0 public references to the dashboard anywhere, both pages </w:t>
+      </w:r>
+      <w:r>
+        <w:rPr>
+          <w:rFonts w:ascii="Consolas" w:hAnsi="Consolas"/>
+        </w:rPr>
+        <w:t xml:space="preserve">noindex,nofollow</w:t>
+      </w:r>
+      <w:r>
+        <w:t xml:space="preserve">.</w:t>
+      </w:r>
+    </w:p>
+    <w:p>
+      <w:pPr>
+        <w:spacing w:after="140"/>
+      </w:pPr>
+      <w:r>
+        <w:rPr>
+          <w:b/>
+        </w:rPr>
+        <w:t xml:space="preserve">Token minimization CONFIRMED:</w:t>
+      </w:r>
+      <w:r>
+        <w:t xml:space="preserve"> zero tokens, JWTs, OAuth flows or authenticated SDKs in this path. All four endpoints the sheet reads are keyless: </w:t>
+      </w:r>
+      <w:r>
+        <w:rPr>
+          <w:rFonts w:ascii="Consolas" w:hAnsi="Consolas"/>
+        </w:rPr>
+        <w:t xml:space="preserve">people-9dd1ecdf6f8cdfd4</w:t>
+      </w:r>
+      <w:r>
+        <w:t xml:space="preserve"> is secured by its opaque URL, and the three stats endpoints are the public counts-only ones. Every token control built earlier in the session has been removed.</w:t>
       </w:r>
     </w:p>
     <w:sectPr>

--- a/MASTER_SYSTEM_AUDIT_AND_TRADEMARK_DOSSIER.docx
+++ b/MASTER_SYSTEM_AUDIT_AND_TRADEMARK_DOSSIER.docx
@@ -13502,6 +13502,134 @@
       </w:r>
       <w:r>
         <w:t xml:space="preserve"> is secured by its opaque URL, and the three stats endpoints are the public counts-only ones. Every token control built earlier in the session has been removed.</w:t>
+      </w:r>
+    </w:p>
+    <w:p>
+      <w:pPr>
+        <w:pStyle w:val="Heading3"/>
+        <w:spacing w:after="140"/>
+      </w:pPr>
+      <w:r>
+        <w:t xml:space="preserve">2026-08-12T14:08:51Z : OWNER SHEET CONSOLIDATED, TRAINING COMPLETIONS NAMED</w:t>
+      </w:r>
+    </w:p>
+    <w:p>
+      <w:pPr>
+        <w:spacing w:after="140"/>
+      </w:pPr>
+      <w:r>
+        <w:rPr>
+          <w:b/>
+        </w:rPr>
+        <w:t xml:space="preserve">Two defects.</w:t>
+      </w:r>
+      <w:r>
+        <w:t xml:space="preserve"> The sheet filtered to support rows and hid 13 of 16 records, including every training enrolment and completion, on the page meant to consolidate the asset for a buyer. And all four training completions rendered blank, because </w:t>
+      </w:r>
+      <w:r>
+        <w:rPr>
+          <w:rFonts w:ascii="Consolas" w:hAnsi="Consolas"/>
+        </w:rPr>
+        <w:t xml:space="preserve">api/complete.js</w:t>
+      </w:r>
+      <w:r>
+        <w:t xml:space="preserve"> writes the completion row with </w:t>
+      </w:r>
+      <w:r>
+        <w:rPr>
+          <w:rFonts w:ascii="Consolas" w:hAnsi="Consolas"/>
+        </w:rPr>
+        <w:t xml:space="preserve">name: ''</w:t>
+      </w:r>
+      <w:r>
+        <w:t xml:space="preserve"> by design, keyed by email, so the row alone cannot say who completed.</w:t>
+      </w:r>
+    </w:p>
+    <w:p>
+      <w:pPr>
+        <w:spacing w:after="140"/>
+      </w:pPr>
+      <w:r>
+        <w:rPr>
+          <w:b/>
+        </w:rPr>
+        <w:t xml:space="preserve">Repaired:</w:t>
+      </w:r>
+      <w:r>
+        <w:t xml:space="preserve"> </w:t>
+      </w:r>
+      <w:r>
+        <w:rPr>
+          <w:rFonts w:ascii="Consolas" w:hAnsi="Consolas"/>
+        </w:rPr>
+        <w:t xml:space="preserve">api/people-9dd1ecdf6f8cdfd4.js</w:t>
+      </w:r>
+      <w:r>
+        <w:t xml:space="preserve"> joins completion to enrolment by email and returns </w:t>
+      </w:r>
+      <w:r>
+        <w:rPr>
+          <w:rFonts w:ascii="Consolas" w:hAnsi="Consolas"/>
+        </w:rPr>
+        <w:t xml:space="preserve">training_completed_named</w:t>
+      </w:r>
+      <w:r>
+        <w:t xml:space="preserve">. </w:t>
+      </w:r>
+      <w:r>
+        <w:rPr>
+          <w:rFonts w:ascii="Consolas" w:hAnsi="Consolas"/>
+        </w:rPr>
+        <w:t xml:space="preserve">supporters-b78f5ff2c08d.html</w:t>
+      </w:r>
+      <w:r>
+        <w:t xml:space="preserve"> shows every stream, adds a Training table with per-person completion state, adds a catch-all Other records section so a new stream can never be silently dropped, and prints the total record count.</w:t>
+      </w:r>
+    </w:p>
+    <w:p>
+      <w:pPr>
+        <w:spacing w:after="140"/>
+      </w:pPr>
+      <w:r>
+        <w:rPr>
+          <w:b/>
+        </w:rPr>
+        <w:t xml:space="preserve">The 7 vs 4 gap is documented, not drift.</w:t>
+      </w:r>
+      <w:r>
+        <w:t xml:space="preserve"> </w:t>
+      </w:r>
+      <w:r>
+        <w:rPr>
+          <w:rFonts w:ascii="Consolas" w:hAnsi="Consolas"/>
+        </w:rPr>
+        <w:t xml:space="preserve">enroll-stats</w:t>
+      </w:r>
+      <w:r>
+        <w:t xml:space="preserve"> adds panel reviewers who enrolled via </w:t>
+      </w:r>
+      <w:r>
+        <w:rPr>
+          <w:rFonts w:ascii="Consolas" w:hAnsi="Consolas"/>
+        </w:rPr>
+        <w:t xml:space="preserve">?src=panel</w:t>
+      </w:r>
+      <w:r>
+        <w:t xml:space="preserve"> and completed per the reviewer records without writing a completion row, held in a SHA-256 backfill map keyed by hashed email. The sheet shows the conservative row-verified 4 and prints the reason.</w:t>
+      </w:r>
+    </w:p>
+    <w:p>
+      <w:pPr>
+        <w:spacing w:after="140"/>
+      </w:pPr>
+      <w:r>
+        <w:rPr>
+          <w:b/>
+        </w:rPr>
+        <w:t xml:space="preserve">Verified in a rendered browser:</w:t>
+      </w:r>
+      <w:r>
+        <w:t xml:space="preserve"> no token input, six sections, completers named as Joseph Munge, SungSoo In, Andrey Ekhmenin and Nicholas Evans, Stacyann Young present with her quote, 16 records total.</w:t>
       </w:r>
     </w:p>
     <w:sectPr>
